--- a/Group5_Report_Stage2.docx
+++ b/Group5_Report_Stage2.docx
@@ -2238,7 +2238,7 @@
           <w:szCs w:val="24"/>
         </w:rPr>
         <w:drawing>
-          <wp:inline distT="0" distB="0" distL="0" distR="0" wp14:anchorId="14730787" wp14:editId="1BF47374">
+          <wp:inline distT="0" distB="0" distL="0" distR="0" wp14:anchorId="3CEA391E" wp14:editId="009E18AE">
             <wp:extent cx="4953000" cy="2686050"/>
             <wp:effectExtent l="0" t="0" r="0" b="0"/>
             <wp:docPr id="1" name="Hình 1. Biểu đồ phương sai tích lũy (Cumulative Explained Variance)" descr="Hình 1. Biểu đồ phương sai tích lũy (Cumulative Explained Variance)" title="Hình 1. Biểu đồ phương sai tích lũy (Cumulative Explained Variance)"/>
@@ -2583,7 +2583,7 @@
           <w:szCs w:val="24"/>
         </w:rPr>
         <w:drawing>
-          <wp:inline distT="0" distB="0" distL="0" distR="0" wp14:anchorId="1A07D994" wp14:editId="3A32D26A">
+          <wp:inline distT="0" distB="0" distL="0" distR="0" wp14:anchorId="16C5992A" wp14:editId="35918D71">
             <wp:extent cx="4095750" cy="3000375"/>
             <wp:effectExtent l="0" t="0" r="0" b="0"/>
             <wp:docPr id="2" name="Hình 2. Dữ liệu khách hàng chiếu lên mặt phẳng PC1–PC2" descr="Hình 2. Dữ liệu khách hàng chiếu lên mặt phẳng PC1–PC2" title="Hình 2. Dữ liệu khách hàng chiếu lên mặt phẳng PC1–PC2"/>
@@ -3823,7 +3823,7 @@
           <w:szCs w:val="24"/>
         </w:rPr>
         <w:drawing>
-          <wp:inline distT="0" distB="0" distL="0" distR="0" wp14:anchorId="136612B5" wp14:editId="4DE862EC">
+          <wp:inline distT="0" distB="0" distL="0" distR="0" wp14:anchorId="283AF4D7" wp14:editId="78CFB711">
             <wp:extent cx="5715000" cy="2171700"/>
             <wp:effectExtent l="0" t="0" r="0" b="0"/>
             <wp:docPr id="3" name="Hình 3. Biểu đồ Elbow (WCSS) và Silhouette Score theo K" descr="Hình 3. Biểu đồ Elbow (WCSS) và Silhouette Score theo K" title="Hình 3. Biểu đồ Elbow (WCSS) và Silhouette Score theo K"/>
@@ -4155,7 +4155,7 @@
           <w:szCs w:val="24"/>
         </w:rPr>
         <w:drawing>
-          <wp:inline distT="0" distB="0" distL="0" distR="0" wp14:anchorId="502508EC" wp14:editId="37D4383A">
+          <wp:inline distT="0" distB="0" distL="0" distR="0" wp14:anchorId="5A1DCBDC" wp14:editId="44228E70">
             <wp:extent cx="4286250" cy="3038475"/>
             <wp:effectExtent l="0" t="0" r="0" b="0"/>
             <wp:docPr id="4" name="Hình 4. Kết quả K-Means (K = 2) trên mặt phẳng PC1–PC2" descr="Hình 4. Kết quả K-Means (K = 2) trên mặt phẳng PC1–PC2" title="Hình 4. Kết quả K-Means (K = 2) trên mặt phẳng PC1–PC2"/>
@@ -6367,8 +6367,6 @@
         </w:rPr>
         <w:t>Mô hình thắng: DecisionTreeRegressor</w:t>
       </w:r>
-      <w:bookmarkStart w:id="0" w:name="_GoBack"/>
-      <w:bookmarkEnd w:id="0"/>
       <w:r>
         <w:rPr>
           <w:sz w:val="24"/>
@@ -9380,6 +9378,4421 @@
         </w:rPr>
         <w:t>, nên kết quả mang tính minh họa cho bài học và cần kiểm tra lại trên dữ liệu thật.</w:t>
       </w:r>
+    </w:p>
+    <w:p>
+      <w:pPr>
+        <w:pStyle w:val="Heading1"/>
+        <w:rPr>
+          <w:color w:val="auto"/>
+        </w:rPr>
+      </w:pPr>
+      <w:r>
+        <w:rPr>
+          <w:color w:val="auto"/>
+        </w:rPr>
+        <w:t>3. UI &amp; Business Value</w:t>
+      </w:r>
+    </w:p>
+    <w:p>
+      <w:pPr>
+        <w:pStyle w:val="Heading2"/>
+        <w:rPr>
+          <w:color w:val="auto"/>
+          <w:sz w:val="24"/>
+          <w:szCs w:val="24"/>
+        </w:rPr>
+      </w:pPr>
+      <w:r>
+        <w:rPr>
+          <w:color w:val="auto"/>
+          <w:sz w:val="24"/>
+          <w:szCs w:val="24"/>
+        </w:rPr>
+        <w:t>3.1. Giới thiệu giao diện web</w:t>
+      </w:r>
+    </w:p>
+    <w:p>
+      <w:pPr>
+        <w:spacing w:after="120"/>
+        <w:rPr>
+          <w:sz w:val="24"/>
+          <w:szCs w:val="24"/>
+        </w:rPr>
+      </w:pPr>
+      <w:r>
+        <w:rPr>
+          <w:sz w:val="24"/>
+          <w:szCs w:val="24"/>
+        </w:rPr>
+        <w:t xml:space="preserve">Nhóm xây dựng ứng dụng web bằng </w:t>
+      </w:r>
+      <w:r>
+        <w:rPr>
+          <w:b/>
+          <w:bCs/>
+          <w:sz w:val="24"/>
+          <w:szCs w:val="24"/>
+        </w:rPr>
+        <w:t>Streamlit</w:t>
+      </w:r>
+      <w:r>
+        <w:rPr>
+          <w:sz w:val="24"/>
+          <w:szCs w:val="24"/>
+        </w:rPr>
+        <w:t xml:space="preserve"> (file </w:t>
+      </w:r>
+      <w:r>
+        <w:rPr>
+          <w:rFonts w:eastAsia="Consolas"/>
+          <w:sz w:val="24"/>
+          <w:szCs w:val="24"/>
+        </w:rPr>
+        <w:t>05_app.py</w:t>
+      </w:r>
+      <w:r>
+        <w:rPr>
+          <w:sz w:val="24"/>
+          <w:szCs w:val="24"/>
+        </w:rPr>
+        <w:t>). Ứng dụng gọi lại các mô hình đã lưu ở Task 1–4 (PCA, K-Means, Regression, Classification) để người dùng nhập thông tin và nhận kết quả ngay, không cần biết lập trình.</w:t>
+      </w:r>
+    </w:p>
+    <w:p>
+      <w:pPr>
+        <w:spacing w:after="120"/>
+        <w:rPr>
+          <w:sz w:val="24"/>
+          <w:szCs w:val="24"/>
+        </w:rPr>
+      </w:pPr>
+      <w:r>
+        <w:rPr>
+          <w:sz w:val="24"/>
+          <w:szCs w:val="24"/>
+        </w:rPr>
+        <w:t xml:space="preserve">Giao diện gồm </w:t>
+      </w:r>
+      <w:r>
+        <w:rPr>
+          <w:b/>
+          <w:bCs/>
+          <w:sz w:val="24"/>
+          <w:szCs w:val="24"/>
+        </w:rPr>
+        <w:t>4 tab</w:t>
+      </w:r>
+      <w:r>
+        <w:rPr>
+          <w:sz w:val="24"/>
+          <w:szCs w:val="24"/>
+        </w:rPr>
+        <w:t>:</w:t>
+      </w:r>
+    </w:p>
+    <w:tbl>
+      <w:tblPr>
+        <w:tblW w:w="9026" w:type="dxa"/>
+        <w:tblBorders>
+          <w:top w:val="single" w:sz="4" w:space="0" w:color="auto"/>
+          <w:left w:val="single" w:sz="4" w:space="0" w:color="auto"/>
+          <w:bottom w:val="single" w:sz="4" w:space="0" w:color="auto"/>
+          <w:right w:val="single" w:sz="4" w:space="0" w:color="auto"/>
+          <w:insideH w:val="single" w:sz="4" w:space="0" w:color="auto"/>
+          <w:insideV w:val="single" w:sz="4" w:space="0" w:color="auto"/>
+        </w:tblBorders>
+        <w:tblCellMar>
+          <w:left w:w="10" w:type="dxa"/>
+          <w:right w:w="10" w:type="dxa"/>
+        </w:tblCellMar>
+        <w:tblLook w:val="04A0" w:firstRow="1" w:lastRow="0" w:firstColumn="1" w:lastColumn="0" w:noHBand="0" w:noVBand="1"/>
+      </w:tblPr>
+      <w:tblGrid>
+        <w:gridCol w:w="1900"/>
+        <w:gridCol w:w="4000"/>
+        <w:gridCol w:w="3126"/>
+      </w:tblGrid>
+      <w:tr>
+        <w:trPr>
+          <w:tblHeader/>
+        </w:trPr>
+        <w:tc>
+          <w:tcPr>
+            <w:tcW w:w="1900" w:type="dxa"/>
+            <w:tcBorders>
+              <w:top w:val="single" w:sz="4" w:space="0" w:color="999999"/>
+              <w:left w:val="single" w:sz="4" w:space="0" w:color="999999"/>
+              <w:bottom w:val="single" w:sz="4" w:space="0" w:color="999999"/>
+              <w:right w:val="single" w:sz="4" w:space="0" w:color="999999"/>
+            </w:tcBorders>
+            <w:shd w:val="clear" w:color="auto" w:fill="D9E2F3"/>
+            <w:tcMar>
+              <w:top w:w="60" w:type="dxa"/>
+              <w:left w:w="100" w:type="dxa"/>
+              <w:bottom w:w="60" w:type="dxa"/>
+              <w:right w:w="100" w:type="dxa"/>
+            </w:tcMar>
+          </w:tcPr>
+          <w:p>
+            <w:pPr>
+              <w:rPr>
+                <w:sz w:val="24"/>
+                <w:szCs w:val="24"/>
+              </w:rPr>
+            </w:pPr>
+            <w:r>
+              <w:rPr>
+                <w:b/>
+                <w:bCs/>
+                <w:sz w:val="24"/>
+                <w:szCs w:val="24"/>
+              </w:rPr>
+              <w:t>Tab</w:t>
+            </w:r>
+          </w:p>
+        </w:tc>
+        <w:tc>
+          <w:tcPr>
+            <w:tcW w:w="4000" w:type="dxa"/>
+            <w:tcBorders>
+              <w:top w:val="single" w:sz="4" w:space="0" w:color="999999"/>
+              <w:left w:val="single" w:sz="4" w:space="0" w:color="999999"/>
+              <w:bottom w:val="single" w:sz="4" w:space="0" w:color="999999"/>
+              <w:right w:val="single" w:sz="4" w:space="0" w:color="999999"/>
+            </w:tcBorders>
+            <w:shd w:val="clear" w:color="auto" w:fill="D9E2F3"/>
+            <w:tcMar>
+              <w:top w:w="60" w:type="dxa"/>
+              <w:left w:w="100" w:type="dxa"/>
+              <w:bottom w:w="60" w:type="dxa"/>
+              <w:right w:w="100" w:type="dxa"/>
+            </w:tcMar>
+          </w:tcPr>
+          <w:p>
+            <w:pPr>
+              <w:rPr>
+                <w:sz w:val="24"/>
+                <w:szCs w:val="24"/>
+              </w:rPr>
+            </w:pPr>
+            <w:r>
+              <w:rPr>
+                <w:b/>
+                <w:bCs/>
+                <w:sz w:val="24"/>
+                <w:szCs w:val="24"/>
+              </w:rPr>
+              <w:t>Chức năng</w:t>
+            </w:r>
+          </w:p>
+        </w:tc>
+        <w:tc>
+          <w:tcPr>
+            <w:tcW w:w="3126" w:type="dxa"/>
+            <w:tcBorders>
+              <w:top w:val="single" w:sz="4" w:space="0" w:color="999999"/>
+              <w:left w:val="single" w:sz="4" w:space="0" w:color="999999"/>
+              <w:bottom w:val="single" w:sz="4" w:space="0" w:color="999999"/>
+              <w:right w:val="single" w:sz="4" w:space="0" w:color="999999"/>
+            </w:tcBorders>
+            <w:shd w:val="clear" w:color="auto" w:fill="D9E2F3"/>
+            <w:tcMar>
+              <w:top w:w="60" w:type="dxa"/>
+              <w:left w:w="100" w:type="dxa"/>
+              <w:bottom w:w="60" w:type="dxa"/>
+              <w:right w:w="100" w:type="dxa"/>
+            </w:tcMar>
+          </w:tcPr>
+          <w:p>
+            <w:pPr>
+              <w:rPr>
+                <w:sz w:val="24"/>
+                <w:szCs w:val="24"/>
+              </w:rPr>
+            </w:pPr>
+            <w:r>
+              <w:rPr>
+                <w:b/>
+                <w:bCs/>
+                <w:sz w:val="24"/>
+                <w:szCs w:val="24"/>
+              </w:rPr>
+              <w:t>Mô hình dùng</w:t>
+            </w:r>
+          </w:p>
+        </w:tc>
+      </w:tr>
+      <w:tr>
+        <w:tc>
+          <w:tcPr>
+            <w:tcW w:w="1900" w:type="dxa"/>
+            <w:tcBorders>
+              <w:top w:val="single" w:sz="4" w:space="0" w:color="999999"/>
+              <w:left w:val="single" w:sz="4" w:space="0" w:color="999999"/>
+              <w:bottom w:val="single" w:sz="4" w:space="0" w:color="999999"/>
+              <w:right w:val="single" w:sz="4" w:space="0" w:color="999999"/>
+            </w:tcBorders>
+            <w:tcMar>
+              <w:top w:w="60" w:type="dxa"/>
+              <w:left w:w="100" w:type="dxa"/>
+              <w:bottom w:w="60" w:type="dxa"/>
+              <w:right w:w="100" w:type="dxa"/>
+            </w:tcMar>
+          </w:tcPr>
+          <w:p>
+            <w:pPr>
+              <w:rPr>
+                <w:sz w:val="24"/>
+                <w:szCs w:val="24"/>
+              </w:rPr>
+            </w:pPr>
+            <w:r>
+              <w:rPr>
+                <w:sz w:val="24"/>
+                <w:szCs w:val="24"/>
+              </w:rPr>
+              <w:t>Dự đoán đơn hàng</w:t>
+            </w:r>
+          </w:p>
+        </w:tc>
+        <w:tc>
+          <w:tcPr>
+            <w:tcW w:w="4000" w:type="dxa"/>
+            <w:tcBorders>
+              <w:top w:val="single" w:sz="4" w:space="0" w:color="999999"/>
+              <w:left w:val="single" w:sz="4" w:space="0" w:color="999999"/>
+              <w:bottom w:val="single" w:sz="4" w:space="0" w:color="999999"/>
+              <w:right w:val="single" w:sz="4" w:space="0" w:color="999999"/>
+            </w:tcBorders>
+            <w:tcMar>
+              <w:top w:w="60" w:type="dxa"/>
+              <w:left w:w="100" w:type="dxa"/>
+              <w:bottom w:w="60" w:type="dxa"/>
+              <w:right w:w="100" w:type="dxa"/>
+            </w:tcMar>
+          </w:tcPr>
+          <w:p>
+            <w:pPr>
+              <w:rPr>
+                <w:sz w:val="24"/>
+                <w:szCs w:val="24"/>
+              </w:rPr>
+            </w:pPr>
+            <w:r>
+              <w:rPr>
+                <w:sz w:val="24"/>
+                <w:szCs w:val="24"/>
+              </w:rPr>
+              <w:t>Nhập thông tin đơn hàng → dự đoán tổng tiền và đơn thường / đơn giá trị cao</w:t>
+            </w:r>
+          </w:p>
+        </w:tc>
+        <w:tc>
+          <w:tcPr>
+            <w:tcW w:w="3126" w:type="dxa"/>
+            <w:tcBorders>
+              <w:top w:val="single" w:sz="4" w:space="0" w:color="999999"/>
+              <w:left w:val="single" w:sz="4" w:space="0" w:color="999999"/>
+              <w:bottom w:val="single" w:sz="4" w:space="0" w:color="999999"/>
+              <w:right w:val="single" w:sz="4" w:space="0" w:color="999999"/>
+            </w:tcBorders>
+            <w:tcMar>
+              <w:top w:w="60" w:type="dxa"/>
+              <w:left w:w="100" w:type="dxa"/>
+              <w:bottom w:w="60" w:type="dxa"/>
+              <w:right w:w="100" w:type="dxa"/>
+            </w:tcMar>
+          </w:tcPr>
+          <w:p>
+            <w:pPr>
+              <w:rPr>
+                <w:sz w:val="24"/>
+                <w:szCs w:val="24"/>
+              </w:rPr>
+            </w:pPr>
+            <w:r>
+              <w:rPr>
+                <w:sz w:val="24"/>
+                <w:szCs w:val="24"/>
+              </w:rPr>
+              <w:t>Linear Regression, Logistic Regression</w:t>
+            </w:r>
+          </w:p>
+        </w:tc>
+      </w:tr>
+      <w:tr>
+        <w:tc>
+          <w:tcPr>
+            <w:tcW w:w="1900" w:type="dxa"/>
+            <w:tcBorders>
+              <w:top w:val="single" w:sz="4" w:space="0" w:color="999999"/>
+              <w:left w:val="single" w:sz="4" w:space="0" w:color="999999"/>
+              <w:bottom w:val="single" w:sz="4" w:space="0" w:color="999999"/>
+              <w:right w:val="single" w:sz="4" w:space="0" w:color="999999"/>
+            </w:tcBorders>
+            <w:tcMar>
+              <w:top w:w="60" w:type="dxa"/>
+              <w:left w:w="100" w:type="dxa"/>
+              <w:bottom w:w="60" w:type="dxa"/>
+              <w:right w:w="100" w:type="dxa"/>
+            </w:tcMar>
+          </w:tcPr>
+          <w:p>
+            <w:pPr>
+              <w:rPr>
+                <w:sz w:val="24"/>
+                <w:szCs w:val="24"/>
+              </w:rPr>
+            </w:pPr>
+            <w:r>
+              <w:rPr>
+                <w:sz w:val="24"/>
+                <w:szCs w:val="24"/>
+              </w:rPr>
+              <w:t>Phân cụm khách hàng</w:t>
+            </w:r>
+          </w:p>
+        </w:tc>
+        <w:tc>
+          <w:tcPr>
+            <w:tcW w:w="4000" w:type="dxa"/>
+            <w:tcBorders>
+              <w:top w:val="single" w:sz="4" w:space="0" w:color="999999"/>
+              <w:left w:val="single" w:sz="4" w:space="0" w:color="999999"/>
+              <w:bottom w:val="single" w:sz="4" w:space="0" w:color="999999"/>
+              <w:right w:val="single" w:sz="4" w:space="0" w:color="999999"/>
+            </w:tcBorders>
+            <w:tcMar>
+              <w:top w:w="60" w:type="dxa"/>
+              <w:left w:w="100" w:type="dxa"/>
+              <w:bottom w:w="60" w:type="dxa"/>
+              <w:right w:w="100" w:type="dxa"/>
+            </w:tcMar>
+          </w:tcPr>
+          <w:p>
+            <w:pPr>
+              <w:rPr>
+                <w:sz w:val="24"/>
+                <w:szCs w:val="24"/>
+              </w:rPr>
+            </w:pPr>
+            <w:r>
+              <w:rPr>
+                <w:sz w:val="24"/>
+                <w:szCs w:val="24"/>
+              </w:rPr>
+              <w:t>Nhập thống kê của 1 khách → cho biết khách thuộc cụm nào</w:t>
+            </w:r>
+          </w:p>
+        </w:tc>
+        <w:tc>
+          <w:tcPr>
+            <w:tcW w:w="3126" w:type="dxa"/>
+            <w:tcBorders>
+              <w:top w:val="single" w:sz="4" w:space="0" w:color="999999"/>
+              <w:left w:val="single" w:sz="4" w:space="0" w:color="999999"/>
+              <w:bottom w:val="single" w:sz="4" w:space="0" w:color="999999"/>
+              <w:right w:val="single" w:sz="4" w:space="0" w:color="999999"/>
+            </w:tcBorders>
+            <w:tcMar>
+              <w:top w:w="60" w:type="dxa"/>
+              <w:left w:w="100" w:type="dxa"/>
+              <w:bottom w:w="60" w:type="dxa"/>
+              <w:right w:w="100" w:type="dxa"/>
+            </w:tcMar>
+          </w:tcPr>
+          <w:p>
+            <w:pPr>
+              <w:rPr>
+                <w:sz w:val="24"/>
+                <w:szCs w:val="24"/>
+              </w:rPr>
+            </w:pPr>
+            <w:r>
+              <w:rPr>
+                <w:sz w:val="24"/>
+                <w:szCs w:val="24"/>
+              </w:rPr>
+              <w:t>StandardScaler → PCA (4 thành phần) → K-Means (K = 2)</w:t>
+            </w:r>
+          </w:p>
+        </w:tc>
+      </w:tr>
+      <w:tr>
+        <w:tc>
+          <w:tcPr>
+            <w:tcW w:w="1900" w:type="dxa"/>
+            <w:tcBorders>
+              <w:top w:val="single" w:sz="4" w:space="0" w:color="999999"/>
+              <w:left w:val="single" w:sz="4" w:space="0" w:color="999999"/>
+              <w:bottom w:val="single" w:sz="4" w:space="0" w:color="999999"/>
+              <w:right w:val="single" w:sz="4" w:space="0" w:color="999999"/>
+            </w:tcBorders>
+            <w:tcMar>
+              <w:top w:w="60" w:type="dxa"/>
+              <w:left w:w="100" w:type="dxa"/>
+              <w:bottom w:w="60" w:type="dxa"/>
+              <w:right w:w="100" w:type="dxa"/>
+            </w:tcMar>
+          </w:tcPr>
+          <w:p>
+            <w:pPr>
+              <w:rPr>
+                <w:sz w:val="24"/>
+                <w:szCs w:val="24"/>
+              </w:rPr>
+            </w:pPr>
+            <w:r>
+              <w:rPr>
+                <w:sz w:val="24"/>
+                <w:szCs w:val="24"/>
+              </w:rPr>
+              <w:t>Biểu đồ PCA + K-Means</w:t>
+            </w:r>
+          </w:p>
+        </w:tc>
+        <w:tc>
+          <w:tcPr>
+            <w:tcW w:w="4000" w:type="dxa"/>
+            <w:tcBorders>
+              <w:top w:val="single" w:sz="4" w:space="0" w:color="999999"/>
+              <w:left w:val="single" w:sz="4" w:space="0" w:color="999999"/>
+              <w:bottom w:val="single" w:sz="4" w:space="0" w:color="999999"/>
+              <w:right w:val="single" w:sz="4" w:space="0" w:color="999999"/>
+            </w:tcBorders>
+            <w:tcMar>
+              <w:top w:w="60" w:type="dxa"/>
+              <w:left w:w="100" w:type="dxa"/>
+              <w:bottom w:w="60" w:type="dxa"/>
+              <w:right w:w="100" w:type="dxa"/>
+            </w:tcMar>
+          </w:tcPr>
+          <w:p>
+            <w:pPr>
+              <w:rPr>
+                <w:sz w:val="24"/>
+                <w:szCs w:val="24"/>
+              </w:rPr>
+            </w:pPr>
+            <w:r>
+              <w:rPr>
+                <w:sz w:val="24"/>
+                <w:szCs w:val="24"/>
+              </w:rPr>
+              <w:t>Xem toàn bộ khách hàng trên 2 trục PC1, PC2, tô màu theo cụm</w:t>
+            </w:r>
+          </w:p>
+        </w:tc>
+        <w:tc>
+          <w:tcPr>
+            <w:tcW w:w="3126" w:type="dxa"/>
+            <w:tcBorders>
+              <w:top w:val="single" w:sz="4" w:space="0" w:color="999999"/>
+              <w:left w:val="single" w:sz="4" w:space="0" w:color="999999"/>
+              <w:bottom w:val="single" w:sz="4" w:space="0" w:color="999999"/>
+              <w:right w:val="single" w:sz="4" w:space="0" w:color="999999"/>
+            </w:tcBorders>
+            <w:tcMar>
+              <w:top w:w="60" w:type="dxa"/>
+              <w:left w:w="100" w:type="dxa"/>
+              <w:bottom w:w="60" w:type="dxa"/>
+              <w:right w:w="100" w:type="dxa"/>
+            </w:tcMar>
+          </w:tcPr>
+          <w:p>
+            <w:pPr>
+              <w:rPr>
+                <w:sz w:val="24"/>
+                <w:szCs w:val="24"/>
+              </w:rPr>
+            </w:pPr>
+            <w:r>
+              <w:rPr>
+                <w:sz w:val="24"/>
+                <w:szCs w:val="24"/>
+              </w:rPr>
+              <w:t>PCA + K-Means</w:t>
+            </w:r>
+          </w:p>
+        </w:tc>
+      </w:tr>
+      <w:tr>
+        <w:tc>
+          <w:tcPr>
+            <w:tcW w:w="1900" w:type="dxa"/>
+            <w:tcBorders>
+              <w:top w:val="single" w:sz="4" w:space="0" w:color="999999"/>
+              <w:left w:val="single" w:sz="4" w:space="0" w:color="999999"/>
+              <w:bottom w:val="single" w:sz="4" w:space="0" w:color="999999"/>
+              <w:right w:val="single" w:sz="4" w:space="0" w:color="999999"/>
+            </w:tcBorders>
+            <w:tcMar>
+              <w:top w:w="60" w:type="dxa"/>
+              <w:left w:w="100" w:type="dxa"/>
+              <w:bottom w:w="60" w:type="dxa"/>
+              <w:right w:w="100" w:type="dxa"/>
+            </w:tcMar>
+          </w:tcPr>
+          <w:p>
+            <w:pPr>
+              <w:rPr>
+                <w:sz w:val="24"/>
+                <w:szCs w:val="24"/>
+              </w:rPr>
+            </w:pPr>
+            <w:r>
+              <w:rPr>
+                <w:sz w:val="24"/>
+                <w:szCs w:val="24"/>
+              </w:rPr>
+              <w:t>Thông tin mô hình</w:t>
+            </w:r>
+          </w:p>
+        </w:tc>
+        <w:tc>
+          <w:tcPr>
+            <w:tcW w:w="4000" w:type="dxa"/>
+            <w:tcBorders>
+              <w:top w:val="single" w:sz="4" w:space="0" w:color="999999"/>
+              <w:left w:val="single" w:sz="4" w:space="0" w:color="999999"/>
+              <w:bottom w:val="single" w:sz="4" w:space="0" w:color="999999"/>
+              <w:right w:val="single" w:sz="4" w:space="0" w:color="999999"/>
+            </w:tcBorders>
+            <w:tcMar>
+              <w:top w:w="60" w:type="dxa"/>
+              <w:left w:w="100" w:type="dxa"/>
+              <w:bottom w:w="60" w:type="dxa"/>
+              <w:right w:w="100" w:type="dxa"/>
+            </w:tcMar>
+          </w:tcPr>
+          <w:p>
+            <w:pPr>
+              <w:rPr>
+                <w:sz w:val="24"/>
+                <w:szCs w:val="24"/>
+              </w:rPr>
+            </w:pPr>
+            <w:r>
+              <w:rPr>
+                <w:sz w:val="24"/>
+                <w:szCs w:val="24"/>
+              </w:rPr>
+              <w:t>Tóm tắt các mô hình và số liệu bộ dữ liệu (1.000 giao dịch, 350 khách hàng)</w:t>
+            </w:r>
+          </w:p>
+        </w:tc>
+        <w:tc>
+          <w:tcPr>
+            <w:tcW w:w="3126" w:type="dxa"/>
+            <w:tcBorders>
+              <w:top w:val="single" w:sz="4" w:space="0" w:color="999999"/>
+              <w:left w:val="single" w:sz="4" w:space="0" w:color="999999"/>
+              <w:bottom w:val="single" w:sz="4" w:space="0" w:color="999999"/>
+              <w:right w:val="single" w:sz="4" w:space="0" w:color="999999"/>
+            </w:tcBorders>
+            <w:tcMar>
+              <w:top w:w="60" w:type="dxa"/>
+              <w:left w:w="100" w:type="dxa"/>
+              <w:bottom w:w="60" w:type="dxa"/>
+              <w:right w:w="100" w:type="dxa"/>
+            </w:tcMar>
+          </w:tcPr>
+          <w:p>
+            <w:pPr>
+              <w:rPr>
+                <w:sz w:val="24"/>
+                <w:szCs w:val="24"/>
+              </w:rPr>
+            </w:pPr>
+            <w:r>
+              <w:rPr>
+                <w:sz w:val="24"/>
+                <w:szCs w:val="24"/>
+              </w:rPr>
+              <w:t>–</w:t>
+            </w:r>
+          </w:p>
+        </w:tc>
+      </w:tr>
+    </w:tbl>
+    <w:p>
+      <w:pPr>
+        <w:spacing w:after="120"/>
+        <w:rPr>
+          <w:sz w:val="24"/>
+          <w:szCs w:val="24"/>
+        </w:rPr>
+      </w:pPr>
+    </w:p>
+    <w:p>
+      <w:pPr>
+        <w:pStyle w:val="Heading2"/>
+        <w:rPr>
+          <w:color w:val="auto"/>
+          <w:sz w:val="24"/>
+          <w:szCs w:val="24"/>
+        </w:rPr>
+      </w:pPr>
+      <w:r>
+        <w:rPr>
+          <w:color w:val="auto"/>
+          <w:sz w:val="24"/>
+          <w:szCs w:val="24"/>
+        </w:rPr>
+        <w:t>3.2. Cách sử dụng và ảnh minh họa</w:t>
+      </w:r>
+    </w:p>
+    <w:p>
+      <w:pPr>
+        <w:spacing w:after="120"/>
+        <w:rPr>
+          <w:sz w:val="24"/>
+          <w:szCs w:val="24"/>
+        </w:rPr>
+      </w:pPr>
+      <w:r>
+        <w:rPr>
+          <w:b/>
+          <w:bCs/>
+          <w:sz w:val="24"/>
+          <w:szCs w:val="24"/>
+        </w:rPr>
+        <w:t>Tab 1 – Dự đoán đơn hàng</w:t>
+      </w:r>
+    </w:p>
+    <w:p>
+      <w:pPr>
+        <w:pStyle w:val="ListParagraph"/>
+        <w:numPr>
+          <w:ilvl w:val="0"/>
+          <w:numId w:val="6"/>
+        </w:numPr>
+        <w:spacing w:after="60"/>
+        <w:rPr>
+          <w:sz w:val="24"/>
+          <w:szCs w:val="24"/>
+        </w:rPr>
+      </w:pPr>
+      <w:r>
+        <w:rPr>
+          <w:sz w:val="24"/>
+          <w:szCs w:val="24"/>
+        </w:rPr>
+        <w:t>Người dùng nhập: tuổi, đơn giá, số lượng, điểm đánh giá (thanh trượt / ô số) và chọn giới tính, thành phố, phương thức thanh toán, nhóm sản phẩm (dropdown).</w:t>
+      </w:r>
+    </w:p>
+    <w:p>
+      <w:pPr>
+        <w:pStyle w:val="ListParagraph"/>
+        <w:numPr>
+          <w:ilvl w:val="0"/>
+          <w:numId w:val="6"/>
+        </w:numPr>
+        <w:spacing w:after="60"/>
+        <w:rPr>
+          <w:sz w:val="24"/>
+          <w:szCs w:val="24"/>
+        </w:rPr>
+      </w:pPr>
+      <w:r>
+        <w:rPr>
+          <w:sz w:val="24"/>
+          <w:szCs w:val="24"/>
+        </w:rPr>
+        <w:t xml:space="preserve">Bấm </w:t>
+      </w:r>
+      <w:r>
+        <w:rPr>
+          <w:b/>
+          <w:bCs/>
+          <w:sz w:val="24"/>
+          <w:szCs w:val="24"/>
+        </w:rPr>
+        <w:t>Dự đoán</w:t>
+      </w:r>
+      <w:r>
+        <w:rPr>
+          <w:sz w:val="24"/>
+          <w:szCs w:val="24"/>
+        </w:rPr>
+        <w:t xml:space="preserve"> để xem 3 kết quả: tổng tiền dự đoán (VND), phân loại đơn (thường / giá trị cao) và xác suất là đơn giá trị cao.</w:t>
+      </w:r>
+    </w:p>
+    <w:p>
+      <w:pPr>
+        <w:pStyle w:val="ListParagraph"/>
+        <w:numPr>
+          <w:ilvl w:val="0"/>
+          <w:numId w:val="6"/>
+        </w:numPr>
+        <w:spacing w:after="60"/>
+        <w:rPr>
+          <w:sz w:val="24"/>
+          <w:szCs w:val="24"/>
+        </w:rPr>
+      </w:pPr>
+      <w:r>
+        <w:rPr>
+          <w:sz w:val="24"/>
+          <w:szCs w:val="24"/>
+        </w:rPr>
+        <w:lastRenderedPageBreak/>
+        <w:t xml:space="preserve">Ngưỡng đơn giá trị cao là </w:t>
+      </w:r>
+      <w:r>
+        <w:rPr>
+          <w:b/>
+          <w:bCs/>
+          <w:sz w:val="24"/>
+          <w:szCs w:val="24"/>
+        </w:rPr>
+        <w:t>199.000 VND</w:t>
+      </w:r>
+      <w:r>
+        <w:rPr>
+          <w:sz w:val="24"/>
+          <w:szCs w:val="24"/>
+        </w:rPr>
+        <w:t xml:space="preserve"> (lấy từ Task 4).</w:t>
+      </w:r>
+    </w:p>
+    <w:p>
+      <w:pPr>
+        <w:spacing w:before="120" w:after="200"/>
+        <w:rPr>
+          <w:sz w:val="24"/>
+          <w:szCs w:val="24"/>
+          <w:lang w:val="vi-VN"/>
+        </w:rPr>
+      </w:pPr>
+      <w:r>
+        <w:rPr>
+          <w:noProof/>
+          <w:sz w:val="24"/>
+          <w:szCs w:val="24"/>
+        </w:rPr>
+        <w:drawing>
+          <wp:inline distT="0" distB="0" distL="0" distR="0" wp14:anchorId="32862520" wp14:editId="5F4B0741">
+            <wp:extent cx="5731510" cy="2603500"/>
+            <wp:effectExtent l="0" t="0" r="2540" b="6350"/>
+            <wp:docPr id="888124312" name="Picture 1"/>
+            <wp:cNvGraphicFramePr>
+              <a:graphicFrameLocks xmlns:a="http://schemas.openxmlformats.org/drawingml/2006/main" noChangeAspect="1"/>
+            </wp:cNvGraphicFramePr>
+            <a:graphic xmlns:a="http://schemas.openxmlformats.org/drawingml/2006/main">
+              <a:graphicData uri="http://schemas.openxmlformats.org/drawingml/2006/picture">
+                <pic:pic xmlns:pic="http://schemas.openxmlformats.org/drawingml/2006/picture">
+                  <pic:nvPicPr>
+                    <pic:cNvPr id="888124312" name=""/>
+                    <pic:cNvPicPr/>
+                  </pic:nvPicPr>
+                  <pic:blipFill>
+                    <a:blip r:embed="rId11"/>
+                    <a:stretch>
+                      <a:fillRect/>
+                    </a:stretch>
+                  </pic:blipFill>
+                  <pic:spPr>
+                    <a:xfrm>
+                      <a:off x="0" y="0"/>
+                      <a:ext cx="5731510" cy="2603500"/>
+                    </a:xfrm>
+                    <a:prstGeom prst="rect">
+                      <a:avLst/>
+                    </a:prstGeom>
+                  </pic:spPr>
+                </pic:pic>
+              </a:graphicData>
+            </a:graphic>
+          </wp:inline>
+        </w:drawing>
+      </w:r>
+    </w:p>
+    <w:p>
+      <w:pPr>
+        <w:spacing w:after="120"/>
+        <w:rPr>
+          <w:sz w:val="24"/>
+          <w:szCs w:val="24"/>
+        </w:rPr>
+      </w:pPr>
+      <w:r>
+        <w:rPr>
+          <w:b/>
+          <w:bCs/>
+          <w:sz w:val="24"/>
+          <w:szCs w:val="24"/>
+        </w:rPr>
+        <w:t>Tab 2 – Phân cụm khách hàng</w:t>
+      </w:r>
+    </w:p>
+    <w:p>
+      <w:pPr>
+        <w:pStyle w:val="ListParagraph"/>
+        <w:numPr>
+          <w:ilvl w:val="0"/>
+          <w:numId w:val="6"/>
+        </w:numPr>
+        <w:spacing w:after="60"/>
+        <w:rPr>
+          <w:sz w:val="24"/>
+          <w:szCs w:val="24"/>
+        </w:rPr>
+      </w:pPr>
+      <w:r>
+        <w:rPr>
+          <w:sz w:val="24"/>
+          <w:szCs w:val="24"/>
+        </w:rPr>
+        <w:t>Người dùng nhập 6 thông tin giống Task 1: tuổi, số giao dịch, tổng chi tiêu, giá trị đơn trung bình, số lượng trung bình, điểm đánh giá trung bình.</w:t>
+      </w:r>
+    </w:p>
+    <w:p>
+      <w:pPr>
+        <w:pStyle w:val="ListParagraph"/>
+        <w:numPr>
+          <w:ilvl w:val="0"/>
+          <w:numId w:val="6"/>
+        </w:numPr>
+        <w:spacing w:after="60"/>
+        <w:rPr>
+          <w:sz w:val="24"/>
+          <w:szCs w:val="24"/>
+        </w:rPr>
+      </w:pPr>
+      <w:r>
+        <w:rPr>
+          <w:sz w:val="24"/>
+          <w:szCs w:val="24"/>
+        </w:rPr>
+        <w:t xml:space="preserve">Ứng dụng chuẩn hóa → PCA → K-Means rồi báo khách thuộc </w:t>
+      </w:r>
+      <w:r>
+        <w:rPr>
+          <w:b/>
+          <w:bCs/>
+          <w:sz w:val="24"/>
+          <w:szCs w:val="24"/>
+        </w:rPr>
+        <w:t>Cụm 0</w:t>
+      </w:r>
+      <w:r>
+        <w:rPr>
+          <w:sz w:val="24"/>
+          <w:szCs w:val="24"/>
+        </w:rPr>
+        <w:t xml:space="preserve"> hay </w:t>
+      </w:r>
+      <w:r>
+        <w:rPr>
+          <w:b/>
+          <w:bCs/>
+          <w:sz w:val="24"/>
+          <w:szCs w:val="24"/>
+        </w:rPr>
+        <w:t>Cụm 1</w:t>
+      </w:r>
+      <w:r>
+        <w:rPr>
+          <w:sz w:val="24"/>
+          <w:szCs w:val="24"/>
+        </w:rPr>
+        <w:t>.</w:t>
+      </w:r>
+    </w:p>
+    <w:p>
+      <w:pPr>
+        <w:spacing w:after="120"/>
+        <w:rPr>
+          <w:sz w:val="24"/>
+          <w:szCs w:val="24"/>
+        </w:rPr>
+      </w:pPr>
+      <w:r>
+        <w:rPr>
+          <w:noProof/>
+          <w:sz w:val="24"/>
+          <w:szCs w:val="24"/>
+        </w:rPr>
+        <w:drawing>
+          <wp:inline distT="0" distB="0" distL="0" distR="0" wp14:anchorId="2BB9320C" wp14:editId="7AC1BEF6">
+            <wp:extent cx="5731510" cy="2084070"/>
+            <wp:effectExtent l="0" t="0" r="2540" b="0"/>
+            <wp:docPr id="1809880087" name="Picture 1"/>
+            <wp:cNvGraphicFramePr>
+              <a:graphicFrameLocks xmlns:a="http://schemas.openxmlformats.org/drawingml/2006/main" noChangeAspect="1"/>
+            </wp:cNvGraphicFramePr>
+            <a:graphic xmlns:a="http://schemas.openxmlformats.org/drawingml/2006/main">
+              <a:graphicData uri="http://schemas.openxmlformats.org/drawingml/2006/picture">
+                <pic:pic xmlns:pic="http://schemas.openxmlformats.org/drawingml/2006/picture">
+                  <pic:nvPicPr>
+                    <pic:cNvPr id="1809880087" name=""/>
+                    <pic:cNvPicPr/>
+                  </pic:nvPicPr>
+                  <pic:blipFill>
+                    <a:blip r:embed="rId12"/>
+                    <a:stretch>
+                      <a:fillRect/>
+                    </a:stretch>
+                  </pic:blipFill>
+                  <pic:spPr>
+                    <a:xfrm>
+                      <a:off x="0" y="0"/>
+                      <a:ext cx="5731510" cy="2084070"/>
+                    </a:xfrm>
+                    <a:prstGeom prst="rect">
+                      <a:avLst/>
+                    </a:prstGeom>
+                  </pic:spPr>
+                </pic:pic>
+              </a:graphicData>
+            </a:graphic>
+          </wp:inline>
+        </w:drawing>
+      </w:r>
+      <w:r>
+        <w:rPr>
+          <w:b/>
+          <w:bCs/>
+          <w:sz w:val="24"/>
+          <w:szCs w:val="24"/>
+        </w:rPr>
+        <w:t>Tab 3 – Biểu đồ PCA + K-Means</w:t>
+      </w:r>
+    </w:p>
+    <w:p>
+      <w:pPr>
+        <w:pStyle w:val="ListParagraph"/>
+        <w:numPr>
+          <w:ilvl w:val="0"/>
+          <w:numId w:val="6"/>
+        </w:numPr>
+        <w:spacing w:after="60"/>
+        <w:rPr>
+          <w:sz w:val="24"/>
+          <w:szCs w:val="24"/>
+        </w:rPr>
+      </w:pPr>
+      <w:r>
+        <w:rPr>
+          <w:sz w:val="24"/>
+          <w:szCs w:val="24"/>
+        </w:rPr>
+        <w:t>Mỗi điểm là một khách hàng, hai màu là hai cụm.</w:t>
+      </w:r>
+    </w:p>
+    <w:p>
+      <w:pPr>
+        <w:spacing w:after="120"/>
+        <w:rPr>
+          <w:sz w:val="24"/>
+          <w:szCs w:val="24"/>
+        </w:rPr>
+      </w:pPr>
+      <w:r>
+        <w:rPr>
+          <w:noProof/>
+          <w:sz w:val="24"/>
+          <w:szCs w:val="24"/>
+        </w:rPr>
+        <w:lastRenderedPageBreak/>
+        <w:drawing>
+          <wp:inline distT="0" distB="0" distL="0" distR="0" wp14:anchorId="5F1079E7" wp14:editId="162179A6">
+            <wp:extent cx="5731510" cy="3165475"/>
+            <wp:effectExtent l="0" t="0" r="2540" b="0"/>
+            <wp:docPr id="1719125563" name="Picture 1"/>
+            <wp:cNvGraphicFramePr>
+              <a:graphicFrameLocks xmlns:a="http://schemas.openxmlformats.org/drawingml/2006/main" noChangeAspect="1"/>
+            </wp:cNvGraphicFramePr>
+            <a:graphic xmlns:a="http://schemas.openxmlformats.org/drawingml/2006/main">
+              <a:graphicData uri="http://schemas.openxmlformats.org/drawingml/2006/picture">
+                <pic:pic xmlns:pic="http://schemas.openxmlformats.org/drawingml/2006/picture">
+                  <pic:nvPicPr>
+                    <pic:cNvPr id="1719125563" name=""/>
+                    <pic:cNvPicPr/>
+                  </pic:nvPicPr>
+                  <pic:blipFill>
+                    <a:blip r:embed="rId13"/>
+                    <a:stretch>
+                      <a:fillRect/>
+                    </a:stretch>
+                  </pic:blipFill>
+                  <pic:spPr>
+                    <a:xfrm>
+                      <a:off x="0" y="0"/>
+                      <a:ext cx="5731510" cy="3165475"/>
+                    </a:xfrm>
+                    <a:prstGeom prst="rect">
+                      <a:avLst/>
+                    </a:prstGeom>
+                  </pic:spPr>
+                </pic:pic>
+              </a:graphicData>
+            </a:graphic>
+          </wp:inline>
+        </w:drawing>
+      </w:r>
+      <w:r>
+        <w:rPr>
+          <w:b/>
+          <w:bCs/>
+          <w:sz w:val="24"/>
+          <w:szCs w:val="24"/>
+        </w:rPr>
+        <w:t>Tab 4 – Thông tin mô hình</w:t>
+      </w:r>
+    </w:p>
+    <w:p>
+      <w:pPr>
+        <w:pStyle w:val="Heading2"/>
+        <w:rPr>
+          <w:color w:val="auto"/>
+          <w:sz w:val="24"/>
+          <w:szCs w:val="24"/>
+        </w:rPr>
+      </w:pPr>
+      <w:r>
+        <w:rPr>
+          <w:b/>
+          <w:bCs/>
+          <w:noProof/>
+          <w:color w:val="auto"/>
+          <w:sz w:val="24"/>
+          <w:szCs w:val="24"/>
+        </w:rPr>
+        <w:drawing>
+          <wp:inline distT="0" distB="0" distL="0" distR="0" wp14:anchorId="38BD1084" wp14:editId="482F61C2">
+            <wp:extent cx="5731510" cy="2278380"/>
+            <wp:effectExtent l="0" t="0" r="2540" b="7620"/>
+            <wp:docPr id="1964447884" name="Picture 1"/>
+            <wp:cNvGraphicFramePr>
+              <a:graphicFrameLocks xmlns:a="http://schemas.openxmlformats.org/drawingml/2006/main" noChangeAspect="1"/>
+            </wp:cNvGraphicFramePr>
+            <a:graphic xmlns:a="http://schemas.openxmlformats.org/drawingml/2006/main">
+              <a:graphicData uri="http://schemas.openxmlformats.org/drawingml/2006/picture">
+                <pic:pic xmlns:pic="http://schemas.openxmlformats.org/drawingml/2006/picture">
+                  <pic:nvPicPr>
+                    <pic:cNvPr id="1964447884" name=""/>
+                    <pic:cNvPicPr/>
+                  </pic:nvPicPr>
+                  <pic:blipFill>
+                    <a:blip r:embed="rId14"/>
+                    <a:stretch>
+                      <a:fillRect/>
+                    </a:stretch>
+                  </pic:blipFill>
+                  <pic:spPr>
+                    <a:xfrm>
+                      <a:off x="0" y="0"/>
+                      <a:ext cx="5731510" cy="2278380"/>
+                    </a:xfrm>
+                    <a:prstGeom prst="rect">
+                      <a:avLst/>
+                    </a:prstGeom>
+                  </pic:spPr>
+                </pic:pic>
+              </a:graphicData>
+            </a:graphic>
+          </wp:inline>
+        </w:drawing>
+      </w:r>
+      <w:r>
+        <w:rPr>
+          <w:color w:val="auto"/>
+          <w:sz w:val="24"/>
+          <w:szCs w:val="24"/>
+        </w:rPr>
+        <w:t>3.3. Ví dụ chạy thử</w:t>
+      </w:r>
+    </w:p>
+    <w:p>
+      <w:pPr>
+        <w:spacing w:after="120"/>
+        <w:rPr>
+          <w:sz w:val="24"/>
+          <w:szCs w:val="24"/>
+        </w:rPr>
+      </w:pPr>
+      <w:r>
+        <w:rPr>
+          <w:sz w:val="24"/>
+          <w:szCs w:val="24"/>
+        </w:rPr>
+        <w:t xml:space="preserve">Nhóm chạy thử với một khách nữ, 30 tuổi, ở TP.HCM, thanh toán COD, mua </w:t>
+      </w:r>
+      <w:r>
+        <w:rPr>
+          <w:b/>
+          <w:bCs/>
+          <w:sz w:val="24"/>
+          <w:szCs w:val="24"/>
+        </w:rPr>
+        <w:t>Dầu gội đầu</w:t>
+      </w:r>
+      <w:r>
+        <w:rPr>
+          <w:sz w:val="24"/>
+          <w:szCs w:val="24"/>
+        </w:rPr>
+        <w:t xml:space="preserve"> (đơn giá 90.000 VND, đánh giá 4,75), chỉ thay đổi số lượng:</w:t>
+      </w:r>
+    </w:p>
+    <w:tbl>
+      <w:tblPr>
+        <w:tblW w:w="9026" w:type="dxa"/>
+        <w:tblBorders>
+          <w:top w:val="single" w:sz="4" w:space="0" w:color="auto"/>
+          <w:left w:val="single" w:sz="4" w:space="0" w:color="auto"/>
+          <w:bottom w:val="single" w:sz="4" w:space="0" w:color="auto"/>
+          <w:right w:val="single" w:sz="4" w:space="0" w:color="auto"/>
+          <w:insideH w:val="single" w:sz="4" w:space="0" w:color="auto"/>
+          <w:insideV w:val="single" w:sz="4" w:space="0" w:color="auto"/>
+        </w:tblBorders>
+        <w:tblCellMar>
+          <w:left w:w="10" w:type="dxa"/>
+          <w:right w:w="10" w:type="dxa"/>
+        </w:tblCellMar>
+        <w:tblLook w:val="04A0" w:firstRow="1" w:lastRow="0" w:firstColumn="1" w:lastColumn="0" w:noHBand="0" w:noVBand="1"/>
+      </w:tblPr>
+      <w:tblGrid>
+        <w:gridCol w:w="2000"/>
+        <w:gridCol w:w="3513"/>
+        <w:gridCol w:w="3513"/>
+      </w:tblGrid>
+      <w:tr>
+        <w:trPr>
+          <w:tblHeader/>
+        </w:trPr>
+        <w:tc>
+          <w:tcPr>
+            <w:tcW w:w="2000" w:type="dxa"/>
+            <w:tcBorders>
+              <w:top w:val="single" w:sz="4" w:space="0" w:color="999999"/>
+              <w:left w:val="single" w:sz="4" w:space="0" w:color="999999"/>
+              <w:bottom w:val="single" w:sz="4" w:space="0" w:color="999999"/>
+              <w:right w:val="single" w:sz="4" w:space="0" w:color="999999"/>
+            </w:tcBorders>
+            <w:shd w:val="clear" w:color="auto" w:fill="D9E2F3"/>
+            <w:tcMar>
+              <w:top w:w="60" w:type="dxa"/>
+              <w:left w:w="100" w:type="dxa"/>
+              <w:bottom w:w="60" w:type="dxa"/>
+              <w:right w:w="100" w:type="dxa"/>
+            </w:tcMar>
+          </w:tcPr>
+          <w:p>
+            <w:pPr>
+              <w:rPr>
+                <w:sz w:val="24"/>
+                <w:szCs w:val="24"/>
+              </w:rPr>
+            </w:pPr>
+            <w:r>
+              <w:rPr>
+                <w:b/>
+                <w:bCs/>
+                <w:sz w:val="24"/>
+                <w:szCs w:val="24"/>
+              </w:rPr>
+              <w:t>Số lượng</w:t>
+            </w:r>
+          </w:p>
+        </w:tc>
+        <w:tc>
+          <w:tcPr>
+            <w:tcW w:w="3513" w:type="dxa"/>
+            <w:tcBorders>
+              <w:top w:val="single" w:sz="4" w:space="0" w:color="999999"/>
+              <w:left w:val="single" w:sz="4" w:space="0" w:color="999999"/>
+              <w:bottom w:val="single" w:sz="4" w:space="0" w:color="999999"/>
+              <w:right w:val="single" w:sz="4" w:space="0" w:color="999999"/>
+            </w:tcBorders>
+            <w:shd w:val="clear" w:color="auto" w:fill="D9E2F3"/>
+            <w:tcMar>
+              <w:top w:w="60" w:type="dxa"/>
+              <w:left w:w="100" w:type="dxa"/>
+              <w:bottom w:w="60" w:type="dxa"/>
+              <w:right w:w="100" w:type="dxa"/>
+            </w:tcMar>
+          </w:tcPr>
+          <w:p>
+            <w:pPr>
+              <w:rPr>
+                <w:sz w:val="24"/>
+                <w:szCs w:val="24"/>
+              </w:rPr>
+            </w:pPr>
+            <w:r>
+              <w:rPr>
+                <w:b/>
+                <w:bCs/>
+                <w:sz w:val="24"/>
+                <w:szCs w:val="24"/>
+              </w:rPr>
+              <w:t>Tổng tiền dự đoán</w:t>
+            </w:r>
+          </w:p>
+        </w:tc>
+        <w:tc>
+          <w:tcPr>
+            <w:tcW w:w="3513" w:type="dxa"/>
+            <w:tcBorders>
+              <w:top w:val="single" w:sz="4" w:space="0" w:color="999999"/>
+              <w:left w:val="single" w:sz="4" w:space="0" w:color="999999"/>
+              <w:bottom w:val="single" w:sz="4" w:space="0" w:color="999999"/>
+              <w:right w:val="single" w:sz="4" w:space="0" w:color="999999"/>
+            </w:tcBorders>
+            <w:shd w:val="clear" w:color="auto" w:fill="D9E2F3"/>
+            <w:tcMar>
+              <w:top w:w="60" w:type="dxa"/>
+              <w:left w:w="100" w:type="dxa"/>
+              <w:bottom w:w="60" w:type="dxa"/>
+              <w:right w:w="100" w:type="dxa"/>
+            </w:tcMar>
+          </w:tcPr>
+          <w:p>
+            <w:pPr>
+              <w:rPr>
+                <w:sz w:val="24"/>
+                <w:szCs w:val="24"/>
+              </w:rPr>
+            </w:pPr>
+            <w:r>
+              <w:rPr>
+                <w:b/>
+                <w:bCs/>
+                <w:sz w:val="24"/>
+                <w:szCs w:val="24"/>
+              </w:rPr>
+              <w:t>Xác suất là đơn giá trị cao</w:t>
+            </w:r>
+          </w:p>
+        </w:tc>
+      </w:tr>
+      <w:tr>
+        <w:tc>
+          <w:tcPr>
+            <w:tcW w:w="2000" w:type="dxa"/>
+            <w:tcBorders>
+              <w:top w:val="single" w:sz="4" w:space="0" w:color="999999"/>
+              <w:left w:val="single" w:sz="4" w:space="0" w:color="999999"/>
+              <w:bottom w:val="single" w:sz="4" w:space="0" w:color="999999"/>
+              <w:right w:val="single" w:sz="4" w:space="0" w:color="999999"/>
+            </w:tcBorders>
+            <w:tcMar>
+              <w:top w:w="60" w:type="dxa"/>
+              <w:left w:w="100" w:type="dxa"/>
+              <w:bottom w:w="60" w:type="dxa"/>
+              <w:right w:w="100" w:type="dxa"/>
+            </w:tcMar>
+          </w:tcPr>
+          <w:p>
+            <w:pPr>
+              <w:rPr>
+                <w:sz w:val="24"/>
+                <w:szCs w:val="24"/>
+              </w:rPr>
+            </w:pPr>
+            <w:r>
+              <w:rPr>
+                <w:sz w:val="24"/>
+                <w:szCs w:val="24"/>
+              </w:rPr>
+              <w:t>1</w:t>
+            </w:r>
+          </w:p>
+        </w:tc>
+        <w:tc>
+          <w:tcPr>
+            <w:tcW w:w="3513" w:type="dxa"/>
+            <w:tcBorders>
+              <w:top w:val="single" w:sz="4" w:space="0" w:color="999999"/>
+              <w:left w:val="single" w:sz="4" w:space="0" w:color="999999"/>
+              <w:bottom w:val="single" w:sz="4" w:space="0" w:color="999999"/>
+              <w:right w:val="single" w:sz="4" w:space="0" w:color="999999"/>
+            </w:tcBorders>
+            <w:tcMar>
+              <w:top w:w="60" w:type="dxa"/>
+              <w:left w:w="100" w:type="dxa"/>
+              <w:bottom w:w="60" w:type="dxa"/>
+              <w:right w:w="100" w:type="dxa"/>
+            </w:tcMar>
+          </w:tcPr>
+          <w:p>
+            <w:pPr>
+              <w:rPr>
+                <w:sz w:val="24"/>
+                <w:szCs w:val="24"/>
+              </w:rPr>
+            </w:pPr>
+            <w:r>
+              <w:rPr>
+                <w:sz w:val="24"/>
+                <w:szCs w:val="24"/>
+              </w:rPr>
+              <w:t>≈ 90.700 VND</w:t>
+            </w:r>
+          </w:p>
+        </w:tc>
+        <w:tc>
+          <w:tcPr>
+            <w:tcW w:w="3513" w:type="dxa"/>
+            <w:tcBorders>
+              <w:top w:val="single" w:sz="4" w:space="0" w:color="999999"/>
+              <w:left w:val="single" w:sz="4" w:space="0" w:color="999999"/>
+              <w:bottom w:val="single" w:sz="4" w:space="0" w:color="999999"/>
+              <w:right w:val="single" w:sz="4" w:space="0" w:color="999999"/>
+            </w:tcBorders>
+            <w:tcMar>
+              <w:top w:w="60" w:type="dxa"/>
+              <w:left w:w="100" w:type="dxa"/>
+              <w:bottom w:w="60" w:type="dxa"/>
+              <w:right w:w="100" w:type="dxa"/>
+            </w:tcMar>
+          </w:tcPr>
+          <w:p>
+            <w:pPr>
+              <w:rPr>
+                <w:sz w:val="24"/>
+                <w:szCs w:val="24"/>
+              </w:rPr>
+            </w:pPr>
+            <w:r>
+              <w:rPr>
+                <w:sz w:val="24"/>
+                <w:szCs w:val="24"/>
+              </w:rPr>
+              <w:t>42,6%</w:t>
+            </w:r>
+          </w:p>
+        </w:tc>
+      </w:tr>
+      <w:tr>
+        <w:tc>
+          <w:tcPr>
+            <w:tcW w:w="2000" w:type="dxa"/>
+            <w:tcBorders>
+              <w:top w:val="single" w:sz="4" w:space="0" w:color="999999"/>
+              <w:left w:val="single" w:sz="4" w:space="0" w:color="999999"/>
+              <w:bottom w:val="single" w:sz="4" w:space="0" w:color="999999"/>
+              <w:right w:val="single" w:sz="4" w:space="0" w:color="999999"/>
+            </w:tcBorders>
+            <w:tcMar>
+              <w:top w:w="60" w:type="dxa"/>
+              <w:left w:w="100" w:type="dxa"/>
+              <w:bottom w:w="60" w:type="dxa"/>
+              <w:right w:w="100" w:type="dxa"/>
+            </w:tcMar>
+          </w:tcPr>
+          <w:p>
+            <w:pPr>
+              <w:rPr>
+                <w:sz w:val="24"/>
+                <w:szCs w:val="24"/>
+              </w:rPr>
+            </w:pPr>
+            <w:r>
+              <w:rPr>
+                <w:sz w:val="24"/>
+                <w:szCs w:val="24"/>
+              </w:rPr>
+              <w:t>2</w:t>
+            </w:r>
+          </w:p>
+        </w:tc>
+        <w:tc>
+          <w:tcPr>
+            <w:tcW w:w="3513" w:type="dxa"/>
+            <w:tcBorders>
+              <w:top w:val="single" w:sz="4" w:space="0" w:color="999999"/>
+              <w:left w:val="single" w:sz="4" w:space="0" w:color="999999"/>
+              <w:bottom w:val="single" w:sz="4" w:space="0" w:color="999999"/>
+              <w:right w:val="single" w:sz="4" w:space="0" w:color="999999"/>
+            </w:tcBorders>
+            <w:tcMar>
+              <w:top w:w="60" w:type="dxa"/>
+              <w:left w:w="100" w:type="dxa"/>
+              <w:bottom w:w="60" w:type="dxa"/>
+              <w:right w:w="100" w:type="dxa"/>
+            </w:tcMar>
+          </w:tcPr>
+          <w:p>
+            <w:pPr>
+              <w:rPr>
+                <w:sz w:val="24"/>
+                <w:szCs w:val="24"/>
+              </w:rPr>
+            </w:pPr>
+            <w:r>
+              <w:rPr>
+                <w:sz w:val="24"/>
+                <w:szCs w:val="24"/>
+              </w:rPr>
+              <w:t>≈ 178.200 VND</w:t>
+            </w:r>
+          </w:p>
+        </w:tc>
+        <w:tc>
+          <w:tcPr>
+            <w:tcW w:w="3513" w:type="dxa"/>
+            <w:tcBorders>
+              <w:top w:val="single" w:sz="4" w:space="0" w:color="999999"/>
+              <w:left w:val="single" w:sz="4" w:space="0" w:color="999999"/>
+              <w:bottom w:val="single" w:sz="4" w:space="0" w:color="999999"/>
+              <w:right w:val="single" w:sz="4" w:space="0" w:color="999999"/>
+            </w:tcBorders>
+            <w:tcMar>
+              <w:top w:w="60" w:type="dxa"/>
+              <w:left w:w="100" w:type="dxa"/>
+              <w:bottom w:w="60" w:type="dxa"/>
+              <w:right w:w="100" w:type="dxa"/>
+            </w:tcMar>
+          </w:tcPr>
+          <w:p>
+            <w:pPr>
+              <w:rPr>
+                <w:sz w:val="24"/>
+                <w:szCs w:val="24"/>
+              </w:rPr>
+            </w:pPr>
+            <w:r>
+              <w:rPr>
+                <w:sz w:val="24"/>
+                <w:szCs w:val="24"/>
+              </w:rPr>
+              <w:t>76,3%</w:t>
+            </w:r>
+          </w:p>
+        </w:tc>
+      </w:tr>
+      <w:tr>
+        <w:tc>
+          <w:tcPr>
+            <w:tcW w:w="2000" w:type="dxa"/>
+            <w:tcBorders>
+              <w:top w:val="single" w:sz="4" w:space="0" w:color="999999"/>
+              <w:left w:val="single" w:sz="4" w:space="0" w:color="999999"/>
+              <w:bottom w:val="single" w:sz="4" w:space="0" w:color="999999"/>
+              <w:right w:val="single" w:sz="4" w:space="0" w:color="999999"/>
+            </w:tcBorders>
+            <w:tcMar>
+              <w:top w:w="60" w:type="dxa"/>
+              <w:left w:w="100" w:type="dxa"/>
+              <w:bottom w:w="60" w:type="dxa"/>
+              <w:right w:w="100" w:type="dxa"/>
+            </w:tcMar>
+          </w:tcPr>
+          <w:p>
+            <w:pPr>
+              <w:rPr>
+                <w:sz w:val="24"/>
+                <w:szCs w:val="24"/>
+              </w:rPr>
+            </w:pPr>
+            <w:r>
+              <w:rPr>
+                <w:sz w:val="24"/>
+                <w:szCs w:val="24"/>
+              </w:rPr>
+              <w:t>3</w:t>
+            </w:r>
+          </w:p>
+        </w:tc>
+        <w:tc>
+          <w:tcPr>
+            <w:tcW w:w="3513" w:type="dxa"/>
+            <w:tcBorders>
+              <w:top w:val="single" w:sz="4" w:space="0" w:color="999999"/>
+              <w:left w:val="single" w:sz="4" w:space="0" w:color="999999"/>
+              <w:bottom w:val="single" w:sz="4" w:space="0" w:color="999999"/>
+              <w:right w:val="single" w:sz="4" w:space="0" w:color="999999"/>
+            </w:tcBorders>
+            <w:tcMar>
+              <w:top w:w="60" w:type="dxa"/>
+              <w:left w:w="100" w:type="dxa"/>
+              <w:bottom w:w="60" w:type="dxa"/>
+              <w:right w:w="100" w:type="dxa"/>
+            </w:tcMar>
+          </w:tcPr>
+          <w:p>
+            <w:pPr>
+              <w:rPr>
+                <w:sz w:val="24"/>
+                <w:szCs w:val="24"/>
+              </w:rPr>
+            </w:pPr>
+            <w:r>
+              <w:rPr>
+                <w:sz w:val="24"/>
+                <w:szCs w:val="24"/>
+              </w:rPr>
+              <w:t>≈ 265.800 VND</w:t>
+            </w:r>
+          </w:p>
+        </w:tc>
+        <w:tc>
+          <w:tcPr>
+            <w:tcW w:w="3513" w:type="dxa"/>
+            <w:tcBorders>
+              <w:top w:val="single" w:sz="4" w:space="0" w:color="999999"/>
+              <w:left w:val="single" w:sz="4" w:space="0" w:color="999999"/>
+              <w:bottom w:val="single" w:sz="4" w:space="0" w:color="999999"/>
+              <w:right w:val="single" w:sz="4" w:space="0" w:color="999999"/>
+            </w:tcBorders>
+            <w:tcMar>
+              <w:top w:w="60" w:type="dxa"/>
+              <w:left w:w="100" w:type="dxa"/>
+              <w:bottom w:w="60" w:type="dxa"/>
+              <w:right w:w="100" w:type="dxa"/>
+            </w:tcMar>
+          </w:tcPr>
+          <w:p>
+            <w:pPr>
+              <w:rPr>
+                <w:sz w:val="24"/>
+                <w:szCs w:val="24"/>
+              </w:rPr>
+            </w:pPr>
+            <w:r>
+              <w:rPr>
+                <w:sz w:val="24"/>
+                <w:szCs w:val="24"/>
+              </w:rPr>
+              <w:t>93,3%</w:t>
+            </w:r>
+          </w:p>
+        </w:tc>
+      </w:tr>
+    </w:tbl>
+    <w:p>
+      <w:pPr>
+        <w:spacing w:after="120"/>
+        <w:rPr>
+          <w:sz w:val="24"/>
+          <w:szCs w:val="24"/>
+        </w:rPr>
+      </w:pPr>
+    </w:p>
+    <w:p>
+      <w:pPr>
+        <w:spacing w:after="120"/>
+        <w:rPr>
+          <w:sz w:val="24"/>
+          <w:szCs w:val="24"/>
+        </w:rPr>
+      </w:pPr>
+      <w:r>
+        <w:rPr>
+          <w:sz w:val="24"/>
+          <w:szCs w:val="24"/>
+        </w:rPr>
+        <w:t>Khi tăng số lượng, cả tổng tiền và xác suất đơn giá trị cao đều tăng rõ rệt. Điều này hợp lý và khớp với dữ liệu thật (xem phần 3.4).</w:t>
+      </w:r>
+    </w:p>
+    <w:p>
+      <w:pPr>
+        <w:pStyle w:val="Heading2"/>
+        <w:rPr>
+          <w:color w:val="auto"/>
+          <w:sz w:val="24"/>
+          <w:szCs w:val="24"/>
+        </w:rPr>
+      </w:pPr>
+      <w:r>
+        <w:rPr>
+          <w:color w:val="auto"/>
+          <w:sz w:val="24"/>
+          <w:szCs w:val="24"/>
+        </w:rPr>
+        <w:t>3.4. Khuyến nghị kinh doanh</w:t>
+      </w:r>
+    </w:p>
+    <w:p>
+      <w:pPr>
+        <w:pStyle w:val="Heading3"/>
+        <w:rPr>
+          <w:color w:val="auto"/>
+        </w:rPr>
+      </w:pPr>
+      <w:r>
+        <w:rPr>
+          <w:color w:val="auto"/>
+        </w:rPr>
+        <w:t>Khuyến nghị 1: Khuyến khích khách mua từ 2 sản phẩm trở lên (combo, mua 2 tặng quà nhỏ)</w:t>
+      </w:r>
+    </w:p>
+    <w:p>
+      <w:pPr>
+        <w:spacing w:after="120"/>
+        <w:rPr>
+          <w:sz w:val="24"/>
+          <w:szCs w:val="24"/>
+        </w:rPr>
+      </w:pPr>
+      <w:r>
+        <w:rPr>
+          <w:sz w:val="24"/>
+          <w:szCs w:val="24"/>
+        </w:rPr>
+        <w:t xml:space="preserve">Theo dữ liệu, </w:t>
+      </w:r>
+      <w:r>
+        <w:rPr>
+          <w:b/>
+          <w:bCs/>
+          <w:sz w:val="24"/>
+          <w:szCs w:val="24"/>
+        </w:rPr>
+        <w:t>một nửa số đơn (500/1.000) chỉ mua 1 sản phẩm</w:t>
+      </w:r>
+      <w:r>
+        <w:rPr>
+          <w:sz w:val="24"/>
+          <w:szCs w:val="24"/>
+        </w:rPr>
+        <w:t>, và những đơn này rất ít khi là đơn giá trị cao:</w:t>
+      </w:r>
+    </w:p>
+    <w:tbl>
+      <w:tblPr>
+        <w:tblW w:w="9026" w:type="dxa"/>
+        <w:tblBorders>
+          <w:top w:val="single" w:sz="4" w:space="0" w:color="auto"/>
+          <w:left w:val="single" w:sz="4" w:space="0" w:color="auto"/>
+          <w:bottom w:val="single" w:sz="4" w:space="0" w:color="auto"/>
+          <w:right w:val="single" w:sz="4" w:space="0" w:color="auto"/>
+          <w:insideH w:val="single" w:sz="4" w:space="0" w:color="auto"/>
+          <w:insideV w:val="single" w:sz="4" w:space="0" w:color="auto"/>
+        </w:tblBorders>
+        <w:tblCellMar>
+          <w:left w:w="10" w:type="dxa"/>
+          <w:right w:w="10" w:type="dxa"/>
+        </w:tblCellMar>
+        <w:tblLook w:val="04A0" w:firstRow="1" w:lastRow="0" w:firstColumn="1" w:lastColumn="0" w:noHBand="0" w:noVBand="1"/>
+      </w:tblPr>
+      <w:tblGrid>
+        <w:gridCol w:w="1800"/>
+        <w:gridCol w:w="1700"/>
+        <w:gridCol w:w="2900"/>
+        <w:gridCol w:w="2626"/>
+      </w:tblGrid>
+      <w:tr>
+        <w:trPr>
+          <w:tblHeader/>
+        </w:trPr>
+        <w:tc>
+          <w:tcPr>
+            <w:tcW w:w="1800" w:type="dxa"/>
+            <w:tcBorders>
+              <w:top w:val="single" w:sz="4" w:space="0" w:color="999999"/>
+              <w:left w:val="single" w:sz="4" w:space="0" w:color="999999"/>
+              <w:bottom w:val="single" w:sz="4" w:space="0" w:color="999999"/>
+              <w:right w:val="single" w:sz="4" w:space="0" w:color="999999"/>
+            </w:tcBorders>
+            <w:shd w:val="clear" w:color="auto" w:fill="D9E2F3"/>
+            <w:tcMar>
+              <w:top w:w="60" w:type="dxa"/>
+              <w:left w:w="100" w:type="dxa"/>
+              <w:bottom w:w="60" w:type="dxa"/>
+              <w:right w:w="100" w:type="dxa"/>
+            </w:tcMar>
+          </w:tcPr>
+          <w:p>
+            <w:pPr>
+              <w:rPr>
+                <w:sz w:val="24"/>
+                <w:szCs w:val="24"/>
+              </w:rPr>
+            </w:pPr>
+            <w:r>
+              <w:rPr>
+                <w:b/>
+                <w:bCs/>
+                <w:sz w:val="24"/>
+                <w:szCs w:val="24"/>
+              </w:rPr>
+              <w:lastRenderedPageBreak/>
+              <w:t>Số lượng/đơn</w:t>
+            </w:r>
+          </w:p>
+        </w:tc>
+        <w:tc>
+          <w:tcPr>
+            <w:tcW w:w="1700" w:type="dxa"/>
+            <w:tcBorders>
+              <w:top w:val="single" w:sz="4" w:space="0" w:color="999999"/>
+              <w:left w:val="single" w:sz="4" w:space="0" w:color="999999"/>
+              <w:bottom w:val="single" w:sz="4" w:space="0" w:color="999999"/>
+              <w:right w:val="single" w:sz="4" w:space="0" w:color="999999"/>
+            </w:tcBorders>
+            <w:shd w:val="clear" w:color="auto" w:fill="D9E2F3"/>
+            <w:tcMar>
+              <w:top w:w="60" w:type="dxa"/>
+              <w:left w:w="100" w:type="dxa"/>
+              <w:bottom w:w="60" w:type="dxa"/>
+              <w:right w:w="100" w:type="dxa"/>
+            </w:tcMar>
+          </w:tcPr>
+          <w:p>
+            <w:pPr>
+              <w:rPr>
+                <w:sz w:val="24"/>
+                <w:szCs w:val="24"/>
+              </w:rPr>
+            </w:pPr>
+            <w:r>
+              <w:rPr>
+                <w:b/>
+                <w:bCs/>
+                <w:sz w:val="24"/>
+                <w:szCs w:val="24"/>
+              </w:rPr>
+              <w:t>Số đơn</w:t>
+            </w:r>
+          </w:p>
+        </w:tc>
+        <w:tc>
+          <w:tcPr>
+            <w:tcW w:w="2900" w:type="dxa"/>
+            <w:tcBorders>
+              <w:top w:val="single" w:sz="4" w:space="0" w:color="999999"/>
+              <w:left w:val="single" w:sz="4" w:space="0" w:color="999999"/>
+              <w:bottom w:val="single" w:sz="4" w:space="0" w:color="999999"/>
+              <w:right w:val="single" w:sz="4" w:space="0" w:color="999999"/>
+            </w:tcBorders>
+            <w:shd w:val="clear" w:color="auto" w:fill="D9E2F3"/>
+            <w:tcMar>
+              <w:top w:w="60" w:type="dxa"/>
+              <w:left w:w="100" w:type="dxa"/>
+              <w:bottom w:w="60" w:type="dxa"/>
+              <w:right w:w="100" w:type="dxa"/>
+            </w:tcMar>
+          </w:tcPr>
+          <w:p>
+            <w:pPr>
+              <w:rPr>
+                <w:sz w:val="24"/>
+                <w:szCs w:val="24"/>
+              </w:rPr>
+            </w:pPr>
+            <w:r>
+              <w:rPr>
+                <w:b/>
+                <w:bCs/>
+                <w:sz w:val="24"/>
+                <w:szCs w:val="24"/>
+              </w:rPr>
+              <w:t>Giá trị đơn trung bình</w:t>
+            </w:r>
+          </w:p>
+        </w:tc>
+        <w:tc>
+          <w:tcPr>
+            <w:tcW w:w="2626" w:type="dxa"/>
+            <w:tcBorders>
+              <w:top w:val="single" w:sz="4" w:space="0" w:color="999999"/>
+              <w:left w:val="single" w:sz="4" w:space="0" w:color="999999"/>
+              <w:bottom w:val="single" w:sz="4" w:space="0" w:color="999999"/>
+              <w:right w:val="single" w:sz="4" w:space="0" w:color="999999"/>
+            </w:tcBorders>
+            <w:shd w:val="clear" w:color="auto" w:fill="D9E2F3"/>
+            <w:tcMar>
+              <w:top w:w="60" w:type="dxa"/>
+              <w:left w:w="100" w:type="dxa"/>
+              <w:bottom w:w="60" w:type="dxa"/>
+              <w:right w:w="100" w:type="dxa"/>
+            </w:tcMar>
+          </w:tcPr>
+          <w:p>
+            <w:pPr>
+              <w:rPr>
+                <w:sz w:val="24"/>
+                <w:szCs w:val="24"/>
+              </w:rPr>
+            </w:pPr>
+            <w:r>
+              <w:rPr>
+                <w:b/>
+                <w:bCs/>
+                <w:sz w:val="24"/>
+                <w:szCs w:val="24"/>
+              </w:rPr>
+              <w:t>Tỷ lệ đơn giá trị cao</w:t>
+            </w:r>
+          </w:p>
+        </w:tc>
+      </w:tr>
+      <w:tr>
+        <w:tc>
+          <w:tcPr>
+            <w:tcW w:w="1800" w:type="dxa"/>
+            <w:tcBorders>
+              <w:top w:val="single" w:sz="4" w:space="0" w:color="999999"/>
+              <w:left w:val="single" w:sz="4" w:space="0" w:color="999999"/>
+              <w:bottom w:val="single" w:sz="4" w:space="0" w:color="999999"/>
+              <w:right w:val="single" w:sz="4" w:space="0" w:color="999999"/>
+            </w:tcBorders>
+            <w:tcMar>
+              <w:top w:w="60" w:type="dxa"/>
+              <w:left w:w="100" w:type="dxa"/>
+              <w:bottom w:w="60" w:type="dxa"/>
+              <w:right w:w="100" w:type="dxa"/>
+            </w:tcMar>
+          </w:tcPr>
+          <w:p>
+            <w:pPr>
+              <w:rPr>
+                <w:sz w:val="24"/>
+                <w:szCs w:val="24"/>
+              </w:rPr>
+            </w:pPr>
+            <w:r>
+              <w:rPr>
+                <w:sz w:val="24"/>
+                <w:szCs w:val="24"/>
+              </w:rPr>
+              <w:t>1</w:t>
+            </w:r>
+          </w:p>
+        </w:tc>
+        <w:tc>
+          <w:tcPr>
+            <w:tcW w:w="1700" w:type="dxa"/>
+            <w:tcBorders>
+              <w:top w:val="single" w:sz="4" w:space="0" w:color="999999"/>
+              <w:left w:val="single" w:sz="4" w:space="0" w:color="999999"/>
+              <w:bottom w:val="single" w:sz="4" w:space="0" w:color="999999"/>
+              <w:right w:val="single" w:sz="4" w:space="0" w:color="999999"/>
+            </w:tcBorders>
+            <w:tcMar>
+              <w:top w:w="60" w:type="dxa"/>
+              <w:left w:w="100" w:type="dxa"/>
+              <w:bottom w:w="60" w:type="dxa"/>
+              <w:right w:w="100" w:type="dxa"/>
+            </w:tcMar>
+          </w:tcPr>
+          <w:p>
+            <w:pPr>
+              <w:rPr>
+                <w:sz w:val="24"/>
+                <w:szCs w:val="24"/>
+              </w:rPr>
+            </w:pPr>
+            <w:r>
+              <w:rPr>
+                <w:sz w:val="24"/>
+                <w:szCs w:val="24"/>
+              </w:rPr>
+              <w:t>500</w:t>
+            </w:r>
+          </w:p>
+        </w:tc>
+        <w:tc>
+          <w:tcPr>
+            <w:tcW w:w="2900" w:type="dxa"/>
+            <w:tcBorders>
+              <w:top w:val="single" w:sz="4" w:space="0" w:color="999999"/>
+              <w:left w:val="single" w:sz="4" w:space="0" w:color="999999"/>
+              <w:bottom w:val="single" w:sz="4" w:space="0" w:color="999999"/>
+              <w:right w:val="single" w:sz="4" w:space="0" w:color="999999"/>
+            </w:tcBorders>
+            <w:tcMar>
+              <w:top w:w="60" w:type="dxa"/>
+              <w:left w:w="100" w:type="dxa"/>
+              <w:bottom w:w="60" w:type="dxa"/>
+              <w:right w:w="100" w:type="dxa"/>
+            </w:tcMar>
+          </w:tcPr>
+          <w:p>
+            <w:pPr>
+              <w:rPr>
+                <w:sz w:val="24"/>
+                <w:szCs w:val="24"/>
+              </w:rPr>
+            </w:pPr>
+            <w:r>
+              <w:rPr>
+                <w:sz w:val="24"/>
+                <w:szCs w:val="24"/>
+              </w:rPr>
+              <w:t>≈ 88.900 VND</w:t>
+            </w:r>
+          </w:p>
+        </w:tc>
+        <w:tc>
+          <w:tcPr>
+            <w:tcW w:w="2626" w:type="dxa"/>
+            <w:tcBorders>
+              <w:top w:val="single" w:sz="4" w:space="0" w:color="999999"/>
+              <w:left w:val="single" w:sz="4" w:space="0" w:color="999999"/>
+              <w:bottom w:val="single" w:sz="4" w:space="0" w:color="999999"/>
+              <w:right w:val="single" w:sz="4" w:space="0" w:color="999999"/>
+            </w:tcBorders>
+            <w:tcMar>
+              <w:top w:w="60" w:type="dxa"/>
+              <w:left w:w="100" w:type="dxa"/>
+              <w:bottom w:w="60" w:type="dxa"/>
+              <w:right w:w="100" w:type="dxa"/>
+            </w:tcMar>
+          </w:tcPr>
+          <w:p>
+            <w:pPr>
+              <w:rPr>
+                <w:sz w:val="24"/>
+                <w:szCs w:val="24"/>
+              </w:rPr>
+            </w:pPr>
+            <w:r>
+              <w:rPr>
+                <w:sz w:val="24"/>
+                <w:szCs w:val="24"/>
+              </w:rPr>
+              <w:t>8,2%</w:t>
+            </w:r>
+          </w:p>
+        </w:tc>
+      </w:tr>
+      <w:tr>
+        <w:tc>
+          <w:tcPr>
+            <w:tcW w:w="1800" w:type="dxa"/>
+            <w:tcBorders>
+              <w:top w:val="single" w:sz="4" w:space="0" w:color="999999"/>
+              <w:left w:val="single" w:sz="4" w:space="0" w:color="999999"/>
+              <w:bottom w:val="single" w:sz="4" w:space="0" w:color="999999"/>
+              <w:right w:val="single" w:sz="4" w:space="0" w:color="999999"/>
+            </w:tcBorders>
+            <w:tcMar>
+              <w:top w:w="60" w:type="dxa"/>
+              <w:left w:w="100" w:type="dxa"/>
+              <w:bottom w:w="60" w:type="dxa"/>
+              <w:right w:w="100" w:type="dxa"/>
+            </w:tcMar>
+          </w:tcPr>
+          <w:p>
+            <w:pPr>
+              <w:rPr>
+                <w:sz w:val="24"/>
+                <w:szCs w:val="24"/>
+              </w:rPr>
+            </w:pPr>
+            <w:r>
+              <w:rPr>
+                <w:sz w:val="24"/>
+                <w:szCs w:val="24"/>
+              </w:rPr>
+              <w:t>2</w:t>
+            </w:r>
+          </w:p>
+        </w:tc>
+        <w:tc>
+          <w:tcPr>
+            <w:tcW w:w="1700" w:type="dxa"/>
+            <w:tcBorders>
+              <w:top w:val="single" w:sz="4" w:space="0" w:color="999999"/>
+              <w:left w:val="single" w:sz="4" w:space="0" w:color="999999"/>
+              <w:bottom w:val="single" w:sz="4" w:space="0" w:color="999999"/>
+              <w:right w:val="single" w:sz="4" w:space="0" w:color="999999"/>
+            </w:tcBorders>
+            <w:tcMar>
+              <w:top w:w="60" w:type="dxa"/>
+              <w:left w:w="100" w:type="dxa"/>
+              <w:bottom w:w="60" w:type="dxa"/>
+              <w:right w:w="100" w:type="dxa"/>
+            </w:tcMar>
+          </w:tcPr>
+          <w:p>
+            <w:pPr>
+              <w:rPr>
+                <w:sz w:val="24"/>
+                <w:szCs w:val="24"/>
+              </w:rPr>
+            </w:pPr>
+            <w:r>
+              <w:rPr>
+                <w:sz w:val="24"/>
+                <w:szCs w:val="24"/>
+              </w:rPr>
+              <w:t>249</w:t>
+            </w:r>
+          </w:p>
+        </w:tc>
+        <w:tc>
+          <w:tcPr>
+            <w:tcW w:w="2900" w:type="dxa"/>
+            <w:tcBorders>
+              <w:top w:val="single" w:sz="4" w:space="0" w:color="999999"/>
+              <w:left w:val="single" w:sz="4" w:space="0" w:color="999999"/>
+              <w:bottom w:val="single" w:sz="4" w:space="0" w:color="999999"/>
+              <w:right w:val="single" w:sz="4" w:space="0" w:color="999999"/>
+            </w:tcBorders>
+            <w:tcMar>
+              <w:top w:w="60" w:type="dxa"/>
+              <w:left w:w="100" w:type="dxa"/>
+              <w:bottom w:w="60" w:type="dxa"/>
+              <w:right w:w="100" w:type="dxa"/>
+            </w:tcMar>
+          </w:tcPr>
+          <w:p>
+            <w:pPr>
+              <w:rPr>
+                <w:sz w:val="24"/>
+                <w:szCs w:val="24"/>
+              </w:rPr>
+            </w:pPr>
+            <w:r>
+              <w:rPr>
+                <w:sz w:val="24"/>
+                <w:szCs w:val="24"/>
+              </w:rPr>
+              <w:t>≈ 190.000 VND</w:t>
+            </w:r>
+          </w:p>
+        </w:tc>
+        <w:tc>
+          <w:tcPr>
+            <w:tcW w:w="2626" w:type="dxa"/>
+            <w:tcBorders>
+              <w:top w:val="single" w:sz="4" w:space="0" w:color="999999"/>
+              <w:left w:val="single" w:sz="4" w:space="0" w:color="999999"/>
+              <w:bottom w:val="single" w:sz="4" w:space="0" w:color="999999"/>
+              <w:right w:val="single" w:sz="4" w:space="0" w:color="999999"/>
+            </w:tcBorders>
+            <w:tcMar>
+              <w:top w:w="60" w:type="dxa"/>
+              <w:left w:w="100" w:type="dxa"/>
+              <w:bottom w:w="60" w:type="dxa"/>
+              <w:right w:w="100" w:type="dxa"/>
+            </w:tcMar>
+          </w:tcPr>
+          <w:p>
+            <w:pPr>
+              <w:rPr>
+                <w:sz w:val="24"/>
+                <w:szCs w:val="24"/>
+              </w:rPr>
+            </w:pPr>
+            <w:r>
+              <w:rPr>
+                <w:sz w:val="24"/>
+                <w:szCs w:val="24"/>
+              </w:rPr>
+              <w:t>30,9%</w:t>
+            </w:r>
+          </w:p>
+        </w:tc>
+      </w:tr>
+      <w:tr>
+        <w:tc>
+          <w:tcPr>
+            <w:tcW w:w="1800" w:type="dxa"/>
+            <w:tcBorders>
+              <w:top w:val="single" w:sz="4" w:space="0" w:color="999999"/>
+              <w:left w:val="single" w:sz="4" w:space="0" w:color="999999"/>
+              <w:bottom w:val="single" w:sz="4" w:space="0" w:color="999999"/>
+              <w:right w:val="single" w:sz="4" w:space="0" w:color="999999"/>
+            </w:tcBorders>
+            <w:tcMar>
+              <w:top w:w="60" w:type="dxa"/>
+              <w:left w:w="100" w:type="dxa"/>
+              <w:bottom w:w="60" w:type="dxa"/>
+              <w:right w:w="100" w:type="dxa"/>
+            </w:tcMar>
+          </w:tcPr>
+          <w:p>
+            <w:pPr>
+              <w:rPr>
+                <w:sz w:val="24"/>
+                <w:szCs w:val="24"/>
+              </w:rPr>
+            </w:pPr>
+            <w:r>
+              <w:rPr>
+                <w:sz w:val="24"/>
+                <w:szCs w:val="24"/>
+              </w:rPr>
+              <w:t>3</w:t>
+            </w:r>
+          </w:p>
+        </w:tc>
+        <w:tc>
+          <w:tcPr>
+            <w:tcW w:w="1700" w:type="dxa"/>
+            <w:tcBorders>
+              <w:top w:val="single" w:sz="4" w:space="0" w:color="999999"/>
+              <w:left w:val="single" w:sz="4" w:space="0" w:color="999999"/>
+              <w:bottom w:val="single" w:sz="4" w:space="0" w:color="999999"/>
+              <w:right w:val="single" w:sz="4" w:space="0" w:color="999999"/>
+            </w:tcBorders>
+            <w:tcMar>
+              <w:top w:w="60" w:type="dxa"/>
+              <w:left w:w="100" w:type="dxa"/>
+              <w:bottom w:w="60" w:type="dxa"/>
+              <w:right w:w="100" w:type="dxa"/>
+            </w:tcMar>
+          </w:tcPr>
+          <w:p>
+            <w:pPr>
+              <w:rPr>
+                <w:sz w:val="24"/>
+                <w:szCs w:val="24"/>
+              </w:rPr>
+            </w:pPr>
+            <w:r>
+              <w:rPr>
+                <w:sz w:val="24"/>
+                <w:szCs w:val="24"/>
+              </w:rPr>
+              <w:t>146</w:t>
+            </w:r>
+          </w:p>
+        </w:tc>
+        <w:tc>
+          <w:tcPr>
+            <w:tcW w:w="2900" w:type="dxa"/>
+            <w:tcBorders>
+              <w:top w:val="single" w:sz="4" w:space="0" w:color="999999"/>
+              <w:left w:val="single" w:sz="4" w:space="0" w:color="999999"/>
+              <w:bottom w:val="single" w:sz="4" w:space="0" w:color="999999"/>
+              <w:right w:val="single" w:sz="4" w:space="0" w:color="999999"/>
+            </w:tcBorders>
+            <w:tcMar>
+              <w:top w:w="60" w:type="dxa"/>
+              <w:left w:w="100" w:type="dxa"/>
+              <w:bottom w:w="60" w:type="dxa"/>
+              <w:right w:w="100" w:type="dxa"/>
+            </w:tcMar>
+          </w:tcPr>
+          <w:p>
+            <w:pPr>
+              <w:rPr>
+                <w:sz w:val="24"/>
+                <w:szCs w:val="24"/>
+              </w:rPr>
+            </w:pPr>
+            <w:r>
+              <w:rPr>
+                <w:sz w:val="24"/>
+                <w:szCs w:val="24"/>
+              </w:rPr>
+              <w:t>≈ 260.000 VND</w:t>
+            </w:r>
+          </w:p>
+        </w:tc>
+        <w:tc>
+          <w:tcPr>
+            <w:tcW w:w="2626" w:type="dxa"/>
+            <w:tcBorders>
+              <w:top w:val="single" w:sz="4" w:space="0" w:color="999999"/>
+              <w:left w:val="single" w:sz="4" w:space="0" w:color="999999"/>
+              <w:bottom w:val="single" w:sz="4" w:space="0" w:color="999999"/>
+              <w:right w:val="single" w:sz="4" w:space="0" w:color="999999"/>
+            </w:tcBorders>
+            <w:tcMar>
+              <w:top w:w="60" w:type="dxa"/>
+              <w:left w:w="100" w:type="dxa"/>
+              <w:bottom w:w="60" w:type="dxa"/>
+              <w:right w:w="100" w:type="dxa"/>
+            </w:tcMar>
+          </w:tcPr>
+          <w:p>
+            <w:pPr>
+              <w:rPr>
+                <w:sz w:val="24"/>
+                <w:szCs w:val="24"/>
+              </w:rPr>
+            </w:pPr>
+            <w:r>
+              <w:rPr>
+                <w:sz w:val="24"/>
+                <w:szCs w:val="24"/>
+              </w:rPr>
+              <w:t>47,3%</w:t>
+            </w:r>
+          </w:p>
+        </w:tc>
+      </w:tr>
+      <w:tr>
+        <w:tc>
+          <w:tcPr>
+            <w:tcW w:w="1800" w:type="dxa"/>
+            <w:tcBorders>
+              <w:top w:val="single" w:sz="4" w:space="0" w:color="999999"/>
+              <w:left w:val="single" w:sz="4" w:space="0" w:color="999999"/>
+              <w:bottom w:val="single" w:sz="4" w:space="0" w:color="999999"/>
+              <w:right w:val="single" w:sz="4" w:space="0" w:color="999999"/>
+            </w:tcBorders>
+            <w:tcMar>
+              <w:top w:w="60" w:type="dxa"/>
+              <w:left w:w="100" w:type="dxa"/>
+              <w:bottom w:w="60" w:type="dxa"/>
+              <w:right w:w="100" w:type="dxa"/>
+            </w:tcMar>
+          </w:tcPr>
+          <w:p>
+            <w:pPr>
+              <w:rPr>
+                <w:sz w:val="24"/>
+                <w:szCs w:val="24"/>
+              </w:rPr>
+            </w:pPr>
+            <w:r>
+              <w:rPr>
+                <w:sz w:val="24"/>
+                <w:szCs w:val="24"/>
+              </w:rPr>
+              <w:t>4</w:t>
+            </w:r>
+          </w:p>
+        </w:tc>
+        <w:tc>
+          <w:tcPr>
+            <w:tcW w:w="1700" w:type="dxa"/>
+            <w:tcBorders>
+              <w:top w:val="single" w:sz="4" w:space="0" w:color="999999"/>
+              <w:left w:val="single" w:sz="4" w:space="0" w:color="999999"/>
+              <w:bottom w:val="single" w:sz="4" w:space="0" w:color="999999"/>
+              <w:right w:val="single" w:sz="4" w:space="0" w:color="999999"/>
+            </w:tcBorders>
+            <w:tcMar>
+              <w:top w:w="60" w:type="dxa"/>
+              <w:left w:w="100" w:type="dxa"/>
+              <w:bottom w:w="60" w:type="dxa"/>
+              <w:right w:w="100" w:type="dxa"/>
+            </w:tcMar>
+          </w:tcPr>
+          <w:p>
+            <w:pPr>
+              <w:rPr>
+                <w:sz w:val="24"/>
+                <w:szCs w:val="24"/>
+              </w:rPr>
+            </w:pPr>
+            <w:r>
+              <w:rPr>
+                <w:sz w:val="24"/>
+                <w:szCs w:val="24"/>
+              </w:rPr>
+              <w:t>74</w:t>
+            </w:r>
+          </w:p>
+        </w:tc>
+        <w:tc>
+          <w:tcPr>
+            <w:tcW w:w="2900" w:type="dxa"/>
+            <w:tcBorders>
+              <w:top w:val="single" w:sz="4" w:space="0" w:color="999999"/>
+              <w:left w:val="single" w:sz="4" w:space="0" w:color="999999"/>
+              <w:bottom w:val="single" w:sz="4" w:space="0" w:color="999999"/>
+              <w:right w:val="single" w:sz="4" w:space="0" w:color="999999"/>
+            </w:tcBorders>
+            <w:tcMar>
+              <w:top w:w="60" w:type="dxa"/>
+              <w:left w:w="100" w:type="dxa"/>
+              <w:bottom w:w="60" w:type="dxa"/>
+              <w:right w:w="100" w:type="dxa"/>
+            </w:tcMar>
+          </w:tcPr>
+          <w:p>
+            <w:pPr>
+              <w:rPr>
+                <w:sz w:val="24"/>
+                <w:szCs w:val="24"/>
+              </w:rPr>
+            </w:pPr>
+            <w:r>
+              <w:rPr>
+                <w:sz w:val="24"/>
+                <w:szCs w:val="24"/>
+              </w:rPr>
+              <w:t>≈ 356.300 VND</w:t>
+            </w:r>
+          </w:p>
+        </w:tc>
+        <w:tc>
+          <w:tcPr>
+            <w:tcW w:w="2626" w:type="dxa"/>
+            <w:tcBorders>
+              <w:top w:val="single" w:sz="4" w:space="0" w:color="999999"/>
+              <w:left w:val="single" w:sz="4" w:space="0" w:color="999999"/>
+              <w:bottom w:val="single" w:sz="4" w:space="0" w:color="999999"/>
+              <w:right w:val="single" w:sz="4" w:space="0" w:color="999999"/>
+            </w:tcBorders>
+            <w:tcMar>
+              <w:top w:w="60" w:type="dxa"/>
+              <w:left w:w="100" w:type="dxa"/>
+              <w:bottom w:w="60" w:type="dxa"/>
+              <w:right w:w="100" w:type="dxa"/>
+            </w:tcMar>
+          </w:tcPr>
+          <w:p>
+            <w:pPr>
+              <w:rPr>
+                <w:sz w:val="24"/>
+                <w:szCs w:val="24"/>
+              </w:rPr>
+            </w:pPr>
+            <w:r>
+              <w:rPr>
+                <w:sz w:val="24"/>
+                <w:szCs w:val="24"/>
+              </w:rPr>
+              <w:t>55,4%</w:t>
+            </w:r>
+          </w:p>
+        </w:tc>
+      </w:tr>
+      <w:tr>
+        <w:tc>
+          <w:tcPr>
+            <w:tcW w:w="1800" w:type="dxa"/>
+            <w:tcBorders>
+              <w:top w:val="single" w:sz="4" w:space="0" w:color="999999"/>
+              <w:left w:val="single" w:sz="4" w:space="0" w:color="999999"/>
+              <w:bottom w:val="single" w:sz="4" w:space="0" w:color="999999"/>
+              <w:right w:val="single" w:sz="4" w:space="0" w:color="999999"/>
+            </w:tcBorders>
+            <w:tcMar>
+              <w:top w:w="60" w:type="dxa"/>
+              <w:left w:w="100" w:type="dxa"/>
+              <w:bottom w:w="60" w:type="dxa"/>
+              <w:right w:w="100" w:type="dxa"/>
+            </w:tcMar>
+          </w:tcPr>
+          <w:p>
+            <w:pPr>
+              <w:rPr>
+                <w:sz w:val="24"/>
+                <w:szCs w:val="24"/>
+              </w:rPr>
+            </w:pPr>
+            <w:r>
+              <w:rPr>
+                <w:sz w:val="24"/>
+                <w:szCs w:val="24"/>
+              </w:rPr>
+              <w:t>5</w:t>
+            </w:r>
+          </w:p>
+        </w:tc>
+        <w:tc>
+          <w:tcPr>
+            <w:tcW w:w="1700" w:type="dxa"/>
+            <w:tcBorders>
+              <w:top w:val="single" w:sz="4" w:space="0" w:color="999999"/>
+              <w:left w:val="single" w:sz="4" w:space="0" w:color="999999"/>
+              <w:bottom w:val="single" w:sz="4" w:space="0" w:color="999999"/>
+              <w:right w:val="single" w:sz="4" w:space="0" w:color="999999"/>
+            </w:tcBorders>
+            <w:tcMar>
+              <w:top w:w="60" w:type="dxa"/>
+              <w:left w:w="100" w:type="dxa"/>
+              <w:bottom w:w="60" w:type="dxa"/>
+              <w:right w:w="100" w:type="dxa"/>
+            </w:tcMar>
+          </w:tcPr>
+          <w:p>
+            <w:pPr>
+              <w:rPr>
+                <w:sz w:val="24"/>
+                <w:szCs w:val="24"/>
+              </w:rPr>
+            </w:pPr>
+            <w:r>
+              <w:rPr>
+                <w:sz w:val="24"/>
+                <w:szCs w:val="24"/>
+              </w:rPr>
+              <w:t>31</w:t>
+            </w:r>
+          </w:p>
+        </w:tc>
+        <w:tc>
+          <w:tcPr>
+            <w:tcW w:w="2900" w:type="dxa"/>
+            <w:tcBorders>
+              <w:top w:val="single" w:sz="4" w:space="0" w:color="999999"/>
+              <w:left w:val="single" w:sz="4" w:space="0" w:color="999999"/>
+              <w:bottom w:val="single" w:sz="4" w:space="0" w:color="999999"/>
+              <w:right w:val="single" w:sz="4" w:space="0" w:color="999999"/>
+            </w:tcBorders>
+            <w:tcMar>
+              <w:top w:w="60" w:type="dxa"/>
+              <w:left w:w="100" w:type="dxa"/>
+              <w:bottom w:w="60" w:type="dxa"/>
+              <w:right w:w="100" w:type="dxa"/>
+            </w:tcMar>
+          </w:tcPr>
+          <w:p>
+            <w:pPr>
+              <w:rPr>
+                <w:sz w:val="24"/>
+                <w:szCs w:val="24"/>
+              </w:rPr>
+            </w:pPr>
+            <w:r>
+              <w:rPr>
+                <w:sz w:val="24"/>
+                <w:szCs w:val="24"/>
+              </w:rPr>
+              <w:t>≈ 466.200 VND</w:t>
+            </w:r>
+          </w:p>
+        </w:tc>
+        <w:tc>
+          <w:tcPr>
+            <w:tcW w:w="2626" w:type="dxa"/>
+            <w:tcBorders>
+              <w:top w:val="single" w:sz="4" w:space="0" w:color="999999"/>
+              <w:left w:val="single" w:sz="4" w:space="0" w:color="999999"/>
+              <w:bottom w:val="single" w:sz="4" w:space="0" w:color="999999"/>
+              <w:right w:val="single" w:sz="4" w:space="0" w:color="999999"/>
+            </w:tcBorders>
+            <w:tcMar>
+              <w:top w:w="60" w:type="dxa"/>
+              <w:left w:w="100" w:type="dxa"/>
+              <w:bottom w:w="60" w:type="dxa"/>
+              <w:right w:w="100" w:type="dxa"/>
+            </w:tcMar>
+          </w:tcPr>
+          <w:p>
+            <w:pPr>
+              <w:rPr>
+                <w:sz w:val="24"/>
+                <w:szCs w:val="24"/>
+              </w:rPr>
+            </w:pPr>
+            <w:r>
+              <w:rPr>
+                <w:sz w:val="24"/>
+                <w:szCs w:val="24"/>
+              </w:rPr>
+              <w:t>77,4%</w:t>
+            </w:r>
+          </w:p>
+        </w:tc>
+      </w:tr>
+    </w:tbl>
+    <w:p>
+      <w:pPr>
+        <w:spacing w:after="120"/>
+        <w:rPr>
+          <w:sz w:val="24"/>
+          <w:szCs w:val="24"/>
+        </w:rPr>
+      </w:pPr>
+    </w:p>
+    <w:p>
+      <w:pPr>
+        <w:spacing w:after="120"/>
+        <w:rPr>
+          <w:sz w:val="24"/>
+          <w:szCs w:val="24"/>
+        </w:rPr>
+      </w:pPr>
+      <w:r>
+        <w:rPr>
+          <w:sz w:val="24"/>
+          <w:szCs w:val="24"/>
+        </w:rPr>
+        <w:t>Mô hình trên app cũng cho kết quả tương tự (xác suất tăng từ 42,6% lên 76,3% khi mua 2 thay vì 1).</w:t>
+      </w:r>
+    </w:p>
+    <w:p>
+      <w:pPr>
+        <w:spacing w:after="120"/>
+        <w:rPr>
+          <w:sz w:val="24"/>
+          <w:szCs w:val="24"/>
+        </w:rPr>
+      </w:pPr>
+      <w:r>
+        <w:rPr>
+          <w:b/>
+          <w:bCs/>
+          <w:sz w:val="24"/>
+          <w:szCs w:val="24"/>
+        </w:rPr>
+        <w:t>Đề xuất:</w:t>
+      </w:r>
+      <w:r>
+        <w:rPr>
+          <w:sz w:val="24"/>
+          <w:szCs w:val="24"/>
+        </w:rPr>
+        <w:t xml:space="preserve"> gợi ý "mua thêm 1 sản phẩm để được giảm giá / freeship" ngay ở bước thanh toán. Chỉ cần chuyển một phần đơn 1 sản phẩm sang 2 sản phẩm thì giá trị đơn trung bình đã tăng gấp đôi.</w:t>
+      </w:r>
+    </w:p>
+    <w:p>
+      <w:pPr>
+        <w:pStyle w:val="Heading3"/>
+        <w:rPr>
+          <w:color w:val="auto"/>
+        </w:rPr>
+      </w:pPr>
+      <w:r>
+        <w:rPr>
+          <w:color w:val="auto"/>
+        </w:rPr>
+        <w:t>Khuyến nghị 2: Chăm sóc riêng nhóm khách hàng chi tiêu cao (Cụm 1)</w:t>
+      </w:r>
+    </w:p>
+    <w:p>
+      <w:pPr>
+        <w:spacing w:after="120"/>
+        <w:rPr>
+          <w:sz w:val="24"/>
+          <w:szCs w:val="24"/>
+        </w:rPr>
+      </w:pPr>
+      <w:r>
+        <w:rPr>
+          <w:sz w:val="24"/>
+          <w:szCs w:val="24"/>
+        </w:rPr>
+        <w:t>Mô hình PCA + K-Means chia khách hàng thành 2 cụm. Đặc điểm của từng cụm (tính từ dữ liệu):</w:t>
+      </w:r>
+    </w:p>
+    <w:tbl>
+      <w:tblPr>
+        <w:tblW w:w="9026" w:type="dxa"/>
+        <w:tblBorders>
+          <w:top w:val="single" w:sz="4" w:space="0" w:color="auto"/>
+          <w:left w:val="single" w:sz="4" w:space="0" w:color="auto"/>
+          <w:bottom w:val="single" w:sz="4" w:space="0" w:color="auto"/>
+          <w:right w:val="single" w:sz="4" w:space="0" w:color="auto"/>
+          <w:insideH w:val="single" w:sz="4" w:space="0" w:color="auto"/>
+          <w:insideV w:val="single" w:sz="4" w:space="0" w:color="auto"/>
+        </w:tblBorders>
+        <w:tblCellMar>
+          <w:left w:w="10" w:type="dxa"/>
+          <w:right w:w="10" w:type="dxa"/>
+        </w:tblCellMar>
+        <w:tblLook w:val="04A0" w:firstRow="1" w:lastRow="0" w:firstColumn="1" w:lastColumn="0" w:noHBand="0" w:noVBand="1"/>
+      </w:tblPr>
+      <w:tblGrid>
+        <w:gridCol w:w="3626"/>
+        <w:gridCol w:w="2700"/>
+        <w:gridCol w:w="2700"/>
+      </w:tblGrid>
+      <w:tr>
+        <w:trPr>
+          <w:tblHeader/>
+        </w:trPr>
+        <w:tc>
+          <w:tcPr>
+            <w:tcW w:w="3626" w:type="dxa"/>
+            <w:tcBorders>
+              <w:top w:val="single" w:sz="4" w:space="0" w:color="999999"/>
+              <w:left w:val="single" w:sz="4" w:space="0" w:color="999999"/>
+              <w:bottom w:val="single" w:sz="4" w:space="0" w:color="999999"/>
+              <w:right w:val="single" w:sz="4" w:space="0" w:color="999999"/>
+            </w:tcBorders>
+            <w:shd w:val="clear" w:color="auto" w:fill="D9E2F3"/>
+            <w:tcMar>
+              <w:top w:w="60" w:type="dxa"/>
+              <w:left w:w="100" w:type="dxa"/>
+              <w:bottom w:w="60" w:type="dxa"/>
+              <w:right w:w="100" w:type="dxa"/>
+            </w:tcMar>
+          </w:tcPr>
+          <w:p>
+            <w:pPr>
+              <w:rPr>
+                <w:sz w:val="24"/>
+                <w:szCs w:val="24"/>
+              </w:rPr>
+            </w:pPr>
+          </w:p>
+        </w:tc>
+        <w:tc>
+          <w:tcPr>
+            <w:tcW w:w="2700" w:type="dxa"/>
+            <w:tcBorders>
+              <w:top w:val="single" w:sz="4" w:space="0" w:color="999999"/>
+              <w:left w:val="single" w:sz="4" w:space="0" w:color="999999"/>
+              <w:bottom w:val="single" w:sz="4" w:space="0" w:color="999999"/>
+              <w:right w:val="single" w:sz="4" w:space="0" w:color="999999"/>
+            </w:tcBorders>
+            <w:shd w:val="clear" w:color="auto" w:fill="D9E2F3"/>
+            <w:tcMar>
+              <w:top w:w="60" w:type="dxa"/>
+              <w:left w:w="100" w:type="dxa"/>
+              <w:bottom w:w="60" w:type="dxa"/>
+              <w:right w:w="100" w:type="dxa"/>
+            </w:tcMar>
+          </w:tcPr>
+          <w:p>
+            <w:pPr>
+              <w:rPr>
+                <w:sz w:val="24"/>
+                <w:szCs w:val="24"/>
+              </w:rPr>
+            </w:pPr>
+            <w:r>
+              <w:rPr>
+                <w:b/>
+                <w:bCs/>
+                <w:sz w:val="24"/>
+                <w:szCs w:val="24"/>
+              </w:rPr>
+              <w:t>Cụm 0</w:t>
+            </w:r>
+          </w:p>
+        </w:tc>
+        <w:tc>
+          <w:tcPr>
+            <w:tcW w:w="2700" w:type="dxa"/>
+            <w:tcBorders>
+              <w:top w:val="single" w:sz="4" w:space="0" w:color="999999"/>
+              <w:left w:val="single" w:sz="4" w:space="0" w:color="999999"/>
+              <w:bottom w:val="single" w:sz="4" w:space="0" w:color="999999"/>
+              <w:right w:val="single" w:sz="4" w:space="0" w:color="999999"/>
+            </w:tcBorders>
+            <w:shd w:val="clear" w:color="auto" w:fill="D9E2F3"/>
+            <w:tcMar>
+              <w:top w:w="60" w:type="dxa"/>
+              <w:left w:w="100" w:type="dxa"/>
+              <w:bottom w:w="60" w:type="dxa"/>
+              <w:right w:w="100" w:type="dxa"/>
+            </w:tcMar>
+          </w:tcPr>
+          <w:p>
+            <w:pPr>
+              <w:rPr>
+                <w:sz w:val="24"/>
+                <w:szCs w:val="24"/>
+              </w:rPr>
+            </w:pPr>
+            <w:r>
+              <w:rPr>
+                <w:b/>
+                <w:bCs/>
+                <w:sz w:val="24"/>
+                <w:szCs w:val="24"/>
+              </w:rPr>
+              <w:t>Cụm 1</w:t>
+            </w:r>
+          </w:p>
+        </w:tc>
+      </w:tr>
+      <w:tr>
+        <w:tc>
+          <w:tcPr>
+            <w:tcW w:w="3626" w:type="dxa"/>
+            <w:tcBorders>
+              <w:top w:val="single" w:sz="4" w:space="0" w:color="999999"/>
+              <w:left w:val="single" w:sz="4" w:space="0" w:color="999999"/>
+              <w:bottom w:val="single" w:sz="4" w:space="0" w:color="999999"/>
+              <w:right w:val="single" w:sz="4" w:space="0" w:color="999999"/>
+            </w:tcBorders>
+            <w:tcMar>
+              <w:top w:w="60" w:type="dxa"/>
+              <w:left w:w="100" w:type="dxa"/>
+              <w:bottom w:w="60" w:type="dxa"/>
+              <w:right w:w="100" w:type="dxa"/>
+            </w:tcMar>
+          </w:tcPr>
+          <w:p>
+            <w:pPr>
+              <w:rPr>
+                <w:sz w:val="24"/>
+                <w:szCs w:val="24"/>
+              </w:rPr>
+            </w:pPr>
+            <w:r>
+              <w:rPr>
+                <w:sz w:val="24"/>
+                <w:szCs w:val="24"/>
+              </w:rPr>
+              <w:t>Số khách</w:t>
+            </w:r>
+          </w:p>
+        </w:tc>
+        <w:tc>
+          <w:tcPr>
+            <w:tcW w:w="2700" w:type="dxa"/>
+            <w:tcBorders>
+              <w:top w:val="single" w:sz="4" w:space="0" w:color="999999"/>
+              <w:left w:val="single" w:sz="4" w:space="0" w:color="999999"/>
+              <w:bottom w:val="single" w:sz="4" w:space="0" w:color="999999"/>
+              <w:right w:val="single" w:sz="4" w:space="0" w:color="999999"/>
+            </w:tcBorders>
+            <w:tcMar>
+              <w:top w:w="60" w:type="dxa"/>
+              <w:left w:w="100" w:type="dxa"/>
+              <w:bottom w:w="60" w:type="dxa"/>
+              <w:right w:w="100" w:type="dxa"/>
+            </w:tcMar>
+          </w:tcPr>
+          <w:p>
+            <w:pPr>
+              <w:rPr>
+                <w:sz w:val="24"/>
+                <w:szCs w:val="24"/>
+              </w:rPr>
+            </w:pPr>
+            <w:r>
+              <w:rPr>
+                <w:sz w:val="24"/>
+                <w:szCs w:val="24"/>
+              </w:rPr>
+              <w:t>207 (59%)</w:t>
+            </w:r>
+          </w:p>
+        </w:tc>
+        <w:tc>
+          <w:tcPr>
+            <w:tcW w:w="2700" w:type="dxa"/>
+            <w:tcBorders>
+              <w:top w:val="single" w:sz="4" w:space="0" w:color="999999"/>
+              <w:left w:val="single" w:sz="4" w:space="0" w:color="999999"/>
+              <w:bottom w:val="single" w:sz="4" w:space="0" w:color="999999"/>
+              <w:right w:val="single" w:sz="4" w:space="0" w:color="999999"/>
+            </w:tcBorders>
+            <w:tcMar>
+              <w:top w:w="60" w:type="dxa"/>
+              <w:left w:w="100" w:type="dxa"/>
+              <w:bottom w:w="60" w:type="dxa"/>
+              <w:right w:w="100" w:type="dxa"/>
+            </w:tcMar>
+          </w:tcPr>
+          <w:p>
+            <w:pPr>
+              <w:rPr>
+                <w:sz w:val="24"/>
+                <w:szCs w:val="24"/>
+              </w:rPr>
+            </w:pPr>
+            <w:r>
+              <w:rPr>
+                <w:sz w:val="24"/>
+                <w:szCs w:val="24"/>
+              </w:rPr>
+              <w:t>143 (41%)</w:t>
+            </w:r>
+          </w:p>
+        </w:tc>
+      </w:tr>
+      <w:tr>
+        <w:tc>
+          <w:tcPr>
+            <w:tcW w:w="3626" w:type="dxa"/>
+            <w:tcBorders>
+              <w:top w:val="single" w:sz="4" w:space="0" w:color="999999"/>
+              <w:left w:val="single" w:sz="4" w:space="0" w:color="999999"/>
+              <w:bottom w:val="single" w:sz="4" w:space="0" w:color="999999"/>
+              <w:right w:val="single" w:sz="4" w:space="0" w:color="999999"/>
+            </w:tcBorders>
+            <w:tcMar>
+              <w:top w:w="60" w:type="dxa"/>
+              <w:left w:w="100" w:type="dxa"/>
+              <w:bottom w:w="60" w:type="dxa"/>
+              <w:right w:w="100" w:type="dxa"/>
+            </w:tcMar>
+          </w:tcPr>
+          <w:p>
+            <w:pPr>
+              <w:rPr>
+                <w:sz w:val="24"/>
+                <w:szCs w:val="24"/>
+              </w:rPr>
+            </w:pPr>
+            <w:r>
+              <w:rPr>
+                <w:sz w:val="24"/>
+                <w:szCs w:val="24"/>
+              </w:rPr>
+              <w:t>Số giao dịch trung bình</w:t>
+            </w:r>
+          </w:p>
+        </w:tc>
+        <w:tc>
+          <w:tcPr>
+            <w:tcW w:w="2700" w:type="dxa"/>
+            <w:tcBorders>
+              <w:top w:val="single" w:sz="4" w:space="0" w:color="999999"/>
+              <w:left w:val="single" w:sz="4" w:space="0" w:color="999999"/>
+              <w:bottom w:val="single" w:sz="4" w:space="0" w:color="999999"/>
+              <w:right w:val="single" w:sz="4" w:space="0" w:color="999999"/>
+            </w:tcBorders>
+            <w:tcMar>
+              <w:top w:w="60" w:type="dxa"/>
+              <w:left w:w="100" w:type="dxa"/>
+              <w:bottom w:w="60" w:type="dxa"/>
+              <w:right w:w="100" w:type="dxa"/>
+            </w:tcMar>
+          </w:tcPr>
+          <w:p>
+            <w:pPr>
+              <w:rPr>
+                <w:sz w:val="24"/>
+                <w:szCs w:val="24"/>
+              </w:rPr>
+            </w:pPr>
+            <w:r>
+              <w:rPr>
+                <w:sz w:val="24"/>
+                <w:szCs w:val="24"/>
+              </w:rPr>
+              <w:t>2,4</w:t>
+            </w:r>
+          </w:p>
+        </w:tc>
+        <w:tc>
+          <w:tcPr>
+            <w:tcW w:w="2700" w:type="dxa"/>
+            <w:tcBorders>
+              <w:top w:val="single" w:sz="4" w:space="0" w:color="999999"/>
+              <w:left w:val="single" w:sz="4" w:space="0" w:color="999999"/>
+              <w:bottom w:val="single" w:sz="4" w:space="0" w:color="999999"/>
+              <w:right w:val="single" w:sz="4" w:space="0" w:color="999999"/>
+            </w:tcBorders>
+            <w:tcMar>
+              <w:top w:w="60" w:type="dxa"/>
+              <w:left w:w="100" w:type="dxa"/>
+              <w:bottom w:w="60" w:type="dxa"/>
+              <w:right w:w="100" w:type="dxa"/>
+            </w:tcMar>
+          </w:tcPr>
+          <w:p>
+            <w:pPr>
+              <w:rPr>
+                <w:sz w:val="24"/>
+                <w:szCs w:val="24"/>
+              </w:rPr>
+            </w:pPr>
+            <w:r>
+              <w:rPr>
+                <w:sz w:val="24"/>
+                <w:szCs w:val="24"/>
+              </w:rPr>
+              <w:t>3,5</w:t>
+            </w:r>
+          </w:p>
+        </w:tc>
+      </w:tr>
+      <w:tr>
+        <w:tc>
+          <w:tcPr>
+            <w:tcW w:w="3626" w:type="dxa"/>
+            <w:tcBorders>
+              <w:top w:val="single" w:sz="4" w:space="0" w:color="999999"/>
+              <w:left w:val="single" w:sz="4" w:space="0" w:color="999999"/>
+              <w:bottom w:val="single" w:sz="4" w:space="0" w:color="999999"/>
+              <w:right w:val="single" w:sz="4" w:space="0" w:color="999999"/>
+            </w:tcBorders>
+            <w:tcMar>
+              <w:top w:w="60" w:type="dxa"/>
+              <w:left w:w="100" w:type="dxa"/>
+              <w:bottom w:w="60" w:type="dxa"/>
+              <w:right w:w="100" w:type="dxa"/>
+            </w:tcMar>
+          </w:tcPr>
+          <w:p>
+            <w:pPr>
+              <w:rPr>
+                <w:sz w:val="24"/>
+                <w:szCs w:val="24"/>
+              </w:rPr>
+            </w:pPr>
+            <w:r>
+              <w:rPr>
+                <w:sz w:val="24"/>
+                <w:szCs w:val="24"/>
+              </w:rPr>
+              <w:t>Tổng chi tiêu trung bình</w:t>
+            </w:r>
+          </w:p>
+        </w:tc>
+        <w:tc>
+          <w:tcPr>
+            <w:tcW w:w="2700" w:type="dxa"/>
+            <w:tcBorders>
+              <w:top w:val="single" w:sz="4" w:space="0" w:color="999999"/>
+              <w:left w:val="single" w:sz="4" w:space="0" w:color="999999"/>
+              <w:bottom w:val="single" w:sz="4" w:space="0" w:color="999999"/>
+              <w:right w:val="single" w:sz="4" w:space="0" w:color="999999"/>
+            </w:tcBorders>
+            <w:tcMar>
+              <w:top w:w="60" w:type="dxa"/>
+              <w:left w:w="100" w:type="dxa"/>
+              <w:bottom w:w="60" w:type="dxa"/>
+              <w:right w:w="100" w:type="dxa"/>
+            </w:tcMar>
+          </w:tcPr>
+          <w:p>
+            <w:pPr>
+              <w:rPr>
+                <w:sz w:val="24"/>
+                <w:szCs w:val="24"/>
+              </w:rPr>
+            </w:pPr>
+            <w:r>
+              <w:rPr>
+                <w:sz w:val="24"/>
+                <w:szCs w:val="24"/>
+              </w:rPr>
+              <w:t>≈ 248.600 VND</w:t>
+            </w:r>
+          </w:p>
+        </w:tc>
+        <w:tc>
+          <w:tcPr>
+            <w:tcW w:w="2700" w:type="dxa"/>
+            <w:tcBorders>
+              <w:top w:val="single" w:sz="4" w:space="0" w:color="999999"/>
+              <w:left w:val="single" w:sz="4" w:space="0" w:color="999999"/>
+              <w:bottom w:val="single" w:sz="4" w:space="0" w:color="999999"/>
+              <w:right w:val="single" w:sz="4" w:space="0" w:color="999999"/>
+            </w:tcBorders>
+            <w:tcMar>
+              <w:top w:w="60" w:type="dxa"/>
+              <w:left w:w="100" w:type="dxa"/>
+              <w:bottom w:w="60" w:type="dxa"/>
+              <w:right w:w="100" w:type="dxa"/>
+            </w:tcMar>
+          </w:tcPr>
+          <w:p>
+            <w:pPr>
+              <w:rPr>
+                <w:sz w:val="24"/>
+                <w:szCs w:val="24"/>
+              </w:rPr>
+            </w:pPr>
+            <w:r>
+              <w:rPr>
+                <w:sz w:val="24"/>
+                <w:szCs w:val="24"/>
+              </w:rPr>
+              <w:t>≈ 832.800 VND</w:t>
+            </w:r>
+          </w:p>
+        </w:tc>
+      </w:tr>
+      <w:tr>
+        <w:tc>
+          <w:tcPr>
+            <w:tcW w:w="3626" w:type="dxa"/>
+            <w:tcBorders>
+              <w:top w:val="single" w:sz="4" w:space="0" w:color="999999"/>
+              <w:left w:val="single" w:sz="4" w:space="0" w:color="999999"/>
+              <w:bottom w:val="single" w:sz="4" w:space="0" w:color="999999"/>
+              <w:right w:val="single" w:sz="4" w:space="0" w:color="999999"/>
+            </w:tcBorders>
+            <w:tcMar>
+              <w:top w:w="60" w:type="dxa"/>
+              <w:left w:w="100" w:type="dxa"/>
+              <w:bottom w:w="60" w:type="dxa"/>
+              <w:right w:w="100" w:type="dxa"/>
+            </w:tcMar>
+          </w:tcPr>
+          <w:p>
+            <w:pPr>
+              <w:rPr>
+                <w:sz w:val="24"/>
+                <w:szCs w:val="24"/>
+              </w:rPr>
+            </w:pPr>
+            <w:r>
+              <w:rPr>
+                <w:sz w:val="24"/>
+                <w:szCs w:val="24"/>
+              </w:rPr>
+              <w:t>Giá trị đơn trung bình</w:t>
+            </w:r>
+          </w:p>
+        </w:tc>
+        <w:tc>
+          <w:tcPr>
+            <w:tcW w:w="2700" w:type="dxa"/>
+            <w:tcBorders>
+              <w:top w:val="single" w:sz="4" w:space="0" w:color="999999"/>
+              <w:left w:val="single" w:sz="4" w:space="0" w:color="999999"/>
+              <w:bottom w:val="single" w:sz="4" w:space="0" w:color="999999"/>
+              <w:right w:val="single" w:sz="4" w:space="0" w:color="999999"/>
+            </w:tcBorders>
+            <w:tcMar>
+              <w:top w:w="60" w:type="dxa"/>
+              <w:left w:w="100" w:type="dxa"/>
+              <w:bottom w:w="60" w:type="dxa"/>
+              <w:right w:w="100" w:type="dxa"/>
+            </w:tcMar>
+          </w:tcPr>
+          <w:p>
+            <w:pPr>
+              <w:rPr>
+                <w:sz w:val="24"/>
+                <w:szCs w:val="24"/>
+              </w:rPr>
+            </w:pPr>
+            <w:r>
+              <w:rPr>
+                <w:sz w:val="24"/>
+                <w:szCs w:val="24"/>
+              </w:rPr>
+              <w:t>≈ 108.400 VND</w:t>
+            </w:r>
+          </w:p>
+        </w:tc>
+        <w:tc>
+          <w:tcPr>
+            <w:tcW w:w="2700" w:type="dxa"/>
+            <w:tcBorders>
+              <w:top w:val="single" w:sz="4" w:space="0" w:color="999999"/>
+              <w:left w:val="single" w:sz="4" w:space="0" w:color="999999"/>
+              <w:bottom w:val="single" w:sz="4" w:space="0" w:color="999999"/>
+              <w:right w:val="single" w:sz="4" w:space="0" w:color="999999"/>
+            </w:tcBorders>
+            <w:tcMar>
+              <w:top w:w="60" w:type="dxa"/>
+              <w:left w:w="100" w:type="dxa"/>
+              <w:bottom w:w="60" w:type="dxa"/>
+              <w:right w:w="100" w:type="dxa"/>
+            </w:tcMar>
+          </w:tcPr>
+          <w:p>
+            <w:pPr>
+              <w:rPr>
+                <w:sz w:val="24"/>
+                <w:szCs w:val="24"/>
+              </w:rPr>
+            </w:pPr>
+            <w:r>
+              <w:rPr>
+                <w:sz w:val="24"/>
+                <w:szCs w:val="24"/>
+              </w:rPr>
+              <w:t>≈ 256.300 VND</w:t>
+            </w:r>
+          </w:p>
+        </w:tc>
+      </w:tr>
+      <w:tr>
+        <w:tc>
+          <w:tcPr>
+            <w:tcW w:w="3626" w:type="dxa"/>
+            <w:tcBorders>
+              <w:top w:val="single" w:sz="4" w:space="0" w:color="999999"/>
+              <w:left w:val="single" w:sz="4" w:space="0" w:color="999999"/>
+              <w:bottom w:val="single" w:sz="4" w:space="0" w:color="999999"/>
+              <w:right w:val="single" w:sz="4" w:space="0" w:color="999999"/>
+            </w:tcBorders>
+            <w:tcMar>
+              <w:top w:w="60" w:type="dxa"/>
+              <w:left w:w="100" w:type="dxa"/>
+              <w:bottom w:w="60" w:type="dxa"/>
+              <w:right w:w="100" w:type="dxa"/>
+            </w:tcMar>
+          </w:tcPr>
+          <w:p>
+            <w:pPr>
+              <w:rPr>
+                <w:sz w:val="24"/>
+                <w:szCs w:val="24"/>
+              </w:rPr>
+            </w:pPr>
+            <w:r>
+              <w:rPr>
+                <w:sz w:val="24"/>
+                <w:szCs w:val="24"/>
+              </w:rPr>
+              <w:t>Số lượng trung bình/đơn</w:t>
+            </w:r>
+          </w:p>
+        </w:tc>
+        <w:tc>
+          <w:tcPr>
+            <w:tcW w:w="2700" w:type="dxa"/>
+            <w:tcBorders>
+              <w:top w:val="single" w:sz="4" w:space="0" w:color="999999"/>
+              <w:left w:val="single" w:sz="4" w:space="0" w:color="999999"/>
+              <w:bottom w:val="single" w:sz="4" w:space="0" w:color="999999"/>
+              <w:right w:val="single" w:sz="4" w:space="0" w:color="999999"/>
+            </w:tcBorders>
+            <w:tcMar>
+              <w:top w:w="60" w:type="dxa"/>
+              <w:left w:w="100" w:type="dxa"/>
+              <w:bottom w:w="60" w:type="dxa"/>
+              <w:right w:w="100" w:type="dxa"/>
+            </w:tcMar>
+          </w:tcPr>
+          <w:p>
+            <w:pPr>
+              <w:rPr>
+                <w:sz w:val="24"/>
+                <w:szCs w:val="24"/>
+              </w:rPr>
+            </w:pPr>
+            <w:r>
+              <w:rPr>
+                <w:sz w:val="24"/>
+                <w:szCs w:val="24"/>
+              </w:rPr>
+              <w:t>1,6</w:t>
+            </w:r>
+          </w:p>
+        </w:tc>
+        <w:tc>
+          <w:tcPr>
+            <w:tcW w:w="2700" w:type="dxa"/>
+            <w:tcBorders>
+              <w:top w:val="single" w:sz="4" w:space="0" w:color="999999"/>
+              <w:left w:val="single" w:sz="4" w:space="0" w:color="999999"/>
+              <w:bottom w:val="single" w:sz="4" w:space="0" w:color="999999"/>
+              <w:right w:val="single" w:sz="4" w:space="0" w:color="999999"/>
+            </w:tcBorders>
+            <w:tcMar>
+              <w:top w:w="60" w:type="dxa"/>
+              <w:left w:w="100" w:type="dxa"/>
+              <w:bottom w:w="60" w:type="dxa"/>
+              <w:right w:w="100" w:type="dxa"/>
+            </w:tcMar>
+          </w:tcPr>
+          <w:p>
+            <w:pPr>
+              <w:rPr>
+                <w:sz w:val="24"/>
+                <w:szCs w:val="24"/>
+              </w:rPr>
+            </w:pPr>
+            <w:r>
+              <w:rPr>
+                <w:sz w:val="24"/>
+                <w:szCs w:val="24"/>
+              </w:rPr>
+              <w:t>2,3</w:t>
+            </w:r>
+          </w:p>
+        </w:tc>
+      </w:tr>
+      <w:tr>
+        <w:tc>
+          <w:tcPr>
+            <w:tcW w:w="3626" w:type="dxa"/>
+            <w:tcBorders>
+              <w:top w:val="single" w:sz="4" w:space="0" w:color="999999"/>
+              <w:left w:val="single" w:sz="4" w:space="0" w:color="999999"/>
+              <w:bottom w:val="single" w:sz="4" w:space="0" w:color="999999"/>
+              <w:right w:val="single" w:sz="4" w:space="0" w:color="999999"/>
+            </w:tcBorders>
+            <w:tcMar>
+              <w:top w:w="60" w:type="dxa"/>
+              <w:left w:w="100" w:type="dxa"/>
+              <w:bottom w:w="60" w:type="dxa"/>
+              <w:right w:w="100" w:type="dxa"/>
+            </w:tcMar>
+          </w:tcPr>
+          <w:p>
+            <w:pPr>
+              <w:rPr>
+                <w:sz w:val="24"/>
+                <w:szCs w:val="24"/>
+              </w:rPr>
+            </w:pPr>
+            <w:r>
+              <w:rPr>
+                <w:sz w:val="24"/>
+                <w:szCs w:val="24"/>
+              </w:rPr>
+              <w:t>Tỷ lệ đơn giá trị cao</w:t>
+            </w:r>
+          </w:p>
+        </w:tc>
+        <w:tc>
+          <w:tcPr>
+            <w:tcW w:w="2700" w:type="dxa"/>
+            <w:tcBorders>
+              <w:top w:val="single" w:sz="4" w:space="0" w:color="999999"/>
+              <w:left w:val="single" w:sz="4" w:space="0" w:color="999999"/>
+              <w:bottom w:val="single" w:sz="4" w:space="0" w:color="999999"/>
+              <w:right w:val="single" w:sz="4" w:space="0" w:color="999999"/>
+            </w:tcBorders>
+            <w:tcMar>
+              <w:top w:w="60" w:type="dxa"/>
+              <w:left w:w="100" w:type="dxa"/>
+              <w:bottom w:w="60" w:type="dxa"/>
+              <w:right w:w="100" w:type="dxa"/>
+            </w:tcMar>
+          </w:tcPr>
+          <w:p>
+            <w:pPr>
+              <w:rPr>
+                <w:sz w:val="24"/>
+                <w:szCs w:val="24"/>
+              </w:rPr>
+            </w:pPr>
+            <w:r>
+              <w:rPr>
+                <w:sz w:val="24"/>
+                <w:szCs w:val="24"/>
+              </w:rPr>
+              <w:t>11%</w:t>
+            </w:r>
+          </w:p>
+        </w:tc>
+        <w:tc>
+          <w:tcPr>
+            <w:tcW w:w="2700" w:type="dxa"/>
+            <w:tcBorders>
+              <w:top w:val="single" w:sz="4" w:space="0" w:color="999999"/>
+              <w:left w:val="single" w:sz="4" w:space="0" w:color="999999"/>
+              <w:bottom w:val="single" w:sz="4" w:space="0" w:color="999999"/>
+              <w:right w:val="single" w:sz="4" w:space="0" w:color="999999"/>
+            </w:tcBorders>
+            <w:tcMar>
+              <w:top w:w="60" w:type="dxa"/>
+              <w:left w:w="100" w:type="dxa"/>
+              <w:bottom w:w="60" w:type="dxa"/>
+              <w:right w:w="100" w:type="dxa"/>
+            </w:tcMar>
+          </w:tcPr>
+          <w:p>
+            <w:pPr>
+              <w:rPr>
+                <w:sz w:val="24"/>
+                <w:szCs w:val="24"/>
+              </w:rPr>
+            </w:pPr>
+            <w:r>
+              <w:rPr>
+                <w:sz w:val="24"/>
+                <w:szCs w:val="24"/>
+              </w:rPr>
+              <w:t>39%</w:t>
+            </w:r>
+          </w:p>
+        </w:tc>
+      </w:tr>
+    </w:tbl>
+    <w:p>
+      <w:pPr>
+        <w:spacing w:after="120"/>
+        <w:rPr>
+          <w:sz w:val="24"/>
+          <w:szCs w:val="24"/>
+        </w:rPr>
+      </w:pPr>
+    </w:p>
+    <w:p>
+      <w:pPr>
+        <w:spacing w:after="120"/>
+        <w:rPr>
+          <w:sz w:val="24"/>
+          <w:szCs w:val="24"/>
+        </w:rPr>
+      </w:pPr>
+      <w:r>
+        <w:rPr>
+          <w:sz w:val="24"/>
+          <w:szCs w:val="24"/>
+        </w:rPr>
+        <w:t xml:space="preserve">Nhóm tạm đặt tên: </w:t>
+      </w:r>
+      <w:r>
+        <w:rPr>
+          <w:b/>
+          <w:bCs/>
+          <w:sz w:val="24"/>
+          <w:szCs w:val="24"/>
+        </w:rPr>
+        <w:t>Cụm 0 = khách mua lẻ, chi tiêu ít</w:t>
+      </w:r>
+      <w:r>
+        <w:rPr>
+          <w:sz w:val="24"/>
+          <w:szCs w:val="24"/>
+        </w:rPr>
+        <w:t xml:space="preserve"> và </w:t>
+      </w:r>
+      <w:r>
+        <w:rPr>
+          <w:b/>
+          <w:bCs/>
+          <w:sz w:val="24"/>
+          <w:szCs w:val="24"/>
+        </w:rPr>
+        <w:t>Cụm 1 = khách mua nhiều, chi tiêu cao</w:t>
+      </w:r>
+      <w:r>
+        <w:rPr>
+          <w:sz w:val="24"/>
+          <w:szCs w:val="24"/>
+        </w:rPr>
+        <w:t xml:space="preserve">. Cụm 1 chỉ chiếm 41% số khách nhưng đóng góp tới </w:t>
+      </w:r>
+      <w:r>
+        <w:rPr>
+          <w:b/>
+          <w:bCs/>
+          <w:sz w:val="24"/>
+          <w:szCs w:val="24"/>
+        </w:rPr>
+        <w:t>khoảng 70% tổng doanh thu</w:t>
+      </w:r>
+      <w:r>
+        <w:rPr>
+          <w:sz w:val="24"/>
+          <w:szCs w:val="24"/>
+        </w:rPr>
+        <w:t>.</w:t>
+      </w:r>
+    </w:p>
+    <w:p>
+      <w:pPr>
+        <w:spacing w:after="120"/>
+        <w:rPr>
+          <w:sz w:val="24"/>
+          <w:szCs w:val="24"/>
+        </w:rPr>
+      </w:pPr>
+      <w:r>
+        <w:rPr>
+          <w:b/>
+          <w:bCs/>
+          <w:sz w:val="24"/>
+          <w:szCs w:val="24"/>
+        </w:rPr>
+        <w:t>Đề xuất:</w:t>
+      </w:r>
+    </w:p>
+    <w:p>
+      <w:pPr>
+        <w:pStyle w:val="ListParagraph"/>
+        <w:numPr>
+          <w:ilvl w:val="0"/>
+          <w:numId w:val="6"/>
+        </w:numPr>
+        <w:spacing w:after="60"/>
+        <w:rPr>
+          <w:sz w:val="24"/>
+          <w:szCs w:val="24"/>
+        </w:rPr>
+      </w:pPr>
+      <w:r>
+        <w:rPr>
+          <w:sz w:val="24"/>
+          <w:szCs w:val="24"/>
+        </w:rPr>
+        <w:t>Với Cụm 1: tặng điểm thưởng, voucher cho khách quay lại, tư vấn sản phẩm theo sở thích để giữ chân nhóm này.</w:t>
+      </w:r>
+    </w:p>
+    <w:p>
+      <w:pPr>
+        <w:pStyle w:val="ListParagraph"/>
+        <w:numPr>
+          <w:ilvl w:val="0"/>
+          <w:numId w:val="6"/>
+        </w:numPr>
+        <w:spacing w:after="60"/>
+        <w:rPr>
+          <w:sz w:val="24"/>
+          <w:szCs w:val="24"/>
+        </w:rPr>
+      </w:pPr>
+      <w:r>
+        <w:rPr>
+          <w:sz w:val="24"/>
+          <w:szCs w:val="24"/>
+        </w:rPr>
+        <w:t>Với Cụm 0: gửi ưu đãi nhỏ để kích thích mua lần 2, lần 3. Khi họ mua nhiều hơn thì sẽ dần giống Cụm 1.</w:t>
+      </w:r>
+    </w:p>
+    <w:p>
+      <w:pPr>
+        <w:pStyle w:val="ListParagraph"/>
+        <w:numPr>
+          <w:ilvl w:val="0"/>
+          <w:numId w:val="6"/>
+        </w:numPr>
+        <w:spacing w:after="60"/>
+        <w:rPr>
+          <w:sz w:val="24"/>
+          <w:szCs w:val="24"/>
+        </w:rPr>
+      </w:pPr>
+      <w:r>
+        <w:rPr>
+          <w:sz w:val="24"/>
+          <w:szCs w:val="24"/>
+        </w:rPr>
+        <w:t>Khi có khách mới, nhân viên có thể nhập vài thông tin vào tab "Phân cụm khách hàng" để biết nên chăm sóc theo hướng nào.</w:t>
+      </w:r>
+    </w:p>
+    <w:p>
+      <w:pPr>
+        <w:pStyle w:val="Heading3"/>
+        <w:rPr>
+          <w:color w:val="auto"/>
+        </w:rPr>
+      </w:pPr>
+      <w:bookmarkStart w:id="0" w:name="_GoBack"/>
+      <w:bookmarkEnd w:id="0"/>
+      <w:r>
+        <w:rPr>
+          <w:color w:val="auto"/>
+        </w:rPr>
+        <w:t>Khuyến nghị 3: Ưu tiên theo nhóm sản phẩm – đẩy mạnh nhóm doanh thu cao, tạo combo cho nhóm bán nhiều nhưng giá thấp</w:t>
+      </w:r>
+    </w:p>
+    <w:tbl>
+      <w:tblPr>
+        <w:tblW w:w="9026" w:type="dxa"/>
+        <w:tblBorders>
+          <w:top w:val="single" w:sz="4" w:space="0" w:color="auto"/>
+          <w:left w:val="single" w:sz="4" w:space="0" w:color="auto"/>
+          <w:bottom w:val="single" w:sz="4" w:space="0" w:color="auto"/>
+          <w:right w:val="single" w:sz="4" w:space="0" w:color="auto"/>
+          <w:insideH w:val="single" w:sz="4" w:space="0" w:color="auto"/>
+          <w:insideV w:val="single" w:sz="4" w:space="0" w:color="auto"/>
+        </w:tblBorders>
+        <w:tblCellMar>
+          <w:left w:w="10" w:type="dxa"/>
+          <w:right w:w="10" w:type="dxa"/>
+        </w:tblCellMar>
+        <w:tblLook w:val="04A0" w:firstRow="1" w:lastRow="0" w:firstColumn="1" w:lastColumn="0" w:noHBand="0" w:noVBand="1"/>
+      </w:tblPr>
+      <w:tblGrid>
+        <w:gridCol w:w="2800"/>
+        <w:gridCol w:w="1100"/>
+        <w:gridCol w:w="1700"/>
+        <w:gridCol w:w="1700"/>
+        <w:gridCol w:w="1726"/>
+      </w:tblGrid>
+      <w:tr>
+        <w:trPr>
+          <w:tblHeader/>
+        </w:trPr>
+        <w:tc>
+          <w:tcPr>
+            <w:tcW w:w="2800" w:type="dxa"/>
+            <w:tcBorders>
+              <w:top w:val="single" w:sz="4" w:space="0" w:color="999999"/>
+              <w:left w:val="single" w:sz="4" w:space="0" w:color="999999"/>
+              <w:bottom w:val="single" w:sz="4" w:space="0" w:color="999999"/>
+              <w:right w:val="single" w:sz="4" w:space="0" w:color="999999"/>
+            </w:tcBorders>
+            <w:shd w:val="clear" w:color="auto" w:fill="D9E2F3"/>
+            <w:tcMar>
+              <w:top w:w="60" w:type="dxa"/>
+              <w:left w:w="100" w:type="dxa"/>
+              <w:bottom w:w="60" w:type="dxa"/>
+              <w:right w:w="100" w:type="dxa"/>
+            </w:tcMar>
+          </w:tcPr>
+          <w:p>
+            <w:pPr>
+              <w:rPr>
+                <w:sz w:val="24"/>
+                <w:szCs w:val="24"/>
+              </w:rPr>
+            </w:pPr>
+            <w:r>
+              <w:rPr>
+                <w:b/>
+                <w:bCs/>
+                <w:sz w:val="24"/>
+                <w:szCs w:val="24"/>
+              </w:rPr>
+              <w:t>Nhóm sản phẩm</w:t>
+            </w:r>
+          </w:p>
+        </w:tc>
+        <w:tc>
+          <w:tcPr>
+            <w:tcW w:w="1100" w:type="dxa"/>
+            <w:tcBorders>
+              <w:top w:val="single" w:sz="4" w:space="0" w:color="999999"/>
+              <w:left w:val="single" w:sz="4" w:space="0" w:color="999999"/>
+              <w:bottom w:val="single" w:sz="4" w:space="0" w:color="999999"/>
+              <w:right w:val="single" w:sz="4" w:space="0" w:color="999999"/>
+            </w:tcBorders>
+            <w:shd w:val="clear" w:color="auto" w:fill="D9E2F3"/>
+            <w:tcMar>
+              <w:top w:w="60" w:type="dxa"/>
+              <w:left w:w="100" w:type="dxa"/>
+              <w:bottom w:w="60" w:type="dxa"/>
+              <w:right w:w="100" w:type="dxa"/>
+            </w:tcMar>
+          </w:tcPr>
+          <w:p>
+            <w:pPr>
+              <w:rPr>
+                <w:sz w:val="24"/>
+                <w:szCs w:val="24"/>
+              </w:rPr>
+            </w:pPr>
+            <w:r>
+              <w:rPr>
+                <w:b/>
+                <w:bCs/>
+                <w:sz w:val="24"/>
+                <w:szCs w:val="24"/>
+              </w:rPr>
+              <w:t>Số đơn</w:t>
+            </w:r>
+          </w:p>
+        </w:tc>
+        <w:tc>
+          <w:tcPr>
+            <w:tcW w:w="1700" w:type="dxa"/>
+            <w:tcBorders>
+              <w:top w:val="single" w:sz="4" w:space="0" w:color="999999"/>
+              <w:left w:val="single" w:sz="4" w:space="0" w:color="999999"/>
+              <w:bottom w:val="single" w:sz="4" w:space="0" w:color="999999"/>
+              <w:right w:val="single" w:sz="4" w:space="0" w:color="999999"/>
+            </w:tcBorders>
+            <w:shd w:val="clear" w:color="auto" w:fill="D9E2F3"/>
+            <w:tcMar>
+              <w:top w:w="60" w:type="dxa"/>
+              <w:left w:w="100" w:type="dxa"/>
+              <w:bottom w:w="60" w:type="dxa"/>
+              <w:right w:w="100" w:type="dxa"/>
+            </w:tcMar>
+          </w:tcPr>
+          <w:p>
+            <w:pPr>
+              <w:rPr>
+                <w:sz w:val="24"/>
+                <w:szCs w:val="24"/>
+              </w:rPr>
+            </w:pPr>
+            <w:r>
+              <w:rPr>
+                <w:b/>
+                <w:bCs/>
+                <w:sz w:val="24"/>
+                <w:szCs w:val="24"/>
+              </w:rPr>
+              <w:t>Doanh thu</w:t>
+            </w:r>
+          </w:p>
+        </w:tc>
+        <w:tc>
+          <w:tcPr>
+            <w:tcW w:w="1700" w:type="dxa"/>
+            <w:tcBorders>
+              <w:top w:val="single" w:sz="4" w:space="0" w:color="999999"/>
+              <w:left w:val="single" w:sz="4" w:space="0" w:color="999999"/>
+              <w:bottom w:val="single" w:sz="4" w:space="0" w:color="999999"/>
+              <w:right w:val="single" w:sz="4" w:space="0" w:color="999999"/>
+            </w:tcBorders>
+            <w:shd w:val="clear" w:color="auto" w:fill="D9E2F3"/>
+            <w:tcMar>
+              <w:top w:w="60" w:type="dxa"/>
+              <w:left w:w="100" w:type="dxa"/>
+              <w:bottom w:w="60" w:type="dxa"/>
+              <w:right w:w="100" w:type="dxa"/>
+            </w:tcMar>
+          </w:tcPr>
+          <w:p>
+            <w:pPr>
+              <w:rPr>
+                <w:sz w:val="24"/>
+                <w:szCs w:val="24"/>
+              </w:rPr>
+            </w:pPr>
+            <w:r>
+              <w:rPr>
+                <w:b/>
+                <w:bCs/>
+                <w:sz w:val="24"/>
+                <w:szCs w:val="24"/>
+              </w:rPr>
+              <w:t>Giá TB/sản phẩm</w:t>
+            </w:r>
+          </w:p>
+        </w:tc>
+        <w:tc>
+          <w:tcPr>
+            <w:tcW w:w="1726" w:type="dxa"/>
+            <w:tcBorders>
+              <w:top w:val="single" w:sz="4" w:space="0" w:color="999999"/>
+              <w:left w:val="single" w:sz="4" w:space="0" w:color="999999"/>
+              <w:bottom w:val="single" w:sz="4" w:space="0" w:color="999999"/>
+              <w:right w:val="single" w:sz="4" w:space="0" w:color="999999"/>
+            </w:tcBorders>
+            <w:shd w:val="clear" w:color="auto" w:fill="D9E2F3"/>
+            <w:tcMar>
+              <w:top w:w="60" w:type="dxa"/>
+              <w:left w:w="100" w:type="dxa"/>
+              <w:bottom w:w="60" w:type="dxa"/>
+              <w:right w:w="100" w:type="dxa"/>
+            </w:tcMar>
+          </w:tcPr>
+          <w:p>
+            <w:pPr>
+              <w:rPr>
+                <w:sz w:val="24"/>
+                <w:szCs w:val="24"/>
+              </w:rPr>
+            </w:pPr>
+            <w:r>
+              <w:rPr>
+                <w:b/>
+                <w:bCs/>
+                <w:sz w:val="24"/>
+                <w:szCs w:val="24"/>
+              </w:rPr>
+              <w:t>Tỷ lệ đơn giá trị cao</w:t>
+            </w:r>
+          </w:p>
+        </w:tc>
+      </w:tr>
+      <w:tr>
+        <w:tc>
+          <w:tcPr>
+            <w:tcW w:w="2800" w:type="dxa"/>
+            <w:tcBorders>
+              <w:top w:val="single" w:sz="4" w:space="0" w:color="999999"/>
+              <w:left w:val="single" w:sz="4" w:space="0" w:color="999999"/>
+              <w:bottom w:val="single" w:sz="4" w:space="0" w:color="999999"/>
+              <w:right w:val="single" w:sz="4" w:space="0" w:color="999999"/>
+            </w:tcBorders>
+            <w:tcMar>
+              <w:top w:w="60" w:type="dxa"/>
+              <w:left w:w="100" w:type="dxa"/>
+              <w:bottom w:w="60" w:type="dxa"/>
+              <w:right w:w="100" w:type="dxa"/>
+            </w:tcMar>
+          </w:tcPr>
+          <w:p>
+            <w:pPr>
+              <w:rPr>
+                <w:sz w:val="24"/>
+                <w:szCs w:val="24"/>
+              </w:rPr>
+            </w:pPr>
+            <w:r>
+              <w:rPr>
+                <w:sz w:val="24"/>
+                <w:szCs w:val="24"/>
+              </w:rPr>
+              <w:t>Dầu gội đầu</w:t>
+            </w:r>
+          </w:p>
+        </w:tc>
+        <w:tc>
+          <w:tcPr>
+            <w:tcW w:w="1100" w:type="dxa"/>
+            <w:tcBorders>
+              <w:top w:val="single" w:sz="4" w:space="0" w:color="999999"/>
+              <w:left w:val="single" w:sz="4" w:space="0" w:color="999999"/>
+              <w:bottom w:val="single" w:sz="4" w:space="0" w:color="999999"/>
+              <w:right w:val="single" w:sz="4" w:space="0" w:color="999999"/>
+            </w:tcBorders>
+            <w:tcMar>
+              <w:top w:w="60" w:type="dxa"/>
+              <w:left w:w="100" w:type="dxa"/>
+              <w:bottom w:w="60" w:type="dxa"/>
+              <w:right w:w="100" w:type="dxa"/>
+            </w:tcMar>
+          </w:tcPr>
+          <w:p>
+            <w:pPr>
+              <w:rPr>
+                <w:sz w:val="24"/>
+                <w:szCs w:val="24"/>
+              </w:rPr>
+            </w:pPr>
+            <w:r>
+              <w:rPr>
+                <w:sz w:val="24"/>
+                <w:szCs w:val="24"/>
+              </w:rPr>
+              <w:t>97</w:t>
+            </w:r>
+          </w:p>
+        </w:tc>
+        <w:tc>
+          <w:tcPr>
+            <w:tcW w:w="1700" w:type="dxa"/>
+            <w:tcBorders>
+              <w:top w:val="single" w:sz="4" w:space="0" w:color="999999"/>
+              <w:left w:val="single" w:sz="4" w:space="0" w:color="999999"/>
+              <w:bottom w:val="single" w:sz="4" w:space="0" w:color="999999"/>
+              <w:right w:val="single" w:sz="4" w:space="0" w:color="999999"/>
+            </w:tcBorders>
+            <w:tcMar>
+              <w:top w:w="60" w:type="dxa"/>
+              <w:left w:w="100" w:type="dxa"/>
+              <w:bottom w:w="60" w:type="dxa"/>
+              <w:right w:w="100" w:type="dxa"/>
+            </w:tcMar>
+          </w:tcPr>
+          <w:p>
+            <w:pPr>
+              <w:rPr>
+                <w:sz w:val="24"/>
+                <w:szCs w:val="24"/>
+              </w:rPr>
+            </w:pPr>
+            <w:r>
+              <w:rPr>
+                <w:sz w:val="24"/>
+                <w:szCs w:val="24"/>
+              </w:rPr>
+              <w:t>≈ 27,5 triệu</w:t>
+            </w:r>
+          </w:p>
+        </w:tc>
+        <w:tc>
+          <w:tcPr>
+            <w:tcW w:w="1700" w:type="dxa"/>
+            <w:tcBorders>
+              <w:top w:val="single" w:sz="4" w:space="0" w:color="999999"/>
+              <w:left w:val="single" w:sz="4" w:space="0" w:color="999999"/>
+              <w:bottom w:val="single" w:sz="4" w:space="0" w:color="999999"/>
+              <w:right w:val="single" w:sz="4" w:space="0" w:color="999999"/>
+            </w:tcBorders>
+            <w:tcMar>
+              <w:top w:w="60" w:type="dxa"/>
+              <w:left w:w="100" w:type="dxa"/>
+              <w:bottom w:w="60" w:type="dxa"/>
+              <w:right w:w="100" w:type="dxa"/>
+            </w:tcMar>
+          </w:tcPr>
+          <w:p>
+            <w:pPr>
+              <w:rPr>
+                <w:sz w:val="24"/>
+                <w:szCs w:val="24"/>
+              </w:rPr>
+            </w:pPr>
+            <w:r>
+              <w:rPr>
+                <w:sz w:val="24"/>
+                <w:szCs w:val="24"/>
+              </w:rPr>
+              <w:t>≈ 148.300</w:t>
+            </w:r>
+          </w:p>
+        </w:tc>
+        <w:tc>
+          <w:tcPr>
+            <w:tcW w:w="1726" w:type="dxa"/>
+            <w:tcBorders>
+              <w:top w:val="single" w:sz="4" w:space="0" w:color="999999"/>
+              <w:left w:val="single" w:sz="4" w:space="0" w:color="999999"/>
+              <w:bottom w:val="single" w:sz="4" w:space="0" w:color="999999"/>
+              <w:right w:val="single" w:sz="4" w:space="0" w:color="999999"/>
+            </w:tcBorders>
+            <w:tcMar>
+              <w:top w:w="60" w:type="dxa"/>
+              <w:left w:w="100" w:type="dxa"/>
+              <w:bottom w:w="60" w:type="dxa"/>
+              <w:right w:w="100" w:type="dxa"/>
+            </w:tcMar>
+          </w:tcPr>
+          <w:p>
+            <w:pPr>
+              <w:rPr>
+                <w:sz w:val="24"/>
+                <w:szCs w:val="24"/>
+              </w:rPr>
+            </w:pPr>
+            <w:r>
+              <w:rPr>
+                <w:sz w:val="24"/>
+                <w:szCs w:val="24"/>
+              </w:rPr>
+              <w:t>51%</w:t>
+            </w:r>
+          </w:p>
+        </w:tc>
+      </w:tr>
+      <w:tr>
+        <w:tc>
+          <w:tcPr>
+            <w:tcW w:w="2800" w:type="dxa"/>
+            <w:tcBorders>
+              <w:top w:val="single" w:sz="4" w:space="0" w:color="999999"/>
+              <w:left w:val="single" w:sz="4" w:space="0" w:color="999999"/>
+              <w:bottom w:val="single" w:sz="4" w:space="0" w:color="999999"/>
+              <w:right w:val="single" w:sz="4" w:space="0" w:color="999999"/>
+            </w:tcBorders>
+            <w:tcMar>
+              <w:top w:w="60" w:type="dxa"/>
+              <w:left w:w="100" w:type="dxa"/>
+              <w:bottom w:w="60" w:type="dxa"/>
+              <w:right w:w="100" w:type="dxa"/>
+            </w:tcMar>
+          </w:tcPr>
+          <w:p>
+            <w:pPr>
+              <w:rPr>
+                <w:sz w:val="24"/>
+                <w:szCs w:val="24"/>
+              </w:rPr>
+            </w:pPr>
+            <w:r>
+              <w:rPr>
+                <w:sz w:val="24"/>
+                <w:szCs w:val="24"/>
+              </w:rPr>
+              <w:t>Dung dịch vệ sinh phụ nữ</w:t>
+            </w:r>
+          </w:p>
+        </w:tc>
+        <w:tc>
+          <w:tcPr>
+            <w:tcW w:w="1100" w:type="dxa"/>
+            <w:tcBorders>
+              <w:top w:val="single" w:sz="4" w:space="0" w:color="999999"/>
+              <w:left w:val="single" w:sz="4" w:space="0" w:color="999999"/>
+              <w:bottom w:val="single" w:sz="4" w:space="0" w:color="999999"/>
+              <w:right w:val="single" w:sz="4" w:space="0" w:color="999999"/>
+            </w:tcBorders>
+            <w:tcMar>
+              <w:top w:w="60" w:type="dxa"/>
+              <w:left w:w="100" w:type="dxa"/>
+              <w:bottom w:w="60" w:type="dxa"/>
+              <w:right w:w="100" w:type="dxa"/>
+            </w:tcMar>
+          </w:tcPr>
+          <w:p>
+            <w:pPr>
+              <w:rPr>
+                <w:sz w:val="24"/>
+                <w:szCs w:val="24"/>
+              </w:rPr>
+            </w:pPr>
+            <w:r>
+              <w:rPr>
+                <w:sz w:val="24"/>
+                <w:szCs w:val="24"/>
+              </w:rPr>
+              <w:t>57</w:t>
+            </w:r>
+          </w:p>
+        </w:tc>
+        <w:tc>
+          <w:tcPr>
+            <w:tcW w:w="1700" w:type="dxa"/>
+            <w:tcBorders>
+              <w:top w:val="single" w:sz="4" w:space="0" w:color="999999"/>
+              <w:left w:val="single" w:sz="4" w:space="0" w:color="999999"/>
+              <w:bottom w:val="single" w:sz="4" w:space="0" w:color="999999"/>
+              <w:right w:val="single" w:sz="4" w:space="0" w:color="999999"/>
+            </w:tcBorders>
+            <w:tcMar>
+              <w:top w:w="60" w:type="dxa"/>
+              <w:left w:w="100" w:type="dxa"/>
+              <w:bottom w:w="60" w:type="dxa"/>
+              <w:right w:w="100" w:type="dxa"/>
+            </w:tcMar>
+          </w:tcPr>
+          <w:p>
+            <w:pPr>
+              <w:rPr>
+                <w:sz w:val="24"/>
+                <w:szCs w:val="24"/>
+              </w:rPr>
+            </w:pPr>
+            <w:r>
+              <w:rPr>
+                <w:sz w:val="24"/>
+                <w:szCs w:val="24"/>
+              </w:rPr>
+              <w:t>≈ 16,5 triệu</w:t>
+            </w:r>
+          </w:p>
+        </w:tc>
+        <w:tc>
+          <w:tcPr>
+            <w:tcW w:w="1700" w:type="dxa"/>
+            <w:tcBorders>
+              <w:top w:val="single" w:sz="4" w:space="0" w:color="999999"/>
+              <w:left w:val="single" w:sz="4" w:space="0" w:color="999999"/>
+              <w:bottom w:val="single" w:sz="4" w:space="0" w:color="999999"/>
+              <w:right w:val="single" w:sz="4" w:space="0" w:color="999999"/>
+            </w:tcBorders>
+            <w:tcMar>
+              <w:top w:w="60" w:type="dxa"/>
+              <w:left w:w="100" w:type="dxa"/>
+              <w:bottom w:w="60" w:type="dxa"/>
+              <w:right w:w="100" w:type="dxa"/>
+            </w:tcMar>
+          </w:tcPr>
+          <w:p>
+            <w:pPr>
+              <w:rPr>
+                <w:sz w:val="24"/>
+                <w:szCs w:val="24"/>
+              </w:rPr>
+            </w:pPr>
+            <w:r>
+              <w:rPr>
+                <w:sz w:val="24"/>
+                <w:szCs w:val="24"/>
+              </w:rPr>
+              <w:t>≈ 134.100</w:t>
+            </w:r>
+          </w:p>
+        </w:tc>
+        <w:tc>
+          <w:tcPr>
+            <w:tcW w:w="1726" w:type="dxa"/>
+            <w:tcBorders>
+              <w:top w:val="single" w:sz="4" w:space="0" w:color="999999"/>
+              <w:left w:val="single" w:sz="4" w:space="0" w:color="999999"/>
+              <w:bottom w:val="single" w:sz="4" w:space="0" w:color="999999"/>
+              <w:right w:val="single" w:sz="4" w:space="0" w:color="999999"/>
+            </w:tcBorders>
+            <w:tcMar>
+              <w:top w:w="60" w:type="dxa"/>
+              <w:left w:w="100" w:type="dxa"/>
+              <w:bottom w:w="60" w:type="dxa"/>
+              <w:right w:w="100" w:type="dxa"/>
+            </w:tcMar>
+          </w:tcPr>
+          <w:p>
+            <w:pPr>
+              <w:rPr>
+                <w:sz w:val="24"/>
+                <w:szCs w:val="24"/>
+              </w:rPr>
+            </w:pPr>
+            <w:r>
+              <w:rPr>
+                <w:sz w:val="24"/>
+                <w:szCs w:val="24"/>
+              </w:rPr>
+              <w:t>49%</w:t>
+            </w:r>
+          </w:p>
+        </w:tc>
+      </w:tr>
+      <w:tr>
+        <w:tc>
+          <w:tcPr>
+            <w:tcW w:w="2800" w:type="dxa"/>
+            <w:tcBorders>
+              <w:top w:val="single" w:sz="4" w:space="0" w:color="999999"/>
+              <w:left w:val="single" w:sz="4" w:space="0" w:color="999999"/>
+              <w:bottom w:val="single" w:sz="4" w:space="0" w:color="999999"/>
+              <w:right w:val="single" w:sz="4" w:space="0" w:color="999999"/>
+            </w:tcBorders>
+            <w:tcMar>
+              <w:top w:w="60" w:type="dxa"/>
+              <w:left w:w="100" w:type="dxa"/>
+              <w:bottom w:w="60" w:type="dxa"/>
+              <w:right w:w="100" w:type="dxa"/>
+            </w:tcMar>
+          </w:tcPr>
+          <w:p>
+            <w:pPr>
+              <w:rPr>
+                <w:sz w:val="24"/>
+                <w:szCs w:val="24"/>
+              </w:rPr>
+            </w:pPr>
+            <w:r>
+              <w:rPr>
+                <w:sz w:val="24"/>
+                <w:szCs w:val="24"/>
+              </w:rPr>
+              <w:lastRenderedPageBreak/>
+              <w:t>Băng vệ sinh</w:t>
+            </w:r>
+          </w:p>
+        </w:tc>
+        <w:tc>
+          <w:tcPr>
+            <w:tcW w:w="1100" w:type="dxa"/>
+            <w:tcBorders>
+              <w:top w:val="single" w:sz="4" w:space="0" w:color="999999"/>
+              <w:left w:val="single" w:sz="4" w:space="0" w:color="999999"/>
+              <w:bottom w:val="single" w:sz="4" w:space="0" w:color="999999"/>
+              <w:right w:val="single" w:sz="4" w:space="0" w:color="999999"/>
+            </w:tcBorders>
+            <w:tcMar>
+              <w:top w:w="60" w:type="dxa"/>
+              <w:left w:w="100" w:type="dxa"/>
+              <w:bottom w:w="60" w:type="dxa"/>
+              <w:right w:w="100" w:type="dxa"/>
+            </w:tcMar>
+          </w:tcPr>
+          <w:p>
+            <w:pPr>
+              <w:rPr>
+                <w:sz w:val="24"/>
+                <w:szCs w:val="24"/>
+              </w:rPr>
+            </w:pPr>
+            <w:r>
+              <w:rPr>
+                <w:sz w:val="24"/>
+                <w:szCs w:val="24"/>
+              </w:rPr>
+              <w:t>186</w:t>
+            </w:r>
+          </w:p>
+        </w:tc>
+        <w:tc>
+          <w:tcPr>
+            <w:tcW w:w="1700" w:type="dxa"/>
+            <w:tcBorders>
+              <w:top w:val="single" w:sz="4" w:space="0" w:color="999999"/>
+              <w:left w:val="single" w:sz="4" w:space="0" w:color="999999"/>
+              <w:bottom w:val="single" w:sz="4" w:space="0" w:color="999999"/>
+              <w:right w:val="single" w:sz="4" w:space="0" w:color="999999"/>
+            </w:tcBorders>
+            <w:tcMar>
+              <w:top w:w="60" w:type="dxa"/>
+              <w:left w:w="100" w:type="dxa"/>
+              <w:bottom w:w="60" w:type="dxa"/>
+              <w:right w:w="100" w:type="dxa"/>
+            </w:tcMar>
+          </w:tcPr>
+          <w:p>
+            <w:pPr>
+              <w:rPr>
+                <w:sz w:val="24"/>
+                <w:szCs w:val="24"/>
+              </w:rPr>
+            </w:pPr>
+            <w:r>
+              <w:rPr>
+                <w:sz w:val="24"/>
+                <w:szCs w:val="24"/>
+              </w:rPr>
+              <w:t>≈ 15,3 triệu</w:t>
+            </w:r>
+          </w:p>
+        </w:tc>
+        <w:tc>
+          <w:tcPr>
+            <w:tcW w:w="1700" w:type="dxa"/>
+            <w:tcBorders>
+              <w:top w:val="single" w:sz="4" w:space="0" w:color="999999"/>
+              <w:left w:val="single" w:sz="4" w:space="0" w:color="999999"/>
+              <w:bottom w:val="single" w:sz="4" w:space="0" w:color="999999"/>
+              <w:right w:val="single" w:sz="4" w:space="0" w:color="999999"/>
+            </w:tcBorders>
+            <w:tcMar>
+              <w:top w:w="60" w:type="dxa"/>
+              <w:left w:w="100" w:type="dxa"/>
+              <w:bottom w:w="60" w:type="dxa"/>
+              <w:right w:w="100" w:type="dxa"/>
+            </w:tcMar>
+          </w:tcPr>
+          <w:p>
+            <w:pPr>
+              <w:rPr>
+                <w:sz w:val="24"/>
+                <w:szCs w:val="24"/>
+              </w:rPr>
+            </w:pPr>
+            <w:r>
+              <w:rPr>
+                <w:sz w:val="24"/>
+                <w:szCs w:val="24"/>
+              </w:rPr>
+              <w:t>≈ 43.000</w:t>
+            </w:r>
+          </w:p>
+        </w:tc>
+        <w:tc>
+          <w:tcPr>
+            <w:tcW w:w="1726" w:type="dxa"/>
+            <w:tcBorders>
+              <w:top w:val="single" w:sz="4" w:space="0" w:color="999999"/>
+              <w:left w:val="single" w:sz="4" w:space="0" w:color="999999"/>
+              <w:bottom w:val="single" w:sz="4" w:space="0" w:color="999999"/>
+              <w:right w:val="single" w:sz="4" w:space="0" w:color="999999"/>
+            </w:tcBorders>
+            <w:tcMar>
+              <w:top w:w="60" w:type="dxa"/>
+              <w:left w:w="100" w:type="dxa"/>
+              <w:bottom w:w="60" w:type="dxa"/>
+              <w:right w:w="100" w:type="dxa"/>
+            </w:tcMar>
+          </w:tcPr>
+          <w:p>
+            <w:pPr>
+              <w:rPr>
+                <w:sz w:val="24"/>
+                <w:szCs w:val="24"/>
+              </w:rPr>
+            </w:pPr>
+            <w:r>
+              <w:rPr>
+                <w:sz w:val="24"/>
+                <w:szCs w:val="24"/>
+              </w:rPr>
+              <w:t>6%</w:t>
+            </w:r>
+          </w:p>
+        </w:tc>
+      </w:tr>
+    </w:tbl>
+    <w:p>
+      <w:pPr>
+        <w:spacing w:after="120"/>
+        <w:rPr>
+          <w:sz w:val="24"/>
+          <w:szCs w:val="24"/>
+        </w:rPr>
+      </w:pPr>
+    </w:p>
+    <w:p>
+      <w:pPr>
+        <w:pStyle w:val="ListParagraph"/>
+        <w:numPr>
+          <w:ilvl w:val="0"/>
+          <w:numId w:val="6"/>
+        </w:numPr>
+        <w:spacing w:after="60"/>
+        <w:rPr>
+          <w:sz w:val="24"/>
+          <w:szCs w:val="24"/>
+        </w:rPr>
+      </w:pPr>
+      <w:r>
+        <w:rPr>
+          <w:b/>
+          <w:bCs/>
+          <w:sz w:val="24"/>
+          <w:szCs w:val="24"/>
+        </w:rPr>
+        <w:t>Dầu gội đầu</w:t>
+      </w:r>
+      <w:r>
+        <w:rPr>
+          <w:sz w:val="24"/>
+          <w:szCs w:val="24"/>
+        </w:rPr>
+        <w:t xml:space="preserve"> và </w:t>
+      </w:r>
+      <w:r>
+        <w:rPr>
+          <w:b/>
+          <w:bCs/>
+          <w:sz w:val="24"/>
+          <w:szCs w:val="24"/>
+        </w:rPr>
+        <w:t>Dung dịch vệ sinh phụ nữ</w:t>
+      </w:r>
+      <w:r>
+        <w:rPr>
+          <w:sz w:val="24"/>
+          <w:szCs w:val="24"/>
+        </w:rPr>
+        <w:t xml:space="preserve"> có giá cao, khoảng một nửa số đơn là đơn giá trị cao. Hai nhóm này chiếm khoảng </w:t>
+      </w:r>
+      <w:r>
+        <w:rPr>
+          <w:b/>
+          <w:bCs/>
+          <w:sz w:val="24"/>
+          <w:szCs w:val="24"/>
+        </w:rPr>
+        <w:t>26% tổng doanh thu</w:t>
+      </w:r>
+      <w:r>
+        <w:rPr>
+          <w:sz w:val="24"/>
+          <w:szCs w:val="24"/>
+        </w:rPr>
+        <w:t xml:space="preserve"> (≈ 44 / 170,5 triệu) chỉ với 154 đơn. Nên ưu tiên đặt vị trí nổi bật trên web / kệ hàng và chạy quảng cáo.</w:t>
+      </w:r>
+    </w:p>
+    <w:p>
+      <w:pPr>
+        <w:pStyle w:val="ListParagraph"/>
+        <w:numPr>
+          <w:ilvl w:val="0"/>
+          <w:numId w:val="6"/>
+        </w:numPr>
+        <w:spacing w:after="60"/>
+        <w:rPr>
+          <w:sz w:val="24"/>
+          <w:szCs w:val="24"/>
+        </w:rPr>
+      </w:pPr>
+      <w:r>
+        <w:rPr>
+          <w:b/>
+          <w:bCs/>
+          <w:sz w:val="24"/>
+          <w:szCs w:val="24"/>
+        </w:rPr>
+        <w:t>Băng vệ sinh</w:t>
+      </w:r>
+      <w:r>
+        <w:rPr>
+          <w:sz w:val="24"/>
+          <w:szCs w:val="24"/>
+        </w:rPr>
+        <w:t xml:space="preserve"> có nhiều đơn nhất (186 đơn) nhưng giá thấp và chỉ 6% là đơn giá trị cao. Nhóm này có lượng khách đông nên có thể </w:t>
+      </w:r>
+      <w:r>
+        <w:rPr>
+          <w:b/>
+          <w:bCs/>
+          <w:sz w:val="24"/>
+          <w:szCs w:val="24"/>
+        </w:rPr>
+        <w:t>bán kèm</w:t>
+      </w:r>
+      <w:r>
+        <w:rPr>
+          <w:sz w:val="24"/>
+          <w:szCs w:val="24"/>
+        </w:rPr>
+        <w:t xml:space="preserve"> (ví dụ combo Băng vệ sinh + Dung dịch vệ sinh) hoặc bán theo lốc để tăng giá trị mỗi đơn.</w:t>
+      </w:r>
+    </w:p>
+    <w:p>
+      <w:pPr>
+        <w:pStyle w:val="Heading2"/>
+        <w:rPr>
+          <w:color w:val="auto"/>
+          <w:sz w:val="24"/>
+          <w:szCs w:val="24"/>
+        </w:rPr>
+      </w:pPr>
+      <w:r>
+        <w:rPr>
+          <w:color w:val="auto"/>
+          <w:sz w:val="24"/>
+          <w:szCs w:val="24"/>
+        </w:rPr>
+        <w:t>3.5. Một số hạn chế</w:t>
+      </w:r>
+    </w:p>
+    <w:p>
+      <w:pPr>
+        <w:pStyle w:val="ListParagraph"/>
+        <w:numPr>
+          <w:ilvl w:val="0"/>
+          <w:numId w:val="6"/>
+        </w:numPr>
+        <w:spacing w:after="60"/>
+        <w:rPr>
+          <w:sz w:val="24"/>
+          <w:szCs w:val="24"/>
+        </w:rPr>
+      </w:pPr>
+      <w:r>
+        <w:rPr>
+          <w:sz w:val="24"/>
+          <w:szCs w:val="24"/>
+        </w:rPr>
+        <w:t xml:space="preserve">Dữ liệu chỉ có </w:t>
+      </w:r>
+      <w:r>
+        <w:rPr>
+          <w:b/>
+          <w:bCs/>
+          <w:sz w:val="24"/>
+          <w:szCs w:val="24"/>
+        </w:rPr>
+        <w:t>1.000 giao dịch</w:t>
+      </w:r>
+      <w:r>
+        <w:rPr>
+          <w:sz w:val="24"/>
+          <w:szCs w:val="24"/>
+        </w:rPr>
+        <w:t>, nên kết quả mang tính tham khảo, chưa thể áp dụng ngay cho toàn hệ thống.</w:t>
+      </w:r>
+    </w:p>
+    <w:p>
+      <w:pPr>
+        <w:pStyle w:val="ListParagraph"/>
+        <w:numPr>
+          <w:ilvl w:val="0"/>
+          <w:numId w:val="6"/>
+        </w:numPr>
+        <w:spacing w:after="60"/>
+        <w:rPr>
+          <w:sz w:val="24"/>
+          <w:szCs w:val="24"/>
+        </w:rPr>
+      </w:pPr>
+      <w:r>
+        <w:rPr>
+          <w:sz w:val="24"/>
+          <w:szCs w:val="24"/>
+        </w:rPr>
+        <w:t xml:space="preserve">Mô hình Regression là mô hình tuyến tính nên với đơn giá và số lượng rất thấp (ví dụ băng vệ sinh, mua 1 sản phẩm) có thể dự đoán ra số âm. Ứng dụng đã xử lý bằng </w:t>
+      </w:r>
+      <w:r>
+        <w:rPr>
+          <w:rFonts w:eastAsia="Consolas"/>
+          <w:sz w:val="24"/>
+          <w:szCs w:val="24"/>
+        </w:rPr>
+        <w:t>max(0, …)</w:t>
+      </w:r>
+      <w:r>
+        <w:rPr>
+          <w:sz w:val="24"/>
+          <w:szCs w:val="24"/>
+        </w:rPr>
+        <w:t xml:space="preserve"> để đưa về 0.</w:t>
+      </w:r>
+    </w:p>
+    <w:p>
+      <w:pPr>
+        <w:pStyle w:val="ListParagraph"/>
+        <w:numPr>
+          <w:ilvl w:val="0"/>
+          <w:numId w:val="6"/>
+        </w:numPr>
+        <w:spacing w:after="60"/>
+        <w:rPr>
+          <w:sz w:val="24"/>
+          <w:szCs w:val="24"/>
+        </w:rPr>
+      </w:pPr>
+      <w:r>
+        <w:rPr>
+          <w:sz w:val="24"/>
+          <w:szCs w:val="24"/>
+        </w:rPr>
+        <w:t>Mô hình phân loại không dùng đơn giá làm đầu vào, mà dùng số lượng và nhóm sản phẩm.</w:t>
+      </w:r>
+    </w:p>
+    <w:p>
+      <w:pPr>
+        <w:pStyle w:val="ListParagraph"/>
+        <w:numPr>
+          <w:ilvl w:val="0"/>
+          <w:numId w:val="6"/>
+        </w:numPr>
+        <w:spacing w:after="60"/>
+        <w:rPr>
+          <w:sz w:val="24"/>
+          <w:szCs w:val="24"/>
+        </w:rPr>
+      </w:pPr>
+      <w:r>
+        <w:rPr>
+          <w:sz w:val="24"/>
+          <w:szCs w:val="24"/>
+        </w:rPr>
+        <w:t>Tên "Cụm 0/Cụm 1" do K-Means tự đặt. Phần đặt tên "mua lẻ / chi tiêu cao" là do nhóm tự phân tích từ số liệu.</w:t>
+      </w:r>
+    </w:p>
+    <w:p>
+      <w:pPr>
+        <w:pStyle w:val="ListNumber"/>
+        <w:numPr>
+          <w:ilvl w:val="0"/>
+          <w:numId w:val="0"/>
+        </w:numPr>
+        <w:spacing w:after="120" w:line="312" w:lineRule="auto"/>
+        <w:ind w:left="360" w:hanging="360"/>
+        <w:rPr>
+          <w:rFonts w:cs="Times New Roman"/>
+          <w:color w:val="auto"/>
+          <w:sz w:val="24"/>
+          <w:szCs w:val="24"/>
+        </w:rPr>
+      </w:pPr>
     </w:p>
     <w:p>
       <w:pPr>
@@ -9442,6 +13855,60 @@
     </w:lvl>
   </w:abstractNum>
   <w:abstractNum w:abstractNumId="2">
+    <w:nsid w:val="0ABF6FE6"/>
+    <w:multiLevelType w:val="hybridMultilevel"/>
+    <w:tmpl w:val="4CE41C88"/>
+    <w:lvl w:ilvl="0" w:tplc="052CD770">
+      <w:start w:val="1"/>
+      <w:numFmt w:val="bullet"/>
+      <w:lvlText w:val="•"/>
+      <w:lvlJc w:val="left"/>
+      <w:pPr>
+        <w:ind w:left="720" w:hanging="360"/>
+      </w:pPr>
+    </w:lvl>
+    <w:lvl w:ilvl="1" w:tplc="781C444E">
+      <w:numFmt w:val="decimal"/>
+      <w:lvlText w:val=""/>
+      <w:lvlJc w:val="left"/>
+    </w:lvl>
+    <w:lvl w:ilvl="2" w:tplc="DC1CC112">
+      <w:numFmt w:val="decimal"/>
+      <w:lvlText w:val=""/>
+      <w:lvlJc w:val="left"/>
+    </w:lvl>
+    <w:lvl w:ilvl="3" w:tplc="6B309C4E">
+      <w:numFmt w:val="decimal"/>
+      <w:lvlText w:val=""/>
+      <w:lvlJc w:val="left"/>
+    </w:lvl>
+    <w:lvl w:ilvl="4" w:tplc="C7DAA3F0">
+      <w:numFmt w:val="decimal"/>
+      <w:lvlText w:val=""/>
+      <w:lvlJc w:val="left"/>
+    </w:lvl>
+    <w:lvl w:ilvl="5" w:tplc="DA8A5DFE">
+      <w:numFmt w:val="decimal"/>
+      <w:lvlText w:val=""/>
+      <w:lvlJc w:val="left"/>
+    </w:lvl>
+    <w:lvl w:ilvl="6" w:tplc="75ACB100">
+      <w:numFmt w:val="decimal"/>
+      <w:lvlText w:val=""/>
+      <w:lvlJc w:val="left"/>
+    </w:lvl>
+    <w:lvl w:ilvl="7" w:tplc="BE7081AA">
+      <w:numFmt w:val="decimal"/>
+      <w:lvlText w:val=""/>
+      <w:lvlJc w:val="left"/>
+    </w:lvl>
+    <w:lvl w:ilvl="8" w:tplc="E2B842A0">
+      <w:numFmt w:val="decimal"/>
+      <w:lvlText w:val=""/>
+      <w:lvlJc w:val="left"/>
+    </w:lvl>
+  </w:abstractNum>
+  <w:abstractNum w:abstractNumId="3">
     <w:nsid w:val="2D820DEC"/>
     <w:multiLevelType w:val="hybridMultilevel"/>
     <w:tmpl w:val="71E4A61C"/>
@@ -9527,7 +13994,7 @@
       </w:pPr>
     </w:lvl>
   </w:abstractNum>
-  <w:abstractNum w:abstractNumId="3">
+  <w:abstractNum w:abstractNumId="4">
     <w:nsid w:val="565D67CC"/>
     <w:multiLevelType w:val="hybridMultilevel"/>
     <w:tmpl w:val="6EEE20A2"/>
@@ -9581,7 +14048,7 @@
       <w:lvlJc w:val="left"/>
     </w:lvl>
   </w:abstractNum>
-  <w:abstractNum w:abstractNumId="4">
+  <w:abstractNum w:abstractNumId="5">
     <w:nsid w:val="752F5563"/>
     <w:multiLevelType w:val="hybridMultilevel"/>
     <w:tmpl w:val="0EBCBB90"/>
@@ -9636,29 +14103,34 @@
     </w:lvl>
   </w:abstractNum>
   <w:num w:numId="1">
-    <w:abstractNumId w:val="2"/>
+    <w:abstractNumId w:val="3"/>
     <w:lvlOverride w:ilvl="0">
       <w:startOverride w:val="1"/>
     </w:lvlOverride>
   </w:num>
   <w:num w:numId="2">
-    <w:abstractNumId w:val="3"/>
+    <w:abstractNumId w:val="4"/>
     <w:lvlOverride w:ilvl="0">
       <w:startOverride w:val="1"/>
     </w:lvlOverride>
   </w:num>
   <w:num w:numId="3">
-    <w:abstractNumId w:val="4"/>
+    <w:abstractNumId w:val="5"/>
     <w:lvlOverride w:ilvl="0">
       <w:startOverride w:val="1"/>
     </w:lvlOverride>
   </w:num>
   <w:num w:numId="4">
     <w:abstractNumId w:val="1"/>
-    <w:lvlOverride w:ilvl="0"/>
   </w:num>
   <w:num w:numId="5">
     <w:abstractNumId w:val="0"/>
+    <w:lvlOverride w:ilvl="0">
+      <w:startOverride w:val="1"/>
+    </w:lvlOverride>
+  </w:num>
+  <w:num w:numId="6">
+    <w:abstractNumId w:val="2"/>
     <w:lvlOverride w:ilvl="0">
       <w:startOverride w:val="1"/>
     </w:lvlOverride>
@@ -9729,7 +14201,7 @@
     <w:lsdException w:name="Medium Shading 2 Accent 1" w:semiHidden="0" w:uiPriority="64" w:unhideWhenUsed="0"/>
     <w:lsdException w:name="Medium List 1 Accent 1" w:semiHidden="0" w:uiPriority="65" w:unhideWhenUsed="0"/>
     <w:lsdException w:name="Revision" w:unhideWhenUsed="0"/>
-    <w:lsdException w:name="List Paragraph" w:semiHidden="0" w:uiPriority="34" w:unhideWhenUsed="0" w:qFormat="1"/>
+    <w:lsdException w:name="List Paragraph" w:semiHidden="0" w:uiPriority="0" w:unhideWhenUsed="0" w:qFormat="1"/>
     <w:lsdException w:name="Quote" w:semiHidden="0" w:uiPriority="29" w:unhideWhenUsed="0" w:qFormat="1"/>
     <w:lsdException w:name="Intense Quote" w:semiHidden="0" w:uiPriority="30" w:unhideWhenUsed="0" w:qFormat="1"/>
     <w:lsdException w:name="Medium List 2 Accent 1" w:semiHidden="0" w:uiPriority="66" w:unhideWhenUsed="0"/>
@@ -10166,7 +14638,7 @@
     <w:lsdException w:name="Medium Shading 2 Accent 1" w:semiHidden="0" w:uiPriority="64" w:unhideWhenUsed="0"/>
     <w:lsdException w:name="Medium List 1 Accent 1" w:semiHidden="0" w:uiPriority="65" w:unhideWhenUsed="0"/>
     <w:lsdException w:name="Revision" w:unhideWhenUsed="0"/>
-    <w:lsdException w:name="List Paragraph" w:semiHidden="0" w:uiPriority="34" w:unhideWhenUsed="0" w:qFormat="1"/>
+    <w:lsdException w:name="List Paragraph" w:semiHidden="0" w:uiPriority="0" w:unhideWhenUsed="0" w:qFormat="1"/>
     <w:lsdException w:name="Quote" w:semiHidden="0" w:uiPriority="29" w:unhideWhenUsed="0" w:qFormat="1"/>
     <w:lsdException w:name="Intense Quote" w:semiHidden="0" w:uiPriority="30" w:unhideWhenUsed="0" w:qFormat="1"/>
     <w:lsdException w:name="Medium List 2 Accent 1" w:semiHidden="0" w:uiPriority="66" w:unhideWhenUsed="0"/>

--- a/Group5_Report_Stage2.docx
+++ b/Group5_Report_Stage2.docx
@@ -10310,15 +10310,16 @@
       </w:pPr>
       <w:r>
         <w:rPr>
-          <w:noProof/>
+          <w:b/>
+          <w:bCs/>
           <w:sz w:val="24"/>
           <w:szCs w:val="24"/>
         </w:rPr>
         <w:drawing>
-          <wp:inline distT="0" distB="0" distL="0" distR="0" wp14:anchorId="2BB9320C" wp14:editId="7AC1BEF6">
-            <wp:extent cx="5731510" cy="2084070"/>
+          <wp:inline distT="0" distB="0" distL="0" distR="0" wp14:anchorId="7FC74630" wp14:editId="2457FC27">
+            <wp:extent cx="5731510" cy="2364248"/>
             <wp:effectExtent l="0" t="0" r="2540" b="0"/>
-            <wp:docPr id="1809880087" name="Picture 1"/>
+            <wp:docPr id="5" name="Picture 5"/>
             <wp:cNvGraphicFramePr>
               <a:graphicFrameLocks xmlns:a="http://schemas.openxmlformats.org/drawingml/2006/main" noChangeAspect="1"/>
             </wp:cNvGraphicFramePr>
@@ -10326,7 +10327,7 @@
               <a:graphicData uri="http://schemas.openxmlformats.org/drawingml/2006/picture">
                 <pic:pic xmlns:pic="http://schemas.openxmlformats.org/drawingml/2006/picture">
                   <pic:nvPicPr>
-                    <pic:cNvPr id="1809880087" name=""/>
+                    <pic:cNvPr id="0" name=""/>
                     <pic:cNvPicPr/>
                   </pic:nvPicPr>
                   <pic:blipFill>
@@ -10338,7 +10339,7 @@
                   <pic:spPr>
                     <a:xfrm>
                       <a:off x="0" y="0"/>
-                      <a:ext cx="5731510" cy="2084070"/>
+                      <a:ext cx="5731510" cy="2364248"/>
                     </a:xfrm>
                     <a:prstGeom prst="rect">
                       <a:avLst/>
@@ -10392,15 +10393,13 @@
       <w:r>
         <w:rPr>
           <w:noProof/>
-          <w:sz w:val="24"/>
-          <w:szCs w:val="24"/>
         </w:rPr>
         <w:lastRenderedPageBreak/>
         <w:drawing>
-          <wp:inline distT="0" distB="0" distL="0" distR="0" wp14:anchorId="5F1079E7" wp14:editId="162179A6">
-            <wp:extent cx="5731510" cy="3165475"/>
+          <wp:inline distT="0" distB="0" distL="0" distR="0" wp14:anchorId="35FB2A65" wp14:editId="38D87EA5">
+            <wp:extent cx="5731510" cy="3223974"/>
             <wp:effectExtent l="0" t="0" r="2540" b="0"/>
-            <wp:docPr id="1719125563" name="Picture 1"/>
+            <wp:docPr id="6" name="Picture 6"/>
             <wp:cNvGraphicFramePr>
               <a:graphicFrameLocks xmlns:a="http://schemas.openxmlformats.org/drawingml/2006/main" noChangeAspect="1"/>
             </wp:cNvGraphicFramePr>
@@ -10408,7 +10407,7 @@
               <a:graphicData uri="http://schemas.openxmlformats.org/drawingml/2006/picture">
                 <pic:pic xmlns:pic="http://schemas.openxmlformats.org/drawingml/2006/picture">
                   <pic:nvPicPr>
-                    <pic:cNvPr id="1719125563" name=""/>
+                    <pic:cNvPr id="0" name=""/>
                     <pic:cNvPicPr/>
                   </pic:nvPicPr>
                   <pic:blipFill>
@@ -10420,7 +10419,7 @@
                   <pic:spPr>
                     <a:xfrm>
                       <a:off x="0" y="0"/>
-                      <a:ext cx="5731510" cy="3165475"/>
+                      <a:ext cx="5731510" cy="3223974"/>
                     </a:xfrm>
                     <a:prstGeom prst="rect">
                       <a:avLst/>
@@ -10453,18 +10452,13 @@
       </w:pPr>
       <w:r>
         <w:rPr>
-          <w:b/>
-          <w:bCs/>
           <w:noProof/>
-          <w:color w:val="auto"/>
-          <w:sz w:val="24"/>
-          <w:szCs w:val="24"/>
         </w:rPr>
         <w:drawing>
-          <wp:inline distT="0" distB="0" distL="0" distR="0" wp14:anchorId="38BD1084" wp14:editId="482F61C2">
-            <wp:extent cx="5731510" cy="2278380"/>
-            <wp:effectExtent l="0" t="0" r="2540" b="7620"/>
-            <wp:docPr id="1964447884" name="Picture 1"/>
+          <wp:inline distT="0" distB="0" distL="0" distR="0" wp14:anchorId="13616F9F" wp14:editId="7E17F465">
+            <wp:extent cx="5731510" cy="3223974"/>
+            <wp:effectExtent l="0" t="0" r="2540" b="0"/>
+            <wp:docPr id="7" name="Picture 7"/>
             <wp:cNvGraphicFramePr>
               <a:graphicFrameLocks xmlns:a="http://schemas.openxmlformats.org/drawingml/2006/main" noChangeAspect="1"/>
             </wp:cNvGraphicFramePr>
@@ -10472,7 +10466,7 @@
               <a:graphicData uri="http://schemas.openxmlformats.org/drawingml/2006/picture">
                 <pic:pic xmlns:pic="http://schemas.openxmlformats.org/drawingml/2006/picture">
                   <pic:nvPicPr>
-                    <pic:cNvPr id="1964447884" name=""/>
+                    <pic:cNvPr id="0" name=""/>
                     <pic:cNvPicPr/>
                   </pic:nvPicPr>
                   <pic:blipFill>
@@ -10484,7 +10478,7 @@
                   <pic:spPr>
                     <a:xfrm>
                       <a:off x="0" y="0"/>
-                      <a:ext cx="5731510" cy="2278380"/>
+                      <a:ext cx="5731510" cy="3223974"/>
                     </a:xfrm>
                     <a:prstGeom prst="rect">
                       <a:avLst/>
@@ -10496,6 +10490,8 @@
           </wp:inline>
         </w:drawing>
       </w:r>
+      <w:bookmarkStart w:id="0" w:name="_GoBack"/>
+      <w:bookmarkEnd w:id="0"/>
       <w:r>
         <w:rPr>
           <w:color w:val="auto"/>
@@ -10986,6 +10982,7 @@
           <w:sz w:val="24"/>
           <w:szCs w:val="24"/>
         </w:rPr>
+        <w:lastRenderedPageBreak/>
         <w:t>Khi tăng số lượng, cả tổng tiền và xác suất đơn giá trị cao đều tăng rõ rệt. Điều này hợp lý và khớp với dữ liệu thật (xem phần 3.4).</w:t>
       </w:r>
     </w:p>
@@ -11111,7 +11108,6 @@
                 <w:sz w:val="24"/>
                 <w:szCs w:val="24"/>
               </w:rPr>
-              <w:lastRenderedPageBreak/>
               <w:t>Số lượng/đơn</w:t>
             </w:r>
           </w:p>
@@ -12826,12 +12822,11 @@
           <w:color w:val="auto"/>
         </w:rPr>
       </w:pPr>
-      <w:bookmarkStart w:id="0" w:name="_GoBack"/>
-      <w:bookmarkEnd w:id="0"/>
       <w:r>
         <w:rPr>
           <w:color w:val="auto"/>
         </w:rPr>
+        <w:lastRenderedPageBreak/>
         <w:t>Khuyến nghị 3: Ưu tiên theo nhóm sản phẩm – đẩy mạnh nhóm doanh thu cao, tạo combo cho nhóm bán nhiều nhưng giá thấp</w:t>
       </w:r>
     </w:p>
@@ -13392,7 +13387,6 @@
                 <w:sz w:val="24"/>
                 <w:szCs w:val="24"/>
               </w:rPr>
-              <w:lastRenderedPageBreak/>
               <w:t>Băng vệ sinh</w:t>
             </w:r>
           </w:p>

--- a/Group5_Report_Stage2.docx
+++ b/Group5_Report_Stage2.docx
@@ -13,7 +13,7 @@
         <w:rPr>
           <w:color w:val="auto"/>
         </w:rPr>
-        <w:t>Nhóm 5: Stage 1- Data Preprocessing &amp; Exploratory Data Analysis (EDA)</w:t>
+        <w:t>Nhóm 5: Stage 2- Data Preprocessing &amp; Exploratory Data Analysis (EDA)</w:t>
       </w:r>
     </w:p>
     <w:p>
@@ -637,7 +637,6 @@
         <w:r>
           <w:rPr>
             <w:rStyle w:val="Hyperlink"/>
-            <w:color w:val="auto"/>
             <w:sz w:val="24"/>
             <w:szCs w:val="24"/>
           </w:rPr>
@@ -726,21 +725,7 @@
           <w:sz w:val="24"/>
           <w:szCs w:val="24"/>
         </w:rPr>
-        <w:t xml:space="preserve"> để chia khách hàng thành các nhóm có đặc đi</w:t>
-      </w:r>
-      <w:r>
-        <w:rPr>
-          <w:sz w:val="24"/>
-          <w:szCs w:val="24"/>
-        </w:rPr>
-        <w:t>ểm mua sắm giống nhau. Cuối cùng</w:t>
-      </w:r>
-      <w:r>
-        <w:rPr>
-          <w:sz w:val="24"/>
-          <w:szCs w:val="24"/>
-        </w:rPr>
-        <w:t xml:space="preserve"> so sánh kết quả phân cụm khi </w:t>
+        <w:t xml:space="preserve"> để chia khách hàng thành các nhóm có đặc điểm mua sắm giống nhau. Cuối cùng so sánh kết quả phân cụm khi </w:t>
       </w:r>
       <w:r>
         <w:rPr>
@@ -853,7 +838,7 @@
           <w:left w:w="10" w:type="dxa"/>
           <w:right w:w="10" w:type="dxa"/>
         </w:tblCellMar>
-        <w:tblLook w:val="0000" w:firstRow="0" w:lastRow="0" w:firstColumn="0" w:lastColumn="0" w:noHBand="0" w:noVBand="0"/>
+        <w:tblLook w:val="04A0" w:firstRow="1" w:lastRow="0" w:firstColumn="1" w:lastColumn="0" w:noHBand="0" w:noVBand="1"/>
       </w:tblPr>
       <w:tblGrid>
         <w:gridCol w:w="2600"/>
@@ -879,6 +864,7 @@
               <w:bottom w:w="60" w:type="dxa"/>
               <w:right w:w="90" w:type="dxa"/>
             </w:tcMar>
+            <w:hideMark/>
           </w:tcPr>
           <w:p>
             <w:pPr>
@@ -915,6 +901,7 @@
               <w:bottom w:w="60" w:type="dxa"/>
               <w:right w:w="90" w:type="dxa"/>
             </w:tcMar>
+            <w:hideMark/>
           </w:tcPr>
           <w:p>
             <w:pPr>
@@ -952,6 +939,7 @@
               <w:bottom w:w="60" w:type="dxa"/>
               <w:right w:w="90" w:type="dxa"/>
             </w:tcMar>
+            <w:hideMark/>
           </w:tcPr>
           <w:p>
             <w:pPr>
@@ -984,6 +972,7 @@
               <w:bottom w:w="60" w:type="dxa"/>
               <w:right w:w="90" w:type="dxa"/>
             </w:tcMar>
+            <w:hideMark/>
           </w:tcPr>
           <w:p>
             <w:pPr>
@@ -1019,6 +1008,7 @@
               <w:bottom w:w="60" w:type="dxa"/>
               <w:right w:w="90" w:type="dxa"/>
             </w:tcMar>
+            <w:hideMark/>
           </w:tcPr>
           <w:p>
             <w:pPr>
@@ -1051,6 +1041,7 @@
               <w:bottom w:w="60" w:type="dxa"/>
               <w:right w:w="90" w:type="dxa"/>
             </w:tcMar>
+            <w:hideMark/>
           </w:tcPr>
           <w:p>
             <w:pPr>
@@ -1086,6 +1077,7 @@
               <w:bottom w:w="60" w:type="dxa"/>
               <w:right w:w="90" w:type="dxa"/>
             </w:tcMar>
+            <w:hideMark/>
           </w:tcPr>
           <w:p>
             <w:pPr>
@@ -1118,6 +1110,7 @@
               <w:bottom w:w="60" w:type="dxa"/>
               <w:right w:w="90" w:type="dxa"/>
             </w:tcMar>
+            <w:hideMark/>
           </w:tcPr>
           <w:p>
             <w:pPr>
@@ -1153,6 +1146,7 @@
               <w:bottom w:w="60" w:type="dxa"/>
               <w:right w:w="90" w:type="dxa"/>
             </w:tcMar>
+            <w:hideMark/>
           </w:tcPr>
           <w:p>
             <w:pPr>
@@ -1185,6 +1179,7 @@
               <w:bottom w:w="60" w:type="dxa"/>
               <w:right w:w="90" w:type="dxa"/>
             </w:tcMar>
+            <w:hideMark/>
           </w:tcPr>
           <w:p>
             <w:pPr>
@@ -1220,6 +1215,7 @@
               <w:bottom w:w="60" w:type="dxa"/>
               <w:right w:w="90" w:type="dxa"/>
             </w:tcMar>
+            <w:hideMark/>
           </w:tcPr>
           <w:p>
             <w:pPr>
@@ -1252,6 +1248,7 @@
               <w:bottom w:w="60" w:type="dxa"/>
               <w:right w:w="90" w:type="dxa"/>
             </w:tcMar>
+            <w:hideMark/>
           </w:tcPr>
           <w:p>
             <w:pPr>
@@ -1287,6 +1284,7 @@
               <w:bottom w:w="60" w:type="dxa"/>
               <w:right w:w="90" w:type="dxa"/>
             </w:tcMar>
+            <w:hideMark/>
           </w:tcPr>
           <w:p>
             <w:pPr>
@@ -1319,6 +1317,7 @@
               <w:bottom w:w="60" w:type="dxa"/>
               <w:right w:w="90" w:type="dxa"/>
             </w:tcMar>
+            <w:hideMark/>
           </w:tcPr>
           <w:p>
             <w:pPr>
@@ -1488,7 +1487,7 @@
           <w:left w:w="10" w:type="dxa"/>
           <w:right w:w="10" w:type="dxa"/>
         </w:tblCellMar>
-        <w:tblLook w:val="0000" w:firstRow="0" w:lastRow="0" w:firstColumn="0" w:lastColumn="0" w:noHBand="0" w:noVBand="0"/>
+        <w:tblLook w:val="04A0" w:firstRow="1" w:lastRow="0" w:firstColumn="1" w:lastColumn="0" w:noHBand="0" w:noVBand="1"/>
       </w:tblPr>
       <w:tblGrid>
         <w:gridCol w:w="2340"/>
@@ -1515,6 +1514,7 @@
               <w:bottom w:w="60" w:type="dxa"/>
               <w:right w:w="90" w:type="dxa"/>
             </w:tcMar>
+            <w:hideMark/>
           </w:tcPr>
           <w:p>
             <w:pPr>
@@ -1551,6 +1551,7 @@
               <w:bottom w:w="60" w:type="dxa"/>
               <w:right w:w="90" w:type="dxa"/>
             </w:tcMar>
+            <w:hideMark/>
           </w:tcPr>
           <w:p>
             <w:pPr>
@@ -1587,6 +1588,7 @@
               <w:bottom w:w="60" w:type="dxa"/>
               <w:right w:w="90" w:type="dxa"/>
             </w:tcMar>
+            <w:hideMark/>
           </w:tcPr>
           <w:p>
             <w:pPr>
@@ -1624,6 +1626,7 @@
               <w:bottom w:w="60" w:type="dxa"/>
               <w:right w:w="90" w:type="dxa"/>
             </w:tcMar>
+            <w:hideMark/>
           </w:tcPr>
           <w:p>
             <w:pPr>
@@ -1658,6 +1661,7 @@
               <w:bottom w:w="60" w:type="dxa"/>
               <w:right w:w="90" w:type="dxa"/>
             </w:tcMar>
+            <w:hideMark/>
           </w:tcPr>
           <w:p>
             <w:pPr>
@@ -1691,6 +1695,7 @@
               <w:bottom w:w="60" w:type="dxa"/>
               <w:right w:w="90" w:type="dxa"/>
             </w:tcMar>
+            <w:hideMark/>
           </w:tcPr>
           <w:p>
             <w:pPr>
@@ -1726,6 +1731,7 @@
               <w:bottom w:w="60" w:type="dxa"/>
               <w:right w:w="90" w:type="dxa"/>
             </w:tcMar>
+            <w:hideMark/>
           </w:tcPr>
           <w:p>
             <w:pPr>
@@ -1760,6 +1766,7 @@
               <w:bottom w:w="60" w:type="dxa"/>
               <w:right w:w="90" w:type="dxa"/>
             </w:tcMar>
+            <w:hideMark/>
           </w:tcPr>
           <w:p>
             <w:pPr>
@@ -1793,6 +1800,7 @@
               <w:bottom w:w="60" w:type="dxa"/>
               <w:right w:w="90" w:type="dxa"/>
             </w:tcMar>
+            <w:hideMark/>
           </w:tcPr>
           <w:p>
             <w:pPr>
@@ -1828,6 +1836,7 @@
               <w:bottom w:w="60" w:type="dxa"/>
               <w:right w:w="90" w:type="dxa"/>
             </w:tcMar>
+            <w:hideMark/>
           </w:tcPr>
           <w:p>
             <w:pPr>
@@ -1862,6 +1871,7 @@
               <w:bottom w:w="60" w:type="dxa"/>
               <w:right w:w="90" w:type="dxa"/>
             </w:tcMar>
+            <w:hideMark/>
           </w:tcPr>
           <w:p>
             <w:pPr>
@@ -1895,6 +1905,7 @@
               <w:bottom w:w="60" w:type="dxa"/>
               <w:right w:w="90" w:type="dxa"/>
             </w:tcMar>
+            <w:hideMark/>
           </w:tcPr>
           <w:p>
             <w:pPr>
@@ -1930,6 +1941,7 @@
               <w:bottom w:w="60" w:type="dxa"/>
               <w:right w:w="90" w:type="dxa"/>
             </w:tcMar>
+            <w:hideMark/>
           </w:tcPr>
           <w:p>
             <w:pPr>
@@ -1964,6 +1976,7 @@
               <w:bottom w:w="60" w:type="dxa"/>
               <w:right w:w="90" w:type="dxa"/>
             </w:tcMar>
+            <w:hideMark/>
           </w:tcPr>
           <w:p>
             <w:pPr>
@@ -1997,6 +2010,7 @@
               <w:bottom w:w="60" w:type="dxa"/>
               <w:right w:w="90" w:type="dxa"/>
             </w:tcMar>
+            <w:hideMark/>
           </w:tcPr>
           <w:p>
             <w:pPr>
@@ -2032,6 +2046,7 @@
               <w:bottom w:w="60" w:type="dxa"/>
               <w:right w:w="90" w:type="dxa"/>
             </w:tcMar>
+            <w:hideMark/>
           </w:tcPr>
           <w:p>
             <w:pPr>
@@ -2066,6 +2081,7 @@
               <w:bottom w:w="60" w:type="dxa"/>
               <w:right w:w="90" w:type="dxa"/>
             </w:tcMar>
+            <w:hideMark/>
           </w:tcPr>
           <w:p>
             <w:pPr>
@@ -2099,6 +2115,7 @@
               <w:bottom w:w="60" w:type="dxa"/>
               <w:right w:w="90" w:type="dxa"/>
             </w:tcMar>
+            <w:hideMark/>
           </w:tcPr>
           <w:p>
             <w:pPr>
@@ -2134,6 +2151,7 @@
               <w:bottom w:w="60" w:type="dxa"/>
               <w:right w:w="90" w:type="dxa"/>
             </w:tcMar>
+            <w:hideMark/>
           </w:tcPr>
           <w:p>
             <w:pPr>
@@ -2168,6 +2186,7 @@
               <w:bottom w:w="60" w:type="dxa"/>
               <w:right w:w="90" w:type="dxa"/>
             </w:tcMar>
+            <w:hideMark/>
           </w:tcPr>
           <w:p>
             <w:pPr>
@@ -2201,6 +2220,7 @@
               <w:bottom w:w="60" w:type="dxa"/>
               <w:right w:w="90" w:type="dxa"/>
             </w:tcMar>
+            <w:hideMark/>
           </w:tcPr>
           <w:p>
             <w:pPr>
@@ -2238,10 +2258,10 @@
           <w:szCs w:val="24"/>
         </w:rPr>
         <w:drawing>
-          <wp:inline distT="0" distB="0" distL="0" distR="0" wp14:anchorId="3CEA391E" wp14:editId="009E18AE">
-            <wp:extent cx="4953000" cy="2686050"/>
-            <wp:effectExtent l="0" t="0" r="0" b="0"/>
-            <wp:docPr id="1" name="Hình 1. Biểu đồ phương sai tích lũy (Cumulative Explained Variance)" descr="Hình 1. Biểu đồ phương sai tích lũy (Cumulative Explained Variance)" title="Hình 1. Biểu đồ phương sai tích lũy (Cumulative Explained Variance)"/>
+          <wp:inline distT="0" distB="0" distL="0" distR="0">
+            <wp:extent cx="4951730" cy="2682875"/>
+            <wp:effectExtent l="0" t="0" r="1270" b="3175"/>
+            <wp:docPr id="15" name="Picture 15" descr="Title: Hình 1. Biểu đồ phương sai tích lũy (Cumulative Explained Variance) - Description: Hình 1. Biểu đồ phương sai tích lũy (Cumulative Explained Variance)"/>
             <wp:cNvGraphicFramePr>
               <a:graphicFrameLocks xmlns:a="http://schemas.openxmlformats.org/drawingml/2006/main" noChangeAspect="1"/>
             </wp:cNvGraphicFramePr>
@@ -2249,13 +2269,19 @@
               <a:graphicData uri="http://schemas.openxmlformats.org/drawingml/2006/picture">
                 <pic:pic xmlns:pic="http://schemas.openxmlformats.org/drawingml/2006/picture">
                   <pic:nvPicPr>
-                    <pic:cNvPr id="0" name=""/>
+                    <pic:cNvPr id="0" name="Hình 1. Biểu đồ phương sai tích lũy (Cumulative Explained Variance)" descr="Title: Hình 1. Biểu đồ phương sai tích lũy (Cumulative Explained Variance) - Description: Hình 1. Biểu đồ phương sai tích lũy (Cumulative Explained Variance)"/>
                     <pic:cNvPicPr>
                       <a:picLocks noChangeAspect="1" noChangeArrowheads="1"/>
                     </pic:cNvPicPr>
                   </pic:nvPicPr>
                   <pic:blipFill>
-                    <a:blip r:embed="rId7"/>
+                    <a:blip r:embed="rId7">
+                      <a:extLst>
+                        <a:ext uri="{28A0092B-C50C-407E-A947-70E740481C1C}">
+                          <a14:useLocalDpi xmlns:a14="http://schemas.microsoft.com/office/drawing/2010/main" val="0"/>
+                        </a:ext>
+                      </a:extLst>
+                    </a:blip>
                     <a:srcRect/>
                     <a:stretch>
                       <a:fillRect/>
@@ -2264,11 +2290,15 @@
                   <pic:spPr bwMode="auto">
                     <a:xfrm>
                       <a:off x="0" y="0"/>
-                      <a:ext cx="4953000" cy="2686050"/>
+                      <a:ext cx="4951730" cy="2682875"/>
                     </a:xfrm>
                     <a:prstGeom prst="rect">
                       <a:avLst/>
                     </a:prstGeom>
+                    <a:noFill/>
+                    <a:ln>
+                      <a:noFill/>
+                    </a:ln>
                   </pic:spPr>
                 </pic:pic>
               </a:graphicData>
@@ -2386,7 +2416,7 @@
         <w:pStyle w:val="ListParagraph"/>
         <w:numPr>
           <w:ilvl w:val="0"/>
-          <w:numId w:val="2"/>
+          <w:numId w:val="8"/>
         </w:numPr>
         <w:spacing w:after="80" w:line="300" w:lineRule="auto"/>
         <w:rPr>
@@ -2432,7 +2462,7 @@
         <w:pStyle w:val="ListParagraph"/>
         <w:numPr>
           <w:ilvl w:val="0"/>
-          <w:numId w:val="2"/>
+          <w:numId w:val="8"/>
         </w:numPr>
         <w:spacing w:after="80" w:line="300" w:lineRule="auto"/>
         <w:rPr>
@@ -2478,7 +2508,7 @@
         <w:pStyle w:val="ListParagraph"/>
         <w:numPr>
           <w:ilvl w:val="0"/>
-          <w:numId w:val="2"/>
+          <w:numId w:val="8"/>
         </w:numPr>
         <w:spacing w:after="80" w:line="300" w:lineRule="auto"/>
         <w:rPr>
@@ -2524,7 +2554,7 @@
         <w:pStyle w:val="ListParagraph"/>
         <w:numPr>
           <w:ilvl w:val="0"/>
-          <w:numId w:val="2"/>
+          <w:numId w:val="8"/>
         </w:numPr>
         <w:spacing w:after="80" w:line="300" w:lineRule="auto"/>
         <w:rPr>
@@ -2583,10 +2613,10 @@
           <w:szCs w:val="24"/>
         </w:rPr>
         <w:drawing>
-          <wp:inline distT="0" distB="0" distL="0" distR="0" wp14:anchorId="16C5992A" wp14:editId="35918D71">
-            <wp:extent cx="4095750" cy="3000375"/>
-            <wp:effectExtent l="0" t="0" r="0" b="0"/>
-            <wp:docPr id="2" name="Hình 2. Dữ liệu khách hàng chiếu lên mặt phẳng PC1–PC2" descr="Hình 2. Dữ liệu khách hàng chiếu lên mặt phẳng PC1–PC2" title="Hình 2. Dữ liệu khách hàng chiếu lên mặt phẳng PC1–PC2"/>
+          <wp:inline distT="0" distB="0" distL="0" distR="0">
+            <wp:extent cx="4097655" cy="3002280"/>
+            <wp:effectExtent l="0" t="0" r="0" b="7620"/>
+            <wp:docPr id="14" name="Picture 14" descr="Title: Hình 2. Dữ liệu khách hàng chiếu lên mặt phẳng PC1–PC2 - Description: Hình 2. Dữ liệu khách hàng chiếu lên mặt phẳng PC1–PC2"/>
             <wp:cNvGraphicFramePr>
               <a:graphicFrameLocks xmlns:a="http://schemas.openxmlformats.org/drawingml/2006/main" noChangeAspect="1"/>
             </wp:cNvGraphicFramePr>
@@ -2594,14 +2624,20 @@
               <a:graphicData uri="http://schemas.openxmlformats.org/drawingml/2006/picture">
                 <pic:pic xmlns:pic="http://schemas.openxmlformats.org/drawingml/2006/picture">
                   <pic:nvPicPr>
-                    <pic:cNvPr id="0" name=""/>
+                    <pic:cNvPr id="0" name="Hình 2. Dữ liệu khách hàng chiếu lên mặt phẳng PC1–PC2" descr="Title: Hình 2. Dữ liệu khách hàng chiếu lên mặt phẳng PC1–PC2 - Description: Hình 2. Dữ liệu khách hàng chiếu lên mặt phẳng PC1–PC2"/>
                     <pic:cNvPicPr>
                       <a:picLocks noChangeAspect="1" noChangeArrowheads="1"/>
                     </pic:cNvPicPr>
                   </pic:nvPicPr>
                   <pic:blipFill>
-                    <a:blip r:embed="rId8"/>
-                    <a:srcRect/>
+                    <a:blip r:embed="rId8">
+                      <a:extLst>
+                        <a:ext uri="{28A0092B-C50C-407E-A947-70E740481C1C}">
+                          <a14:useLocalDpi xmlns:a14="http://schemas.microsoft.com/office/drawing/2010/main" val="0"/>
+                        </a:ext>
+                      </a:extLst>
+                    </a:blip>
+                    <a:srcRect b="-43"/>
                     <a:stretch>
                       <a:fillRect/>
                     </a:stretch>
@@ -2609,11 +2645,15 @@
                   <pic:spPr bwMode="auto">
                     <a:xfrm>
                       <a:off x="0" y="0"/>
-                      <a:ext cx="4095750" cy="3000375"/>
+                      <a:ext cx="4097655" cy="3002280"/>
                     </a:xfrm>
                     <a:prstGeom prst="rect">
                       <a:avLst/>
                     </a:prstGeom>
+                    <a:noFill/>
+                    <a:ln>
+                      <a:noFill/>
+                    </a:ln>
                   </pic:spPr>
                 </pic:pic>
               </a:graphicData>
@@ -2760,7 +2800,7 @@
           <w:left w:w="10" w:type="dxa"/>
           <w:right w:w="10" w:type="dxa"/>
         </w:tblCellMar>
-        <w:tblLook w:val="0000" w:firstRow="0" w:lastRow="0" w:firstColumn="0" w:lastColumn="0" w:noHBand="0" w:noVBand="0"/>
+        <w:tblLook w:val="04A0" w:firstRow="1" w:lastRow="0" w:firstColumn="1" w:lastColumn="0" w:noHBand="0" w:noVBand="1"/>
       </w:tblPr>
       <w:tblGrid>
         <w:gridCol w:w="1260"/>
@@ -2794,6 +2834,7 @@
               <w:bottom w:w="60" w:type="dxa"/>
               <w:right w:w="90" w:type="dxa"/>
             </w:tcMar>
+            <w:hideMark/>
           </w:tcPr>
           <w:p>
             <w:pPr>
@@ -2830,6 +2871,7 @@
               <w:bottom w:w="60" w:type="dxa"/>
               <w:right w:w="90" w:type="dxa"/>
             </w:tcMar>
+            <w:hideMark/>
           </w:tcPr>
           <w:p>
             <w:pPr>
@@ -2866,6 +2908,7 @@
               <w:bottom w:w="60" w:type="dxa"/>
               <w:right w:w="90" w:type="dxa"/>
             </w:tcMar>
+            <w:hideMark/>
           </w:tcPr>
           <w:p>
             <w:pPr>
@@ -2902,6 +2945,7 @@
               <w:bottom w:w="60" w:type="dxa"/>
               <w:right w:w="90" w:type="dxa"/>
             </w:tcMar>
+            <w:hideMark/>
           </w:tcPr>
           <w:p>
             <w:pPr>
@@ -2938,6 +2982,7 @@
               <w:bottom w:w="60" w:type="dxa"/>
               <w:right w:w="90" w:type="dxa"/>
             </w:tcMar>
+            <w:hideMark/>
           </w:tcPr>
           <w:p>
             <w:pPr>
@@ -2974,6 +3019,7 @@
               <w:bottom w:w="60" w:type="dxa"/>
               <w:right w:w="90" w:type="dxa"/>
             </w:tcMar>
+            <w:hideMark/>
           </w:tcPr>
           <w:p>
             <w:pPr>
@@ -3010,6 +3056,7 @@
               <w:bottom w:w="60" w:type="dxa"/>
               <w:right w:w="90" w:type="dxa"/>
             </w:tcMar>
+            <w:hideMark/>
           </w:tcPr>
           <w:p>
             <w:pPr>
@@ -3046,6 +3093,7 @@
               <w:bottom w:w="60" w:type="dxa"/>
               <w:right w:w="90" w:type="dxa"/>
             </w:tcMar>
+            <w:hideMark/>
           </w:tcPr>
           <w:p>
             <w:pPr>
@@ -3082,6 +3130,7 @@
               <w:bottom w:w="60" w:type="dxa"/>
               <w:right w:w="90" w:type="dxa"/>
             </w:tcMar>
+            <w:hideMark/>
           </w:tcPr>
           <w:p>
             <w:pPr>
@@ -3118,6 +3167,7 @@
               <w:bottom w:w="60" w:type="dxa"/>
               <w:right w:w="90" w:type="dxa"/>
             </w:tcMar>
+            <w:hideMark/>
           </w:tcPr>
           <w:p>
             <w:pPr>
@@ -3155,6 +3205,7 @@
               <w:bottom w:w="60" w:type="dxa"/>
               <w:right w:w="90" w:type="dxa"/>
             </w:tcMar>
+            <w:hideMark/>
           </w:tcPr>
           <w:p>
             <w:pPr>
@@ -3189,6 +3240,7 @@
               <w:bottom w:w="60" w:type="dxa"/>
               <w:right w:w="90" w:type="dxa"/>
             </w:tcMar>
+            <w:hideMark/>
           </w:tcPr>
           <w:p>
             <w:pPr>
@@ -3222,6 +3274,7 @@
               <w:bottom w:w="60" w:type="dxa"/>
               <w:right w:w="90" w:type="dxa"/>
             </w:tcMar>
+            <w:hideMark/>
           </w:tcPr>
           <w:p>
             <w:pPr>
@@ -3255,6 +3308,7 @@
               <w:bottom w:w="60" w:type="dxa"/>
               <w:right w:w="90" w:type="dxa"/>
             </w:tcMar>
+            <w:hideMark/>
           </w:tcPr>
           <w:p>
             <w:pPr>
@@ -3288,6 +3342,7 @@
               <w:bottom w:w="60" w:type="dxa"/>
               <w:right w:w="90" w:type="dxa"/>
             </w:tcMar>
+            <w:hideMark/>
           </w:tcPr>
           <w:p>
             <w:pPr>
@@ -3321,6 +3376,7 @@
               <w:bottom w:w="60" w:type="dxa"/>
               <w:right w:w="90" w:type="dxa"/>
             </w:tcMar>
+            <w:hideMark/>
           </w:tcPr>
           <w:p>
             <w:pPr>
@@ -3354,6 +3410,7 @@
               <w:bottom w:w="60" w:type="dxa"/>
               <w:right w:w="90" w:type="dxa"/>
             </w:tcMar>
+            <w:hideMark/>
           </w:tcPr>
           <w:p>
             <w:pPr>
@@ -3387,6 +3444,7 @@
               <w:bottom w:w="60" w:type="dxa"/>
               <w:right w:w="90" w:type="dxa"/>
             </w:tcMar>
+            <w:hideMark/>
           </w:tcPr>
           <w:p>
             <w:pPr>
@@ -3420,6 +3478,7 @@
               <w:bottom w:w="60" w:type="dxa"/>
               <w:right w:w="90" w:type="dxa"/>
             </w:tcMar>
+            <w:hideMark/>
           </w:tcPr>
           <w:p>
             <w:pPr>
@@ -3453,6 +3512,7 @@
               <w:bottom w:w="60" w:type="dxa"/>
               <w:right w:w="90" w:type="dxa"/>
             </w:tcMar>
+            <w:hideMark/>
           </w:tcPr>
           <w:p>
             <w:pPr>
@@ -3488,6 +3548,7 @@
               <w:bottom w:w="60" w:type="dxa"/>
               <w:right w:w="90" w:type="dxa"/>
             </w:tcMar>
+            <w:hideMark/>
           </w:tcPr>
           <w:p>
             <w:pPr>
@@ -3522,6 +3583,7 @@
               <w:bottom w:w="60" w:type="dxa"/>
               <w:right w:w="90" w:type="dxa"/>
             </w:tcMar>
+            <w:hideMark/>
           </w:tcPr>
           <w:p>
             <w:pPr>
@@ -3555,6 +3617,7 @@
               <w:bottom w:w="60" w:type="dxa"/>
               <w:right w:w="90" w:type="dxa"/>
             </w:tcMar>
+            <w:hideMark/>
           </w:tcPr>
           <w:p>
             <w:pPr>
@@ -3588,6 +3651,7 @@
               <w:bottom w:w="60" w:type="dxa"/>
               <w:right w:w="90" w:type="dxa"/>
             </w:tcMar>
+            <w:hideMark/>
           </w:tcPr>
           <w:p>
             <w:pPr>
@@ -3621,6 +3685,7 @@
               <w:bottom w:w="60" w:type="dxa"/>
               <w:right w:w="90" w:type="dxa"/>
             </w:tcMar>
+            <w:hideMark/>
           </w:tcPr>
           <w:p>
             <w:pPr>
@@ -3654,6 +3719,7 @@
               <w:bottom w:w="60" w:type="dxa"/>
               <w:right w:w="90" w:type="dxa"/>
             </w:tcMar>
+            <w:hideMark/>
           </w:tcPr>
           <w:p>
             <w:pPr>
@@ -3687,6 +3753,7 @@
               <w:bottom w:w="60" w:type="dxa"/>
               <w:right w:w="90" w:type="dxa"/>
             </w:tcMar>
+            <w:hideMark/>
           </w:tcPr>
           <w:p>
             <w:pPr>
@@ -3720,6 +3787,7 @@
               <w:bottom w:w="60" w:type="dxa"/>
               <w:right w:w="90" w:type="dxa"/>
             </w:tcMar>
+            <w:hideMark/>
           </w:tcPr>
           <w:p>
             <w:pPr>
@@ -3753,6 +3821,7 @@
               <w:bottom w:w="60" w:type="dxa"/>
               <w:right w:w="90" w:type="dxa"/>
             </w:tcMar>
+            <w:hideMark/>
           </w:tcPr>
           <w:p>
             <w:pPr>
@@ -3786,6 +3855,7 @@
               <w:bottom w:w="60" w:type="dxa"/>
               <w:right w:w="90" w:type="dxa"/>
             </w:tcMar>
+            <w:hideMark/>
           </w:tcPr>
           <w:p>
             <w:pPr>
@@ -3823,10 +3893,10 @@
           <w:szCs w:val="24"/>
         </w:rPr>
         <w:drawing>
-          <wp:inline distT="0" distB="0" distL="0" distR="0" wp14:anchorId="283AF4D7" wp14:editId="78CFB711">
-            <wp:extent cx="5715000" cy="2171700"/>
+          <wp:inline distT="0" distB="0" distL="0" distR="0">
+            <wp:extent cx="5719445" cy="2173605"/>
             <wp:effectExtent l="0" t="0" r="0" b="0"/>
-            <wp:docPr id="3" name="Hình 3. Biểu đồ Elbow (WCSS) và Silhouette Score theo K" descr="Hình 3. Biểu đồ Elbow (WCSS) và Silhouette Score theo K" title="Hình 3. Biểu đồ Elbow (WCSS) và Silhouette Score theo K"/>
+            <wp:docPr id="13" name="Picture 13" descr="Title: Hình 3. Biểu đồ Elbow (WCSS) và Silhouette Score theo K - Description: Hình 3. Biểu đồ Elbow (WCSS) và Silhouette Score theo K"/>
             <wp:cNvGraphicFramePr>
               <a:graphicFrameLocks xmlns:a="http://schemas.openxmlformats.org/drawingml/2006/main" noChangeAspect="1"/>
             </wp:cNvGraphicFramePr>
@@ -3834,14 +3904,20 @@
               <a:graphicData uri="http://schemas.openxmlformats.org/drawingml/2006/picture">
                 <pic:pic xmlns:pic="http://schemas.openxmlformats.org/drawingml/2006/picture">
                   <pic:nvPicPr>
-                    <pic:cNvPr id="0" name=""/>
+                    <pic:cNvPr id="0" name="Hình 3. Biểu đồ Elbow (WCSS) và Silhouette Score theo K" descr="Title: Hình 3. Biểu đồ Elbow (WCSS) và Silhouette Score theo K - Description: Hình 3. Biểu đồ Elbow (WCSS) và Silhouette Score theo K"/>
                     <pic:cNvPicPr>
                       <a:picLocks noChangeAspect="1" noChangeArrowheads="1"/>
                     </pic:cNvPicPr>
                   </pic:nvPicPr>
                   <pic:blipFill>
-                    <a:blip r:embed="rId9"/>
-                    <a:srcRect/>
+                    <a:blip r:embed="rId9">
+                      <a:extLst>
+                        <a:ext uri="{28A0092B-C50C-407E-A947-70E740481C1C}">
+                          <a14:useLocalDpi xmlns:a14="http://schemas.microsoft.com/office/drawing/2010/main" val="0"/>
+                        </a:ext>
+                      </a:extLst>
+                    </a:blip>
+                    <a:srcRect b="-60"/>
                     <a:stretch>
                       <a:fillRect/>
                     </a:stretch>
@@ -3849,11 +3925,15 @@
                   <pic:spPr bwMode="auto">
                     <a:xfrm>
                       <a:off x="0" y="0"/>
-                      <a:ext cx="5715000" cy="2171700"/>
+                      <a:ext cx="5719445" cy="2173605"/>
                     </a:xfrm>
                     <a:prstGeom prst="rect">
                       <a:avLst/>
                     </a:prstGeom>
+                    <a:noFill/>
+                    <a:ln>
+                      <a:noFill/>
+                    </a:ln>
                   </pic:spPr>
                 </pic:pic>
               </a:graphicData>
@@ -3903,7 +3983,7 @@
         <w:pStyle w:val="ListParagraph"/>
         <w:numPr>
           <w:ilvl w:val="0"/>
-          <w:numId w:val="2"/>
+          <w:numId w:val="8"/>
         </w:numPr>
         <w:spacing w:after="80" w:line="300" w:lineRule="auto"/>
         <w:rPr>
@@ -3950,7 +4030,7 @@
         <w:pStyle w:val="ListParagraph"/>
         <w:numPr>
           <w:ilvl w:val="0"/>
-          <w:numId w:val="2"/>
+          <w:numId w:val="8"/>
         </w:numPr>
         <w:spacing w:after="80" w:line="300" w:lineRule="auto"/>
         <w:rPr>
@@ -4083,7 +4163,7 @@
         <w:pStyle w:val="ListParagraph"/>
         <w:numPr>
           <w:ilvl w:val="0"/>
-          <w:numId w:val="2"/>
+          <w:numId w:val="8"/>
         </w:numPr>
         <w:spacing w:after="80" w:line="300" w:lineRule="auto"/>
         <w:rPr>
@@ -4113,7 +4193,7 @@
         <w:pStyle w:val="ListParagraph"/>
         <w:numPr>
           <w:ilvl w:val="0"/>
-          <w:numId w:val="2"/>
+          <w:numId w:val="8"/>
         </w:numPr>
         <w:spacing w:after="80" w:line="300" w:lineRule="auto"/>
         <w:rPr>
@@ -4155,10 +4235,10 @@
           <w:szCs w:val="24"/>
         </w:rPr>
         <w:drawing>
-          <wp:inline distT="0" distB="0" distL="0" distR="0" wp14:anchorId="5A1DCBDC" wp14:editId="44228E70">
-            <wp:extent cx="4286250" cy="3038475"/>
+          <wp:inline distT="0" distB="0" distL="0" distR="0">
+            <wp:extent cx="4287520" cy="3036570"/>
             <wp:effectExtent l="0" t="0" r="0" b="0"/>
-            <wp:docPr id="4" name="Hình 4. Kết quả K-Means (K = 2) trên mặt phẳng PC1–PC2" descr="Hình 4. Kết quả K-Means (K = 2) trên mặt phẳng PC1–PC2" title="Hình 4. Kết quả K-Means (K = 2) trên mặt phẳng PC1–PC2"/>
+            <wp:docPr id="12" name="Picture 12" descr="Title: Hình 4. Kết quả K-Means (K = 2) trên mặt phẳng PC1–PC2 - Description: Hình 4. Kết quả K-Means (K = 2) trên mặt phẳng PC1–PC2"/>
             <wp:cNvGraphicFramePr>
               <a:graphicFrameLocks xmlns:a="http://schemas.openxmlformats.org/drawingml/2006/main" noChangeAspect="1"/>
             </wp:cNvGraphicFramePr>
@@ -4166,14 +4246,20 @@
               <a:graphicData uri="http://schemas.openxmlformats.org/drawingml/2006/picture">
                 <pic:pic xmlns:pic="http://schemas.openxmlformats.org/drawingml/2006/picture">
                   <pic:nvPicPr>
-                    <pic:cNvPr id="0" name=""/>
+                    <pic:cNvPr id="0" name="Hình 4. Kết quả K-Means (K = 2) trên mặt phẳng PC1–PC2" descr="Title: Hình 4. Kết quả K-Means (K = 2) trên mặt phẳng PC1–PC2 - Description: Hình 4. Kết quả K-Means (K = 2) trên mặt phẳng PC1–PC2"/>
                     <pic:cNvPicPr>
                       <a:picLocks noChangeAspect="1" noChangeArrowheads="1"/>
                     </pic:cNvPicPr>
                   </pic:nvPicPr>
                   <pic:blipFill>
-                    <a:blip r:embed="rId10"/>
-                    <a:srcRect/>
+                    <a:blip r:embed="rId10">
+                      <a:extLst>
+                        <a:ext uri="{28A0092B-C50C-407E-A947-70E740481C1C}">
+                          <a14:useLocalDpi xmlns:a14="http://schemas.microsoft.com/office/drawing/2010/main" val="0"/>
+                        </a:ext>
+                      </a:extLst>
+                    </a:blip>
+                    <a:srcRect r="-15" b="-84"/>
                     <a:stretch>
                       <a:fillRect/>
                     </a:stretch>
@@ -4181,11 +4267,15 @@
                   <pic:spPr bwMode="auto">
                     <a:xfrm>
                       <a:off x="0" y="0"/>
-                      <a:ext cx="4286250" cy="3038475"/>
+                      <a:ext cx="4287520" cy="3036570"/>
                     </a:xfrm>
                     <a:prstGeom prst="rect">
                       <a:avLst/>
                     </a:prstGeom>
+                    <a:noFill/>
+                    <a:ln>
+                      <a:noFill/>
+                    </a:ln>
                   </pic:spPr>
                 </pic:pic>
               </a:graphicData>
@@ -4246,7 +4336,7 @@
           <w:left w:w="10" w:type="dxa"/>
           <w:right w:w="10" w:type="dxa"/>
         </w:tblCellMar>
-        <w:tblLook w:val="0000" w:firstRow="0" w:lastRow="0" w:firstColumn="0" w:lastColumn="0" w:noHBand="0" w:noVBand="0"/>
+        <w:tblLook w:val="04A0" w:firstRow="1" w:lastRow="0" w:firstColumn="1" w:lastColumn="0" w:noHBand="0" w:noVBand="1"/>
       </w:tblPr>
       <w:tblGrid>
         <w:gridCol w:w="3360"/>
@@ -4273,6 +4363,7 @@
               <w:bottom w:w="60" w:type="dxa"/>
               <w:right w:w="90" w:type="dxa"/>
             </w:tcMar>
+            <w:hideMark/>
           </w:tcPr>
           <w:p>
             <w:pPr>
@@ -4309,6 +4400,7 @@
               <w:bottom w:w="60" w:type="dxa"/>
               <w:right w:w="90" w:type="dxa"/>
             </w:tcMar>
+            <w:hideMark/>
           </w:tcPr>
           <w:p>
             <w:pPr>
@@ -4345,6 +4437,7 @@
               <w:bottom w:w="60" w:type="dxa"/>
               <w:right w:w="90" w:type="dxa"/>
             </w:tcMar>
+            <w:hideMark/>
           </w:tcPr>
           <w:p>
             <w:pPr>
@@ -4382,6 +4475,7 @@
               <w:bottom w:w="60" w:type="dxa"/>
               <w:right w:w="90" w:type="dxa"/>
             </w:tcMar>
+            <w:hideMark/>
           </w:tcPr>
           <w:p>
             <w:pPr>
@@ -4416,6 +4510,7 @@
               <w:bottom w:w="60" w:type="dxa"/>
               <w:right w:w="90" w:type="dxa"/>
             </w:tcMar>
+            <w:hideMark/>
           </w:tcPr>
           <w:p>
             <w:pPr>
@@ -4449,6 +4544,7 @@
               <w:bottom w:w="60" w:type="dxa"/>
               <w:right w:w="90" w:type="dxa"/>
             </w:tcMar>
+            <w:hideMark/>
           </w:tcPr>
           <w:p>
             <w:pPr>
@@ -4484,6 +4580,7 @@
               <w:bottom w:w="60" w:type="dxa"/>
               <w:right w:w="90" w:type="dxa"/>
             </w:tcMar>
+            <w:hideMark/>
           </w:tcPr>
           <w:p>
             <w:pPr>
@@ -4518,6 +4615,7 @@
               <w:bottom w:w="60" w:type="dxa"/>
               <w:right w:w="90" w:type="dxa"/>
             </w:tcMar>
+            <w:hideMark/>
           </w:tcPr>
           <w:p>
             <w:pPr>
@@ -4551,6 +4649,7 @@
               <w:bottom w:w="60" w:type="dxa"/>
               <w:right w:w="90" w:type="dxa"/>
             </w:tcMar>
+            <w:hideMark/>
           </w:tcPr>
           <w:p>
             <w:pPr>
@@ -4586,6 +4685,7 @@
               <w:bottom w:w="60" w:type="dxa"/>
               <w:right w:w="90" w:type="dxa"/>
             </w:tcMar>
+            <w:hideMark/>
           </w:tcPr>
           <w:p>
             <w:pPr>
@@ -4620,6 +4720,7 @@
               <w:bottom w:w="60" w:type="dxa"/>
               <w:right w:w="90" w:type="dxa"/>
             </w:tcMar>
+            <w:hideMark/>
           </w:tcPr>
           <w:p>
             <w:pPr>
@@ -4653,6 +4754,7 @@
               <w:bottom w:w="60" w:type="dxa"/>
               <w:right w:w="90" w:type="dxa"/>
             </w:tcMar>
+            <w:hideMark/>
           </w:tcPr>
           <w:p>
             <w:pPr>
@@ -4688,6 +4790,7 @@
               <w:bottom w:w="60" w:type="dxa"/>
               <w:right w:w="90" w:type="dxa"/>
             </w:tcMar>
+            <w:hideMark/>
           </w:tcPr>
           <w:p>
             <w:pPr>
@@ -4722,6 +4825,7 @@
               <w:bottom w:w="60" w:type="dxa"/>
               <w:right w:w="90" w:type="dxa"/>
             </w:tcMar>
+            <w:hideMark/>
           </w:tcPr>
           <w:p>
             <w:pPr>
@@ -4755,6 +4859,7 @@
               <w:bottom w:w="60" w:type="dxa"/>
               <w:right w:w="90" w:type="dxa"/>
             </w:tcMar>
+            <w:hideMark/>
           </w:tcPr>
           <w:p>
             <w:pPr>
@@ -4790,6 +4895,7 @@
               <w:bottom w:w="60" w:type="dxa"/>
               <w:right w:w="90" w:type="dxa"/>
             </w:tcMar>
+            <w:hideMark/>
           </w:tcPr>
           <w:p>
             <w:pPr>
@@ -4824,6 +4930,7 @@
               <w:bottom w:w="60" w:type="dxa"/>
               <w:right w:w="90" w:type="dxa"/>
             </w:tcMar>
+            <w:hideMark/>
           </w:tcPr>
           <w:p>
             <w:pPr>
@@ -4857,6 +4964,7 @@
               <w:bottom w:w="60" w:type="dxa"/>
               <w:right w:w="90" w:type="dxa"/>
             </w:tcMar>
+            <w:hideMark/>
           </w:tcPr>
           <w:p>
             <w:pPr>
@@ -4892,6 +5000,7 @@
               <w:bottom w:w="60" w:type="dxa"/>
               <w:right w:w="90" w:type="dxa"/>
             </w:tcMar>
+            <w:hideMark/>
           </w:tcPr>
           <w:p>
             <w:pPr>
@@ -4926,6 +5035,7 @@
               <w:bottom w:w="60" w:type="dxa"/>
               <w:right w:w="90" w:type="dxa"/>
             </w:tcMar>
+            <w:hideMark/>
           </w:tcPr>
           <w:p>
             <w:pPr>
@@ -4959,6 +5069,7 @@
               <w:bottom w:w="60" w:type="dxa"/>
               <w:right w:w="90" w:type="dxa"/>
             </w:tcMar>
+            <w:hideMark/>
           </w:tcPr>
           <w:p>
             <w:pPr>
@@ -5011,7 +5122,7 @@
         <w:pStyle w:val="ListParagraph"/>
         <w:numPr>
           <w:ilvl w:val="0"/>
-          <w:numId w:val="2"/>
+          <w:numId w:val="8"/>
         </w:numPr>
         <w:spacing w:after="80" w:line="300" w:lineRule="auto"/>
         <w:rPr>
@@ -5041,7 +5152,7 @@
         <w:pStyle w:val="ListParagraph"/>
         <w:numPr>
           <w:ilvl w:val="0"/>
-          <w:numId w:val="2"/>
+          <w:numId w:val="8"/>
         </w:numPr>
         <w:spacing w:after="80" w:line="300" w:lineRule="auto"/>
         <w:rPr>
@@ -5202,7 +5313,7 @@
           <w:left w:w="10" w:type="dxa"/>
           <w:right w:w="10" w:type="dxa"/>
         </w:tblCellMar>
-        <w:tblLook w:val="0000" w:firstRow="0" w:lastRow="0" w:firstColumn="0" w:lastColumn="0" w:noHBand="0" w:noVBand="0"/>
+        <w:tblLook w:val="04A0" w:firstRow="1" w:lastRow="0" w:firstColumn="1" w:lastColumn="0" w:noHBand="0" w:noVBand="1"/>
       </w:tblPr>
       <w:tblGrid>
         <w:gridCol w:w="3360"/>
@@ -5229,6 +5340,7 @@
               <w:bottom w:w="60" w:type="dxa"/>
               <w:right w:w="90" w:type="dxa"/>
             </w:tcMar>
+            <w:hideMark/>
           </w:tcPr>
           <w:p>
             <w:pPr>
@@ -5265,6 +5377,7 @@
               <w:bottom w:w="60" w:type="dxa"/>
               <w:right w:w="90" w:type="dxa"/>
             </w:tcMar>
+            <w:hideMark/>
           </w:tcPr>
           <w:p>
             <w:pPr>
@@ -5301,6 +5414,7 @@
               <w:bottom w:w="60" w:type="dxa"/>
               <w:right w:w="90" w:type="dxa"/>
             </w:tcMar>
+            <w:hideMark/>
           </w:tcPr>
           <w:p>
             <w:pPr>
@@ -5338,6 +5452,7 @@
               <w:bottom w:w="60" w:type="dxa"/>
               <w:right w:w="90" w:type="dxa"/>
             </w:tcMar>
+            <w:hideMark/>
           </w:tcPr>
           <w:p>
             <w:pPr>
@@ -5372,6 +5487,7 @@
               <w:bottom w:w="60" w:type="dxa"/>
               <w:right w:w="90" w:type="dxa"/>
             </w:tcMar>
+            <w:hideMark/>
           </w:tcPr>
           <w:p>
             <w:pPr>
@@ -5405,6 +5521,7 @@
               <w:bottom w:w="60" w:type="dxa"/>
               <w:right w:w="90" w:type="dxa"/>
             </w:tcMar>
+            <w:hideMark/>
           </w:tcPr>
           <w:p>
             <w:pPr>
@@ -5440,6 +5557,7 @@
               <w:bottom w:w="60" w:type="dxa"/>
               <w:right w:w="90" w:type="dxa"/>
             </w:tcMar>
+            <w:hideMark/>
           </w:tcPr>
           <w:p>
             <w:pPr>
@@ -5474,6 +5592,7 @@
               <w:bottom w:w="60" w:type="dxa"/>
               <w:right w:w="90" w:type="dxa"/>
             </w:tcMar>
+            <w:hideMark/>
           </w:tcPr>
           <w:p>
             <w:pPr>
@@ -5507,6 +5626,7 @@
               <w:bottom w:w="60" w:type="dxa"/>
               <w:right w:w="90" w:type="dxa"/>
             </w:tcMar>
+            <w:hideMark/>
           </w:tcPr>
           <w:p>
             <w:pPr>
@@ -5542,6 +5662,7 @@
               <w:bottom w:w="60" w:type="dxa"/>
               <w:right w:w="90" w:type="dxa"/>
             </w:tcMar>
+            <w:hideMark/>
           </w:tcPr>
           <w:p>
             <w:pPr>
@@ -5576,6 +5697,7 @@
               <w:bottom w:w="60" w:type="dxa"/>
               <w:right w:w="90" w:type="dxa"/>
             </w:tcMar>
+            <w:hideMark/>
           </w:tcPr>
           <w:p>
             <w:pPr>
@@ -5609,6 +5731,7 @@
               <w:bottom w:w="60" w:type="dxa"/>
               <w:right w:w="90" w:type="dxa"/>
             </w:tcMar>
+            <w:hideMark/>
           </w:tcPr>
           <w:p>
             <w:pPr>
@@ -5644,6 +5767,7 @@
               <w:bottom w:w="60" w:type="dxa"/>
               <w:right w:w="90" w:type="dxa"/>
             </w:tcMar>
+            <w:hideMark/>
           </w:tcPr>
           <w:p>
             <w:pPr>
@@ -5678,6 +5802,7 @@
               <w:bottom w:w="60" w:type="dxa"/>
               <w:right w:w="90" w:type="dxa"/>
             </w:tcMar>
+            <w:hideMark/>
           </w:tcPr>
           <w:p>
             <w:pPr>
@@ -5711,6 +5836,7 @@
               <w:bottom w:w="60" w:type="dxa"/>
               <w:right w:w="90" w:type="dxa"/>
             </w:tcMar>
+            <w:hideMark/>
           </w:tcPr>
           <w:p>
             <w:pPr>
@@ -5764,7 +5890,7 @@
         <w:pStyle w:val="ListParagraph"/>
         <w:numPr>
           <w:ilvl w:val="0"/>
-          <w:numId w:val="3"/>
+          <w:numId w:val="9"/>
         </w:numPr>
         <w:spacing w:after="80" w:line="300" w:lineRule="auto"/>
         <w:rPr>
@@ -5794,7 +5920,7 @@
         <w:pStyle w:val="ListParagraph"/>
         <w:numPr>
           <w:ilvl w:val="0"/>
-          <w:numId w:val="3"/>
+          <w:numId w:val="9"/>
         </w:numPr>
         <w:spacing w:after="80" w:line="300" w:lineRule="auto"/>
         <w:rPr>
@@ -5840,7 +5966,7 @@
         <w:pStyle w:val="ListParagraph"/>
         <w:numPr>
           <w:ilvl w:val="0"/>
-          <w:numId w:val="3"/>
+          <w:numId w:val="9"/>
         </w:numPr>
         <w:spacing w:after="80" w:line="300" w:lineRule="auto"/>
         <w:rPr>
@@ -5870,7 +5996,7 @@
         <w:pStyle w:val="ListParagraph"/>
         <w:numPr>
           <w:ilvl w:val="0"/>
-          <w:numId w:val="3"/>
+          <w:numId w:val="9"/>
         </w:numPr>
         <w:spacing w:after="80" w:line="300" w:lineRule="auto"/>
         <w:rPr>
@@ -5971,7 +6097,7 @@
         <w:pStyle w:val="ListParagraph"/>
         <w:numPr>
           <w:ilvl w:val="0"/>
-          <w:numId w:val="2"/>
+          <w:numId w:val="8"/>
         </w:numPr>
         <w:spacing w:after="80" w:line="300" w:lineRule="auto"/>
         <w:rPr>
@@ -6008,7 +6134,7 @@
         <w:pStyle w:val="ListParagraph"/>
         <w:numPr>
           <w:ilvl w:val="0"/>
-          <w:numId w:val="2"/>
+          <w:numId w:val="8"/>
         </w:numPr>
         <w:spacing w:after="80" w:line="300" w:lineRule="auto"/>
         <w:rPr>
@@ -6045,7 +6171,7 @@
         <w:pStyle w:val="ListParagraph"/>
         <w:numPr>
           <w:ilvl w:val="0"/>
-          <w:numId w:val="2"/>
+          <w:numId w:val="8"/>
         </w:numPr>
         <w:spacing w:after="80" w:line="300" w:lineRule="auto"/>
         <w:rPr>
@@ -6098,7 +6224,7 @@
         <w:pStyle w:val="ListParagraph"/>
         <w:numPr>
           <w:ilvl w:val="0"/>
-          <w:numId w:val="2"/>
+          <w:numId w:val="8"/>
         </w:numPr>
         <w:spacing w:after="80" w:line="300" w:lineRule="auto"/>
         <w:rPr>
@@ -6119,7 +6245,7 @@
         <w:pStyle w:val="ListParagraph"/>
         <w:numPr>
           <w:ilvl w:val="0"/>
-          <w:numId w:val="2"/>
+          <w:numId w:val="8"/>
         </w:numPr>
         <w:spacing w:after="80" w:line="300" w:lineRule="auto"/>
         <w:rPr>
@@ -6189,26 +6315,16 @@
           <w:sz w:val="24"/>
           <w:szCs w:val="24"/>
         </w:rPr>
-        <w:t>Nhóm xây dựng bài toán học có giám sát trên bộ dữ liệu giao dịch</w:t>
-      </w:r>
-      <w:r>
-        <w:rPr>
-          <w:sz w:val="24"/>
-          <w:szCs w:val="24"/>
-        </w:rPr>
-        <w:t xml:space="preserve"> đã được nêu ở trên</w:t>
-      </w:r>
-      <w:r>
-        <w:rPr>
-          <w:sz w:val="24"/>
-          <w:szCs w:val="24"/>
-        </w:rPr>
-        <w:t>. Với mỗi bài toán, nhóm so sánh 2 mô hình rồi chọn ra mô hình tốt hơn dựa trên các chỉ số đánh giá.</w:t>
+        <w:t>Nhóm xây dựng bài toán học có giám sát trên bộ dữ liệu giao dịch đã được nêu ở trên. Với mỗi bài toán, nhóm so sánh 2 mô hình rồi chọn ra mô hình tốt hơn dựa trên các chỉ số đánh giá.</w:t>
       </w:r>
     </w:p>
     <w:p>
       <w:pPr>
         <w:pStyle w:val="ListBullet"/>
+        <w:numPr>
+          <w:ilvl w:val="0"/>
+          <w:numId w:val="7"/>
+        </w:numPr>
         <w:spacing w:after="120" w:line="312" w:lineRule="auto"/>
         <w:rPr>
           <w:rFonts w:cs="Times New Roman"/>
@@ -6234,12 +6350,16 @@
           <w:sz w:val="24"/>
           <w:szCs w:val="24"/>
         </w:rPr>
-        <w:t xml:space="preserve"> dự đoán giá trị đơn hàng TotalAmount (VND), so sánh LinearRegression và DecisionTreeRegressor.</w:t>
+        <w:t xml:space="preserve"> dự đoán giá sản phẩm Price (VND) từ nhóm sản phẩm, thương hiệu và điểm đánh giá, so sánh LinearRegression và DecisionTreeRegressor.</w:t>
       </w:r>
     </w:p>
     <w:p>
       <w:pPr>
         <w:pStyle w:val="ListBullet"/>
+        <w:numPr>
+          <w:ilvl w:val="0"/>
+          <w:numId w:val="7"/>
+        </w:numPr>
         <w:spacing w:after="120" w:line="312" w:lineRule="auto"/>
         <w:rPr>
           <w:rFonts w:cs="Times New Roman"/>
@@ -6315,22 +6435,7 @@
           <w:sz w:val="24"/>
           <w:szCs w:val="24"/>
         </w:rPr>
-        <w:t xml:space="preserve"> (200 đơn để kiểm tra) và dùng random_state=42 để kết quả chạy lại luôn giống nhau. Các chỉ số trong báo cáo đều được tính trên </w:t>
-      </w:r>
-      <w:r>
-        <w:rPr>
-          <w:b/>
-          <w:sz w:val="24"/>
-          <w:szCs w:val="24"/>
-        </w:rPr>
-        <w:t>tập test</w:t>
-      </w:r>
-      <w:r>
-        <w:rPr>
-          <w:sz w:val="24"/>
-          <w:szCs w:val="24"/>
-        </w:rPr>
-        <w:t>.</w:t>
+        <w:t xml:space="preserve"> và dùng random_state=42 để kết quả chạy lại luôn giống nhau. Bài toán hồi quy làm việc trên bảng 392 sản phẩm (313 train, 79 test); bài toán phân loại làm việc trên 1.000 đơn hàng (200 đơn để kiểm tra). Các chỉ số trong báo cáo đều được tính trên tập test.</w:t>
       </w:r>
     </w:p>
     <w:p>
@@ -6365,14 +6470,14 @@
           <w:sz w:val="24"/>
           <w:szCs w:val="24"/>
         </w:rPr>
-        <w:t>Mô hình thắng: DecisionTreeRegressor</w:t>
-      </w:r>
-      <w:r>
-        <w:rPr>
-          <w:sz w:val="24"/>
-          <w:szCs w:val="24"/>
-        </w:rPr>
-        <w:t xml:space="preserve"> tốt hơn Linear Regression ở cả 3 chỉ số MSE, RMSE và R².</w:t>
+        <w:t>Mô hình thắng: LinearRegression</w:t>
+      </w:r>
+      <w:r>
+        <w:rPr>
+          <w:sz w:val="24"/>
+          <w:szCs w:val="24"/>
+        </w:rPr>
+        <w:t xml:space="preserve"> tốt hơn Decision Tree ở cả 3 chỉ số MSE, RMSE và R² trên tập test.</w:t>
       </w:r>
     </w:p>
     <w:p>
@@ -6396,7 +6501,15 @@
           <w:sz w:val="24"/>
           <w:szCs w:val="24"/>
         </w:rPr>
-        <w:t xml:space="preserve"> biến mục tiêu là TotalAmount; đặc trưng gồm Age, UnitPrice, Quantity, Rating. Nhóm có thêm một mô hình cơ sở (baseline) luôn dự đoán bằng giá trị trung bình của tập train để làm mốc so sánh.</w:t>
+        <w:t xml:space="preserve"> biến mục tiêu là Price (giá một sản phẩm); đặc trưng gồm Category, Brand và Rating. Vì Price, Category, Brand, Rating là thông tin của sản phẩm chứ không phải của đơn hàng, nhóm gộp 1.000 đơn về 392 sản phẩm khác nhau (mỗi sản phẩm một dòng) rồi mới chia train/test. Nếu chia trực tiếp trên đơn hàng thì cùng một sản phẩm có thể nằm ở cả hai tập và điểm test sẽ cao giả tạo. Category và Brand được mã hóa One-Hot bên trong Pipeline, nên khi lưu mô hình bước mã hóa cũng được lưu theo. Nhóm không dùng UnitPrice, </w:t>
+      </w:r>
+      <w:r>
+        <w:rPr>
+          <w:sz w:val="24"/>
+          <w:szCs w:val="24"/>
+        </w:rPr>
+        <w:lastRenderedPageBreak/>
+        <w:t>Quantity hay TotalAmount làm đặc trưng. Baseline luôn dự đoán bằng giá trung bình của tập train (khoảng 96.086 VND) để làm mốc so sánh.</w:t>
       </w:r>
     </w:p>
     <w:tbl>
@@ -6639,7 +6752,7 @@
                 <w:sz w:val="24"/>
                 <w:szCs w:val="24"/>
               </w:rPr>
-              <w:t>3,95 × 10¹⁰</w:t>
+              <w:t>3,88 × 10⁹</w:t>
             </w:r>
           </w:p>
         </w:tc>
@@ -6669,7 +6782,7 @@
                 <w:sz w:val="24"/>
                 <w:szCs w:val="24"/>
               </w:rPr>
-              <w:t>198.666</w:t>
+              <w:t>62.302</w:t>
             </w:r>
           </w:p>
         </w:tc>
@@ -6699,7 +6812,7 @@
                 <w:sz w:val="24"/>
                 <w:szCs w:val="24"/>
               </w:rPr>
-              <w:t>-0,020</w:t>
+              <w:t>-0,044</w:t>
             </w:r>
           </w:p>
         </w:tc>
@@ -6729,7 +6842,7 @@
                 <w:sz w:val="24"/>
                 <w:szCs w:val="24"/>
               </w:rPr>
-              <w:t>–</w:t>
+              <w:t>--</w:t>
             </w:r>
           </w:p>
         </w:tc>
@@ -6760,6 +6873,7 @@
             <w:r>
               <w:rPr>
                 <w:rFonts w:ascii="Times New Roman" w:hAnsi="Times New Roman" w:cs="Times New Roman"/>
+                <w:b/>
                 <w:sz w:val="24"/>
                 <w:szCs w:val="24"/>
               </w:rPr>
@@ -6790,10 +6904,11 @@
             <w:r>
               <w:rPr>
                 <w:rFonts w:ascii="Times New Roman" w:hAnsi="Times New Roman" w:cs="Times New Roman"/>
-                <w:sz w:val="24"/>
-                <w:szCs w:val="24"/>
-              </w:rPr>
-              <w:t>5,61 × 10⁹</w:t>
+                <w:b/>
+                <w:sz w:val="24"/>
+                <w:szCs w:val="24"/>
+              </w:rPr>
+              <w:t>2,35 × 10⁹</w:t>
             </w:r>
           </w:p>
         </w:tc>
@@ -6820,10 +6935,11 @@
             <w:r>
               <w:rPr>
                 <w:rFonts w:ascii="Times New Roman" w:hAnsi="Times New Roman" w:cs="Times New Roman"/>
-                <w:sz w:val="24"/>
-                <w:szCs w:val="24"/>
-              </w:rPr>
-              <w:t>74.896</w:t>
+                <w:b/>
+                <w:sz w:val="24"/>
+                <w:szCs w:val="24"/>
+              </w:rPr>
+              <w:t>48.444</w:t>
             </w:r>
           </w:p>
         </w:tc>
@@ -6850,10 +6966,11 @@
             <w:r>
               <w:rPr>
                 <w:rFonts w:ascii="Times New Roman" w:hAnsi="Times New Roman" w:cs="Times New Roman"/>
-                <w:sz w:val="24"/>
-                <w:szCs w:val="24"/>
-              </w:rPr>
-              <w:t>0,855</w:t>
+                <w:b/>
+                <w:sz w:val="24"/>
+                <w:szCs w:val="24"/>
+              </w:rPr>
+              <w:t>0,369</w:t>
             </w:r>
           </w:p>
         </w:tc>
@@ -6880,10 +6997,11 @@
             <w:r>
               <w:rPr>
                 <w:rFonts w:ascii="Times New Roman" w:hAnsi="Times New Roman" w:cs="Times New Roman"/>
-                <w:sz w:val="24"/>
-                <w:szCs w:val="24"/>
-              </w:rPr>
-              <w:t>0,825</w:t>
+                <w:b/>
+                <w:sz w:val="24"/>
+                <w:szCs w:val="24"/>
+              </w:rPr>
+              <w:t>0,827</w:t>
             </w:r>
           </w:p>
         </w:tc>
@@ -6914,11 +7032,10 @@
             <w:r>
               <w:rPr>
                 <w:rFonts w:ascii="Times New Roman" w:hAnsi="Times New Roman" w:cs="Times New Roman"/>
-                <w:b/>
-                <w:sz w:val="24"/>
-                <w:szCs w:val="24"/>
-              </w:rPr>
-              <w:t>Decision Tree Regressor</w:t>
+                <w:sz w:val="24"/>
+                <w:szCs w:val="24"/>
+              </w:rPr>
+              <w:t>Decision Tree Regressor (max_depth=3)</w:t>
             </w:r>
           </w:p>
         </w:tc>
@@ -6945,11 +7062,10 @@
             <w:r>
               <w:rPr>
                 <w:rFonts w:ascii="Times New Roman" w:hAnsi="Times New Roman" w:cs="Times New Roman"/>
-                <w:b/>
-                <w:sz w:val="24"/>
-                <w:szCs w:val="24"/>
-              </w:rPr>
-              <w:t>8,83 × 10⁸</w:t>
+                <w:sz w:val="24"/>
+                <w:szCs w:val="24"/>
+              </w:rPr>
+              <w:t>2,89 × 10⁹</w:t>
             </w:r>
           </w:p>
         </w:tc>
@@ -6976,11 +7092,10 @@
             <w:r>
               <w:rPr>
                 <w:rFonts w:ascii="Times New Roman" w:hAnsi="Times New Roman" w:cs="Times New Roman"/>
-                <w:b/>
-                <w:sz w:val="24"/>
-                <w:szCs w:val="24"/>
-              </w:rPr>
-              <w:t>29.716</w:t>
+                <w:sz w:val="24"/>
+                <w:szCs w:val="24"/>
+              </w:rPr>
+              <w:t>53.756</w:t>
             </w:r>
           </w:p>
         </w:tc>
@@ -7007,11 +7122,10 @@
             <w:r>
               <w:rPr>
                 <w:rFonts w:ascii="Times New Roman" w:hAnsi="Times New Roman" w:cs="Times New Roman"/>
-                <w:b/>
-                <w:sz w:val="24"/>
-                <w:szCs w:val="24"/>
-              </w:rPr>
-              <w:t>0,977</w:t>
+                <w:sz w:val="24"/>
+                <w:szCs w:val="24"/>
+              </w:rPr>
+              <w:t>0,222</w:t>
             </w:r>
           </w:p>
         </w:tc>
@@ -7038,11 +7152,10 @@
             <w:r>
               <w:rPr>
                 <w:rFonts w:ascii="Times New Roman" w:hAnsi="Times New Roman" w:cs="Times New Roman"/>
-                <w:b/>
-                <w:sz w:val="24"/>
-                <w:szCs w:val="24"/>
-              </w:rPr>
-              <w:t>1,000</w:t>
+                <w:sz w:val="24"/>
+                <w:szCs w:val="24"/>
+              </w:rPr>
+              <w:t>0,356</w:t>
             </w:r>
           </w:p>
         </w:tc>
@@ -7101,6 +7214,10 @@
     <w:p>
       <w:pPr>
         <w:pStyle w:val="ListBullet"/>
+        <w:numPr>
+          <w:ilvl w:val="0"/>
+          <w:numId w:val="7"/>
+        </w:numPr>
         <w:spacing w:after="120" w:line="312" w:lineRule="auto"/>
         <w:rPr>
           <w:rFonts w:cs="Times New Roman"/>
@@ -7126,12 +7243,16 @@
           <w:sz w:val="24"/>
           <w:szCs w:val="24"/>
         </w:rPr>
-        <w:t xml:space="preserve"> (baseline có R² gần bằng 0), nghĩa là các đặc trưng thực sự có ích.</w:t>
+        <w:t xml:space="preserve"> (baseline có R² âm, tức không tốt hơn việc luôn đoán giá trung bình), nghĩa là loại sản phẩm và thương hiệu có giúp đoán giá.</w:t>
       </w:r>
     </w:p>
     <w:p>
       <w:pPr>
         <w:pStyle w:val="ListBullet"/>
+        <w:numPr>
+          <w:ilvl w:val="0"/>
+          <w:numId w:val="7"/>
+        </w:numPr>
         <w:spacing w:after="120" w:line="312" w:lineRule="auto"/>
         <w:rPr>
           <w:rFonts w:cs="Times New Roman"/>
@@ -7148,7 +7269,7 @@
           <w:sz w:val="24"/>
           <w:szCs w:val="24"/>
         </w:rPr>
-        <w:t>Decision Tree chính xác hơn rõ rệt:</w:t>
+        <w:t>Linear Regression chính xác hơn:</w:t>
       </w:r>
       <w:r>
         <w:rPr>
@@ -7157,12 +7278,16 @@
           <w:sz w:val="24"/>
           <w:szCs w:val="24"/>
         </w:rPr>
-        <w:t xml:space="preserve"> RMSE chỉ còn khoảng 29,7 nghìn VND, giảm hơn một nửa so với Linear Regression (khoảng 74,9 nghìn VND). R² tăng từ 0,855 lên 0,977.</w:t>
+        <w:t xml:space="preserve"> RMSE khoảng 48,4 nghìn VND so với 53,8 nghìn VND của Decision Tree; R² Test 0,369 so với 0,222. Tuy vậy R² chỉ khoảng 0,37 nên mô hình chỉ giải thích được một phần giá, và RMSE vẫn lớn so với giá trung bình khoảng 93.500 VND.</w:t>
       </w:r>
     </w:p>
     <w:p>
       <w:pPr>
         <w:pStyle w:val="ListBullet"/>
+        <w:numPr>
+          <w:ilvl w:val="0"/>
+          <w:numId w:val="7"/>
+        </w:numPr>
         <w:spacing w:after="120" w:line="312" w:lineRule="auto"/>
         <w:rPr>
           <w:rFonts w:cs="Times New Roman"/>
@@ -7179,7 +7304,7 @@
           <w:sz w:val="24"/>
           <w:szCs w:val="24"/>
         </w:rPr>
-        <w:t>Vì sao Linear Regression kém hơn?</w:t>
+        <w:t>Vì sao Decision Tree kém hơn?</w:t>
       </w:r>
       <w:r>
         <w:rPr>
@@ -7188,31 +7313,16 @@
           <w:sz w:val="24"/>
           <w:szCs w:val="24"/>
         </w:rPr>
-        <w:t xml:space="preserve"> Vì TotalAmount = UnitPrice × Quantity là phép </w:t>
-      </w:r>
-      <w:r>
-        <w:rPr>
-          <w:rFonts w:cs="Times New Roman"/>
-          <w:i/>
-          <w:color w:val="auto"/>
-          <w:sz w:val="24"/>
-          <w:szCs w:val="24"/>
-        </w:rPr>
-        <w:t>nhân</w:t>
-      </w:r>
-      <w:r>
-        <w:rPr>
-          <w:rFonts w:cs="Times New Roman"/>
-          <w:color w:val="auto"/>
-          <w:sz w:val="24"/>
-          <w:szCs w:val="24"/>
-        </w:rPr>
-        <w:t>, trong khi hồi quy tuyến tính chỉ cộng các đặc trưng lại. Cây quyết định chia nhánh theo UnitPrice và Quantity nên xấp xỉ được quan hệ này tốt hơn.</w:t>
+        <w:t xml:space="preserve"> Nhóm thử max_depth = 2, 3, 4, 5, 6, 8 và chọn độ sâu có R² cross-validation cao nhất trên tập train (không dùng tập test để chọn), kết quả là max_depth = 3. Tuy vậy R² cross-validation của mọi độ sâu đều rất thấp (dưới 0,07), tức cây sâu hơn chỉ học thuộc dữ liệu train. Cây độ sâu 3 chỉ có tối đa 8 nhóm lá nên chỉ cho ra vài mức giá cố định.</w:t>
       </w:r>
     </w:p>
     <w:p>
       <w:pPr>
         <w:pStyle w:val="ListBullet"/>
+        <w:numPr>
+          <w:ilvl w:val="0"/>
+          <w:numId w:val="7"/>
+        </w:numPr>
         <w:spacing w:after="120" w:line="312" w:lineRule="auto"/>
         <w:rPr>
           <w:rFonts w:cs="Times New Roman"/>
@@ -7238,8 +7348,24 @@
           <w:sz w:val="24"/>
           <w:szCs w:val="24"/>
         </w:rPr>
-        <w:t xml:space="preserve"> các điểm của Decision Tree nằm sát đường chéo lý tưởng. Linear Regression thì phân tán xa hơn, thậm chí dự đoán ra </w:t>
-      </w:r>
+        <w:t xml:space="preserve"> các điểm của Linear Regression phân tán quanh đường chéo, đúng xu hướng chung nhưng còn lệch nhiều ở sản phẩm giá cao. Các điểm của Decision Tree xếp thành vài cột thẳng đứng vì chỉ có vài mức giá dự đoán. Ở tập test, Linear Regression không dự đoán ra giá âm (0/79).</w:t>
+      </w:r>
+    </w:p>
+    <w:p>
+      <w:pPr>
+        <w:pStyle w:val="ListBullet"/>
+        <w:numPr>
+          <w:ilvl w:val="0"/>
+          <w:numId w:val="7"/>
+        </w:numPr>
+        <w:spacing w:after="120" w:line="312" w:lineRule="auto"/>
+        <w:rPr>
+          <w:rFonts w:cs="Times New Roman"/>
+          <w:color w:val="auto"/>
+          <w:sz w:val="24"/>
+          <w:szCs w:val="24"/>
+        </w:rPr>
+      </w:pPr>
       <w:r>
         <w:rPr>
           <w:rFonts w:cs="Times New Roman"/>
@@ -7248,7 +7374,7 @@
           <w:sz w:val="24"/>
           <w:szCs w:val="24"/>
         </w:rPr>
-        <w:t>giá trị âm ở 28/200 đơn</w:t>
+        <w:t>Biểu đồ Residual:</w:t>
       </w:r>
       <w:r>
         <w:rPr>
@@ -7257,12 +7383,16 @@
           <w:sz w:val="24"/>
           <w:szCs w:val="24"/>
         </w:rPr>
-        <w:t>, điều không hợp lý vì mọi đơn đều từ 10.000 VND trở lên.</w:t>
+        <w:t xml:space="preserve"> phần dư của Linear Regression khá ngẫu nhiên ở vùng giá thấp nhưng tản rộng dần khi giá dự đoán tăng (dạng hơi giống cái phễu), và ở vùng dự đoán cao phần dư chủ yếu là số âm, nghĩa là mô hình đoán cao hơn giá thật. Đây là sai số có hệ thống ở nhóm sản phẩm giá cao. Phần dư của Decision Tree xếp thành các cột theo từng mức dự đoán, cột giữa (khoảng 97.000 VND) trải rất rộng.</w:t>
       </w:r>
     </w:p>
     <w:p>
       <w:pPr>
         <w:pStyle w:val="ListBullet"/>
+        <w:numPr>
+          <w:ilvl w:val="0"/>
+          <w:numId w:val="7"/>
+        </w:numPr>
         <w:spacing w:after="120" w:line="312" w:lineRule="auto"/>
         <w:rPr>
           <w:rFonts w:cs="Times New Roman"/>
@@ -7279,7 +7409,7 @@
           <w:sz w:val="24"/>
           <w:szCs w:val="24"/>
         </w:rPr>
-        <w:t>Biểu đồ Residual:</w:t>
+        <w:t>Overfitting:</w:t>
       </w:r>
       <w:r>
         <w:rPr>
@@ -7288,12 +7418,16 @@
           <w:sz w:val="24"/>
           <w:szCs w:val="24"/>
         </w:rPr>
-        <w:t xml:space="preserve"> phần dư của Linear Regression tạo thành đường cong rõ rệt (sai số có hệ thống), còn phần dư của Decision Tree tập trung gần đường 0.</w:t>
+        <w:t xml:space="preserve"> Linear Regression có R² Train 0,827 so với R² Test 0,369, có dấu hiệu overfitting vì sau One-Hot có hàng trăm cột (91 thương hiệu và 27 loại) trong khi chỉ có 313 sản phẩm để học. Decision Tree độ sâu 3 ít overfitting hơn (Train 0,356, Test 0,222) nhưng cũng học được ít hơn.</w:t>
       </w:r>
     </w:p>
     <w:p>
       <w:pPr>
         <w:pStyle w:val="ListBullet"/>
+        <w:numPr>
+          <w:ilvl w:val="0"/>
+          <w:numId w:val="7"/>
+        </w:numPr>
         <w:spacing w:after="120" w:line="312" w:lineRule="auto"/>
         <w:rPr>
           <w:rFonts w:cs="Times New Roman"/>
@@ -7310,7 +7444,7 @@
           <w:sz w:val="24"/>
           <w:szCs w:val="24"/>
         </w:rPr>
-        <w:t>Overfitting:</w:t>
+        <w:t>Kiểm tra lại bằng cross-validation 5 lần trên toàn bộ 392 sản phẩm:</w:t>
       </w:r>
       <w:r>
         <w:rPr>
@@ -7319,17 +7453,7 @@
           <w:sz w:val="24"/>
           <w:szCs w:val="24"/>
         </w:rPr>
-        <w:t xml:space="preserve"> R² Train của Decision Tree bằng 1,0 còn R² Test là 0,977, tức cây hơi "học thuộc" tập train. Tuy nhiên chênh lệch nhỏ, và khi nhóm thử giảm max_depth thì R² Test không hề tăng lên (cao nhất vẫn là 0,977 ở độ sâu 15), nên nhóm giữ cây không giới hạn độ sâu. Linear Regression thì không bị overfitting (R² Train 0,825 và Test 0,855 gần nhau) nhưng bị </w:t>
-      </w:r>
-      <w:r>
-        <w:rPr>
-          <w:rFonts w:cs="Times New Roman"/>
-          <w:i/>
-          <w:color w:val="auto"/>
-          <w:sz w:val="24"/>
-          <w:szCs w:val="24"/>
-        </w:rPr>
-        <w:t>underfitting</w:t>
+        <w:t xml:space="preserve"> Linear Regression có R² trung bình khoảng 0,39 (từng lần từ 0,23 đến 0,57), Decision Tree khoảng 0,06. Kết luận cùng chiều với tập test, nhưng điểm giữa các lần chia dao động khá </w:t>
       </w:r>
       <w:r>
         <w:rPr>
@@ -7338,38 +7462,8 @@
           <w:sz w:val="24"/>
           <w:szCs w:val="24"/>
         </w:rPr>
-        <w:t xml:space="preserve"> vì mô hình quá đơn giản.</w:t>
-      </w:r>
-    </w:p>
-    <w:p>
-      <w:pPr>
-        <w:pStyle w:val="ListBullet"/>
-        <w:spacing w:after="120" w:line="312" w:lineRule="auto"/>
-        <w:rPr>
-          <w:rFonts w:cs="Times New Roman"/>
-          <w:color w:val="auto"/>
-          <w:sz w:val="24"/>
-          <w:szCs w:val="24"/>
-        </w:rPr>
-      </w:pPr>
-      <w:r>
-        <w:rPr>
-          <w:rFonts w:cs="Times New Roman"/>
-          <w:b/>
-          <w:color w:val="auto"/>
-          <w:sz w:val="24"/>
-          <w:szCs w:val="24"/>
-        </w:rPr>
-        <w:t>Độ quan trọng đặc trưng:</w:t>
-      </w:r>
-      <w:r>
-        <w:rPr>
-          <w:rFonts w:cs="Times New Roman"/>
-          <w:color w:val="auto"/>
-          <w:sz w:val="24"/>
-          <w:szCs w:val="24"/>
-        </w:rPr>
-        <w:t xml:space="preserve"> UnitPrice (0,57) và Quantity (0,43) chiếm gần như toàn bộ; Rating và Age gần bằng 0.</w:t>
+        <w:lastRenderedPageBreak/>
+        <w:t>nhiều nên đây chỉ là ước lượng thô. Ngoài ra Rating gần như không tương quan với Price (hệ số khoảng -0,06), còn Category và Brand mới là hai yếu tố giải thích giá.</w:t>
       </w:r>
     </w:p>
     <w:p>
@@ -7672,7 +7766,6 @@
                 <w:sz w:val="24"/>
                 <w:szCs w:val="24"/>
               </w:rPr>
-              <w:lastRenderedPageBreak/>
               <w:t>Logistic Regression (không class_weight)</w:t>
             </w:r>
           </w:p>
@@ -8688,6 +8781,10 @@
     <w:p>
       <w:pPr>
         <w:pStyle w:val="ListBullet"/>
+        <w:numPr>
+          <w:ilvl w:val="0"/>
+          <w:numId w:val="7"/>
+        </w:numPr>
         <w:spacing w:after="120" w:line="312" w:lineRule="auto"/>
         <w:rPr>
           <w:rFonts w:cs="Times New Roman"/>
@@ -8719,6 +8816,10 @@
     <w:p>
       <w:pPr>
         <w:pStyle w:val="ListBullet"/>
+        <w:numPr>
+          <w:ilvl w:val="0"/>
+          <w:numId w:val="7"/>
+        </w:numPr>
         <w:spacing w:after="120" w:line="312" w:lineRule="auto"/>
         <w:rPr>
           <w:rFonts w:cs="Times New Roman"/>
@@ -8735,6 +8836,7 @@
           <w:sz w:val="24"/>
           <w:szCs w:val="24"/>
         </w:rPr>
+        <w:lastRenderedPageBreak/>
         <w:t>Logistic Regression cân bằng hơn:</w:t>
       </w:r>
       <w:r>
@@ -8750,6 +8852,10 @@
     <w:p>
       <w:pPr>
         <w:pStyle w:val="ListBullet"/>
+        <w:numPr>
+          <w:ilvl w:val="0"/>
+          <w:numId w:val="7"/>
+        </w:numPr>
         <w:spacing w:after="120" w:line="312" w:lineRule="auto"/>
         <w:rPr>
           <w:rFonts w:cs="Times New Roman"/>
@@ -8781,6 +8887,10 @@
     <w:p>
       <w:pPr>
         <w:pStyle w:val="ListBullet"/>
+        <w:numPr>
+          <w:ilvl w:val="0"/>
+          <w:numId w:val="7"/>
+        </w:numPr>
         <w:spacing w:after="120" w:line="312" w:lineRule="auto"/>
         <w:rPr>
           <w:rFonts w:cs="Times New Roman"/>
@@ -8812,6 +8922,10 @@
     <w:p>
       <w:pPr>
         <w:pStyle w:val="ListBullet"/>
+        <w:numPr>
+          <w:ilvl w:val="0"/>
+          <w:numId w:val="7"/>
+        </w:numPr>
         <w:spacing w:after="120" w:line="312" w:lineRule="auto"/>
         <w:rPr>
           <w:rFonts w:cs="Times New Roman"/>
@@ -8843,6 +8957,10 @@
     <w:p>
       <w:pPr>
         <w:pStyle w:val="ListBullet"/>
+        <w:numPr>
+          <w:ilvl w:val="0"/>
+          <w:numId w:val="7"/>
+        </w:numPr>
         <w:spacing w:after="120" w:line="312" w:lineRule="auto"/>
         <w:rPr>
           <w:rFonts w:cs="Times New Roman"/>
@@ -9033,16 +9151,7 @@
                 <w:sz w:val="24"/>
                 <w:szCs w:val="24"/>
               </w:rPr>
-              <w:t xml:space="preserve">Hồi quy (dự đoán </w:t>
-            </w:r>
-            <w:r>
-              <w:rPr>
-                <w:rFonts w:ascii="Times New Roman" w:hAnsi="Times New Roman" w:cs="Times New Roman"/>
-                <w:sz w:val="24"/>
-                <w:szCs w:val="24"/>
-              </w:rPr>
-              <w:lastRenderedPageBreak/>
-              <w:t>TotalAmount)</w:t>
+              <w:t>Hồi quy (dự đoán giá sản phẩm Price)</w:t>
             </w:r>
           </w:p>
         </w:tc>
@@ -9072,8 +9181,7 @@
                 <w:sz w:val="24"/>
                 <w:szCs w:val="24"/>
               </w:rPr>
-              <w:lastRenderedPageBreak/>
-              <w:t>Decision Tree Regressor</w:t>
+              <w:t>Linear Regression</w:t>
             </w:r>
           </w:p>
         </w:tc>
@@ -9103,16 +9211,7 @@
                 <w:sz w:val="24"/>
                 <w:szCs w:val="24"/>
               </w:rPr>
-              <w:t xml:space="preserve">RMSE 29.716 VND, R² = </w:t>
-            </w:r>
-            <w:r>
-              <w:rPr>
-                <w:rFonts w:ascii="Times New Roman" w:hAnsi="Times New Roman" w:cs="Times New Roman"/>
-                <w:sz w:val="24"/>
-                <w:szCs w:val="24"/>
-              </w:rPr>
-              <w:lastRenderedPageBreak/>
-              <w:t>0,977</w:t>
+              <w:t>RMSE 48.444 VND, R² = 0,369</w:t>
             </w:r>
           </w:p>
         </w:tc>
@@ -9146,7 +9245,6 @@
                 <w:sz w:val="24"/>
                 <w:szCs w:val="24"/>
               </w:rPr>
-              <w:lastRenderedPageBreak/>
               <w:t>Phân loại (đơn giá trị cao)</w:t>
             </w:r>
           </w:p>
@@ -9235,7 +9333,7 @@
           <w:sz w:val="24"/>
           <w:szCs w:val="24"/>
         </w:rPr>
-        <w:t>Hai mô hình thắng được lưu lại bằng joblib (regression_model.pkl và classification_model.pkl) để dùng cho giao diện web ở Task 5.</w:t>
+        <w:t>Hai mô hình thắng được lưu lại bằng joblib (regression_model.pkl và classification_model.pkl) để dùng cho giao diện web ở Task 5. Mô hình hồi quy được lưu dưới dạng Pipeline nên khi dự đoán chỉ cần đưa vào Category, Brand và Rating.</w:t>
       </w:r>
     </w:p>
     <w:p>
@@ -9274,7 +9372,7 @@
           <w:sz w:val="24"/>
           <w:szCs w:val="24"/>
         </w:rPr>
-        <w:t>Điểm hồi quy cao một phần do công thức có sẵn.</w:t>
+        <w:t>Mô hình hồi quy chỉ ở mức trung bình.</w:t>
       </w:r>
       <w:r>
         <w:rPr>
@@ -9283,7 +9381,7 @@
           <w:sz w:val="24"/>
           <w:szCs w:val="24"/>
         </w:rPr>
-        <w:t xml:space="preserve"> Vì TotalAmount = UnitPrice × Quantity, Decision Tree về cơ bản đang học lại phép nhân này, chứ không phải "dự đoán hành vi khách hàng".</w:t>
+        <w:t xml:space="preserve"> R² khoảng 0,37 và RMSE khoảng 48.400 VND so với giá trung bình khoảng 93.500 VND. Loại sản phẩm và thương hiệu chỉ giải thích được một phần giá, Rating gần như không liên quan, và dữ liệu thiếu các thông tin quyết định giá như dung tích, trọng lượng, quy cách đóng gói. Kết quả chỉ nên dùng làm giá tham khảo.</w:t>
       </w:r>
     </w:p>
     <w:p>
@@ -9305,7 +9403,7 @@
           <w:sz w:val="24"/>
           <w:szCs w:val="24"/>
         </w:rPr>
-        <w:t>Mô hình phân loại chưa thật mạnh.</w:t>
+        <w:t>Dữ liệu hồi quy rất ít và có overfitting.</w:t>
       </w:r>
       <w:r>
         <w:rPr>
@@ -9314,7 +9412,7 @@
           <w:sz w:val="24"/>
           <w:szCs w:val="24"/>
         </w:rPr>
-        <w:t xml:space="preserve"> Các thông tin khách hàng (tuổi, giới tính, thành phố, thanh toán) gần như không liên quan đến giá trị đơn, nên sức dự đoán chủ yếu đến từ Quantity và Category.</w:t>
+        <w:t xml:space="preserve"> Chỉ có 392 sản phẩm (79 sản phẩm test) nên kết quả dao động giữa các lần chia; Linear Regression có R² Train 0,83 so với Test 0,37 do số cột One-Hot quá nhiều so với số sản phẩm. Mô hình cũng dự đoán kém hơn ở nhóm sản phẩm giá cao.</w:t>
       </w:r>
     </w:p>
     <w:p>
@@ -9336,7 +9434,7 @@
           <w:sz w:val="24"/>
           <w:szCs w:val="24"/>
         </w:rPr>
-        <w:t>Đơn giá trị rất lớn dễ sai hơn</w:t>
+        <w:t>Mô hình phân loại chưa thật mạnh.</w:t>
       </w:r>
       <w:r>
         <w:rPr>
@@ -9345,7 +9443,7 @@
           <w:sz w:val="24"/>
           <w:szCs w:val="24"/>
         </w:rPr>
-        <w:t xml:space="preserve"> (đặc biệt trên khoảng 400 nghìn VND) vì có ít mẫu.</w:t>
+        <w:t xml:space="preserve"> Các thông tin khách hàng (tuổi, giới tính, thành phố, thanh toán) gần như không liên quan đến giá trị đơn, nên sức dự đoán chủ yếu đến từ Quantity và Category. Đơn giá trị rất lớn (trên khoảng 400 nghìn VND) dễ sai hơn vì có ít mẫu.</w:t>
       </w:r>
     </w:p>
     <w:p>
@@ -9367,6 +9465,7 @@
           <w:sz w:val="24"/>
           <w:szCs w:val="24"/>
         </w:rPr>
+        <w:lastRenderedPageBreak/>
         <w:t>Dữ liệu chỉ gồm 1.000 đơn mô phỏng</w:t>
       </w:r>
       <w:r>
@@ -9532,6 +9631,7 @@
               <w:bottom w:w="60" w:type="dxa"/>
               <w:right w:w="100" w:type="dxa"/>
             </w:tcMar>
+            <w:hideMark/>
           </w:tcPr>
           <w:p>
             <w:pPr>
@@ -9567,6 +9667,7 @@
               <w:bottom w:w="60" w:type="dxa"/>
               <w:right w:w="100" w:type="dxa"/>
             </w:tcMar>
+            <w:hideMark/>
           </w:tcPr>
           <w:p>
             <w:pPr>
@@ -9602,6 +9703,7 @@
               <w:bottom w:w="60" w:type="dxa"/>
               <w:right w:w="100" w:type="dxa"/>
             </w:tcMar>
+            <w:hideMark/>
           </w:tcPr>
           <w:p>
             <w:pPr>
@@ -9638,6 +9740,7 @@
               <w:bottom w:w="60" w:type="dxa"/>
               <w:right w:w="100" w:type="dxa"/>
             </w:tcMar>
+            <w:hideMark/>
           </w:tcPr>
           <w:p>
             <w:pPr>
@@ -9670,20 +9773,21 @@
               <w:bottom w:w="60" w:type="dxa"/>
               <w:right w:w="100" w:type="dxa"/>
             </w:tcMar>
-          </w:tcPr>
-          <w:p>
-            <w:pPr>
-              <w:rPr>
-                <w:sz w:val="24"/>
-                <w:szCs w:val="24"/>
-              </w:rPr>
-            </w:pPr>
-            <w:r>
-              <w:rPr>
-                <w:sz w:val="24"/>
-                <w:szCs w:val="24"/>
-              </w:rPr>
-              <w:t>Nhập thông tin đơn hàng → dự đoán tổng tiền và đơn thường / đơn giá trị cao</w:t>
+            <w:hideMark/>
+          </w:tcPr>
+          <w:p>
+            <w:pPr>
+              <w:rPr>
+                <w:sz w:val="24"/>
+                <w:szCs w:val="24"/>
+              </w:rPr>
+            </w:pPr>
+            <w:r>
+              <w:rPr>
+                <w:sz w:val="24"/>
+                <w:szCs w:val="24"/>
+              </w:rPr>
+              <w:t>Nhập thông tin đơn hàng → dự đoán giá sản phẩm và phân loại đơn thường / đơn giá trị cao</w:t>
             </w:r>
           </w:p>
         </w:tc>
@@ -9702,6 +9806,7 @@
               <w:bottom w:w="60" w:type="dxa"/>
               <w:right w:w="100" w:type="dxa"/>
             </w:tcMar>
+            <w:hideMark/>
           </w:tcPr>
           <w:p>
             <w:pPr>
@@ -9736,6 +9841,7 @@
               <w:bottom w:w="60" w:type="dxa"/>
               <w:right w:w="100" w:type="dxa"/>
             </w:tcMar>
+            <w:hideMark/>
           </w:tcPr>
           <w:p>
             <w:pPr>
@@ -9768,20 +9874,21 @@
               <w:bottom w:w="60" w:type="dxa"/>
               <w:right w:w="100" w:type="dxa"/>
             </w:tcMar>
-          </w:tcPr>
-          <w:p>
-            <w:pPr>
-              <w:rPr>
-                <w:sz w:val="24"/>
-                <w:szCs w:val="24"/>
-              </w:rPr>
-            </w:pPr>
-            <w:r>
-              <w:rPr>
-                <w:sz w:val="24"/>
-                <w:szCs w:val="24"/>
-              </w:rPr>
-              <w:t>Nhập thống kê của 1 khách → cho biết khách thuộc cụm nào</w:t>
+            <w:hideMark/>
+          </w:tcPr>
+          <w:p>
+            <w:pPr>
+              <w:rPr>
+                <w:sz w:val="24"/>
+                <w:szCs w:val="24"/>
+              </w:rPr>
+            </w:pPr>
+            <w:r>
+              <w:rPr>
+                <w:sz w:val="24"/>
+                <w:szCs w:val="24"/>
+              </w:rPr>
+              <w:t>Nhập thống kê của 1 khách → cho biết khách thuộc cụm nào, kèm bảng so sánh đặc điểm các cụm</w:t>
             </w:r>
           </w:p>
         </w:tc>
@@ -9800,6 +9907,7 @@
               <w:bottom w:w="60" w:type="dxa"/>
               <w:right w:w="100" w:type="dxa"/>
             </w:tcMar>
+            <w:hideMark/>
           </w:tcPr>
           <w:p>
             <w:pPr>
@@ -9834,6 +9942,7 @@
               <w:bottom w:w="60" w:type="dxa"/>
               <w:right w:w="100" w:type="dxa"/>
             </w:tcMar>
+            <w:hideMark/>
           </w:tcPr>
           <w:p>
             <w:pPr>
@@ -9866,6 +9975,7 @@
               <w:bottom w:w="60" w:type="dxa"/>
               <w:right w:w="100" w:type="dxa"/>
             </w:tcMar>
+            <w:hideMark/>
           </w:tcPr>
           <w:p>
             <w:pPr>
@@ -9898,6 +10008,7 @@
               <w:bottom w:w="60" w:type="dxa"/>
               <w:right w:w="100" w:type="dxa"/>
             </w:tcMar>
+            <w:hideMark/>
           </w:tcPr>
           <w:p>
             <w:pPr>
@@ -9932,6 +10043,7 @@
               <w:bottom w:w="60" w:type="dxa"/>
               <w:right w:w="100" w:type="dxa"/>
             </w:tcMar>
+            <w:hideMark/>
           </w:tcPr>
           <w:p>
             <w:pPr>
@@ -9964,6 +10076,7 @@
               <w:bottom w:w="60" w:type="dxa"/>
               <w:right w:w="100" w:type="dxa"/>
             </w:tcMar>
+            <w:hideMark/>
           </w:tcPr>
           <w:p>
             <w:pPr>
@@ -9996,6 +10109,7 @@
               <w:bottom w:w="60" w:type="dxa"/>
               <w:right w:w="100" w:type="dxa"/>
             </w:tcMar>
+            <w:hideMark/>
           </w:tcPr>
           <w:p>
             <w:pPr>
@@ -10065,7 +10179,7 @@
         <w:pStyle w:val="ListParagraph"/>
         <w:numPr>
           <w:ilvl w:val="0"/>
-          <w:numId w:val="6"/>
+          <w:numId w:val="10"/>
         </w:numPr>
         <w:spacing w:after="60"/>
         <w:rPr>
@@ -10078,7 +10192,7 @@
           <w:sz w:val="24"/>
           <w:szCs w:val="24"/>
         </w:rPr>
-        <w:t>Người dùng nhập: tuổi, đơn giá, số lượng, điểm đánh giá (thanh trượt / ô số) và chọn giới tính, thành phố, phương thức thanh toán, nhóm sản phẩm (dropdown).</w:t>
+        <w:t>Người dùng nhập: tuổi, số lượng, điểm đánh giá (thanh trượt) và chọn giới tính, nhóm sản phẩm, thương hiệu, thành phố, phương thức thanh toán (dropdown). Ứng dụng không còn ô nhập đơn giá.</w:t>
       </w:r>
     </w:p>
     <w:p>
@@ -10086,7 +10200,7 @@
         <w:pStyle w:val="ListParagraph"/>
         <w:numPr>
           <w:ilvl w:val="0"/>
-          <w:numId w:val="6"/>
+          <w:numId w:val="10"/>
         </w:numPr>
         <w:spacing w:after="60"/>
         <w:rPr>
@@ -10104,7 +10218,6 @@
       <w:r>
         <w:rPr>
           <w:b/>
-          <w:bCs/>
           <w:sz w:val="24"/>
           <w:szCs w:val="24"/>
         </w:rPr>
@@ -10115,7 +10228,7 @@
           <w:sz w:val="24"/>
           <w:szCs w:val="24"/>
         </w:rPr>
-        <w:t xml:space="preserve"> để xem 3 kết quả: tổng tiền dự đoán (VND), phân loại đơn (thường / giá trị cao) và xác suất là đơn giá trị cao.</w:t>
+        <w:t xml:space="preserve"> để xem 3 kết quả: giá sản phẩm dự đoán (VND) từ mô hình Regression (dùng nhóm sản phẩm, thương hiệu và điểm đánh giá), phân loại đơn (thường / giá trị cao) và xác suất là đơn giá trị cao từ mô hình Classification. Hai mô hình độc lập với nhau, và giá dự đoán kèm ghi chú sai số RMSE khoảng 48.444 VND nên chỉ mang tính tham khảo.</w:t>
       </w:r>
     </w:p>
     <w:p>
@@ -10123,7 +10236,7 @@
         <w:pStyle w:val="ListParagraph"/>
         <w:numPr>
           <w:ilvl w:val="0"/>
-          <w:numId w:val="6"/>
+          <w:numId w:val="10"/>
         </w:numPr>
         <w:spacing w:after="60"/>
         <w:rPr>
@@ -10136,7 +10249,6 @@
           <w:sz w:val="24"/>
           <w:szCs w:val="24"/>
         </w:rPr>
-        <w:lastRenderedPageBreak/>
         <w:t xml:space="preserve">Ngưỡng đơn giá trị cao là </w:t>
       </w:r>
       <w:r>
@@ -10167,15 +10279,16 @@
       </w:pPr>
       <w:r>
         <w:rPr>
-          <w:noProof/>
-          <w:sz w:val="24"/>
-          <w:szCs w:val="24"/>
-        </w:rPr>
+          <w:sz w:val="24"/>
+          <w:szCs w:val="24"/>
+          <w:lang w:val="vi-VN"/>
+        </w:rPr>
+        <w:lastRenderedPageBreak/>
         <w:drawing>
-          <wp:inline distT="0" distB="0" distL="0" distR="0" wp14:anchorId="32862520" wp14:editId="5F4B0741">
-            <wp:extent cx="5731510" cy="2603500"/>
-            <wp:effectExtent l="0" t="0" r="2540" b="6350"/>
-            <wp:docPr id="888124312" name="Picture 1"/>
+          <wp:inline distT="0" distB="0" distL="0" distR="0" wp14:anchorId="3D9464FB" wp14:editId="7D88D52B">
+            <wp:extent cx="5731510" cy="2628779"/>
+            <wp:effectExtent l="0" t="0" r="2540" b="635"/>
+            <wp:docPr id="1" name="Picture 1"/>
             <wp:cNvGraphicFramePr>
               <a:graphicFrameLocks xmlns:a="http://schemas.openxmlformats.org/drawingml/2006/main" noChangeAspect="1"/>
             </wp:cNvGraphicFramePr>
@@ -10183,7 +10296,7 @@
               <a:graphicData uri="http://schemas.openxmlformats.org/drawingml/2006/picture">
                 <pic:pic xmlns:pic="http://schemas.openxmlformats.org/drawingml/2006/picture">
                   <pic:nvPicPr>
-                    <pic:cNvPr id="888124312" name=""/>
+                    <pic:cNvPr id="0" name=""/>
                     <pic:cNvPicPr/>
                   </pic:nvPicPr>
                   <pic:blipFill>
@@ -10195,7 +10308,7 @@
                   <pic:spPr>
                     <a:xfrm>
                       <a:off x="0" y="0"/>
-                      <a:ext cx="5731510" cy="2603500"/>
+                      <a:ext cx="5731510" cy="2628779"/>
                     </a:xfrm>
                     <a:prstGeom prst="rect">
                       <a:avLst/>
@@ -10207,6 +10320,8 @@
           </wp:inline>
         </w:drawing>
       </w:r>
+      <w:bookmarkStart w:id="0" w:name="_GoBack"/>
+      <w:bookmarkEnd w:id="0"/>
     </w:p>
     <w:p>
       <w:pPr>
@@ -10231,7 +10346,7 @@
         <w:pStyle w:val="ListParagraph"/>
         <w:numPr>
           <w:ilvl w:val="0"/>
-          <w:numId w:val="6"/>
+          <w:numId w:val="10"/>
         </w:numPr>
         <w:spacing w:after="60"/>
         <w:rPr>
@@ -10252,7 +10367,7 @@
         <w:pStyle w:val="ListParagraph"/>
         <w:numPr>
           <w:ilvl w:val="0"/>
-          <w:numId w:val="6"/>
+          <w:numId w:val="10"/>
         </w:numPr>
         <w:spacing w:after="60"/>
         <w:rPr>
@@ -10265,39 +10380,7 @@
           <w:sz w:val="24"/>
           <w:szCs w:val="24"/>
         </w:rPr>
-        <w:t xml:space="preserve">Ứng dụng chuẩn hóa → PCA → K-Means rồi báo khách thuộc </w:t>
-      </w:r>
-      <w:r>
-        <w:rPr>
-          <w:b/>
-          <w:bCs/>
-          <w:sz w:val="24"/>
-          <w:szCs w:val="24"/>
-        </w:rPr>
-        <w:t>Cụm 0</w:t>
-      </w:r>
-      <w:r>
-        <w:rPr>
-          <w:sz w:val="24"/>
-          <w:szCs w:val="24"/>
-        </w:rPr>
-        <w:t xml:space="preserve"> hay </w:t>
-      </w:r>
-      <w:r>
-        <w:rPr>
-          <w:b/>
-          <w:bCs/>
-          <w:sz w:val="24"/>
-          <w:szCs w:val="24"/>
-        </w:rPr>
-        <w:t>Cụm 1</w:t>
-      </w:r>
-      <w:r>
-        <w:rPr>
-          <w:sz w:val="24"/>
-          <w:szCs w:val="24"/>
-        </w:rPr>
-        <w:t>.</w:t>
+        <w:t>Ứng dụng chuẩn hóa → PCA → K-Means rồi báo khách thuộc Cụm 0 hay Cụm 1, kèm tên cụm (đặt theo tổng chi tiêu trung bình: chi tiêu thấp / chi tiêu cao), đặc điểm trung bình và số khách của cụm. Bên dưới có bảng so sánh các cụm.</w:t>
       </w:r>
     </w:p>
     <w:p>
@@ -10311,15 +10394,15 @@
       <w:r>
         <w:rPr>
           <w:b/>
-          <w:bCs/>
+          <w:noProof/>
           <w:sz w:val="24"/>
           <w:szCs w:val="24"/>
         </w:rPr>
         <w:drawing>
-          <wp:inline distT="0" distB="0" distL="0" distR="0" wp14:anchorId="7FC74630" wp14:editId="2457FC27">
-            <wp:extent cx="5731510" cy="2364248"/>
-            <wp:effectExtent l="0" t="0" r="2540" b="0"/>
-            <wp:docPr id="5" name="Picture 5"/>
+          <wp:inline distT="0" distB="0" distL="0" distR="0">
+            <wp:extent cx="5727700" cy="2363470"/>
+            <wp:effectExtent l="0" t="0" r="6350" b="0"/>
+            <wp:docPr id="10" name="Picture 10"/>
             <wp:cNvGraphicFramePr>
               <a:graphicFrameLocks xmlns:a="http://schemas.openxmlformats.org/drawingml/2006/main" noChangeAspect="1"/>
             </wp:cNvGraphicFramePr>
@@ -10327,23 +10410,36 @@
               <a:graphicData uri="http://schemas.openxmlformats.org/drawingml/2006/picture">
                 <pic:pic xmlns:pic="http://schemas.openxmlformats.org/drawingml/2006/picture">
                   <pic:nvPicPr>
-                    <pic:cNvPr id="0" name=""/>
-                    <pic:cNvPicPr/>
+                    <pic:cNvPr id="0" name="Picture 5"/>
+                    <pic:cNvPicPr>
+                      <a:picLocks noChangeAspect="1" noChangeArrowheads="1"/>
+                    </pic:cNvPicPr>
                   </pic:nvPicPr>
                   <pic:blipFill>
-                    <a:blip r:embed="rId12"/>
+                    <a:blip r:embed="rId12" cstate="print">
+                      <a:extLst>
+                        <a:ext uri="{28A0092B-C50C-407E-A947-70E740481C1C}">
+                          <a14:useLocalDpi xmlns:a14="http://schemas.microsoft.com/office/drawing/2010/main" val="0"/>
+                        </a:ext>
+                      </a:extLst>
+                    </a:blip>
+                    <a:srcRect/>
                     <a:stretch>
                       <a:fillRect/>
                     </a:stretch>
                   </pic:blipFill>
-                  <pic:spPr>
+                  <pic:spPr bwMode="auto">
                     <a:xfrm>
                       <a:off x="0" y="0"/>
-                      <a:ext cx="5731510" cy="2364248"/>
+                      <a:ext cx="5727700" cy="2363470"/>
                     </a:xfrm>
                     <a:prstGeom prst="rect">
                       <a:avLst/>
                     </a:prstGeom>
+                    <a:noFill/>
+                    <a:ln>
+                      <a:noFill/>
+                    </a:ln>
                   </pic:spPr>
                 </pic:pic>
               </a:graphicData>
@@ -10366,7 +10462,7 @@
         <w:pStyle w:val="ListParagraph"/>
         <w:numPr>
           <w:ilvl w:val="0"/>
-          <w:numId w:val="6"/>
+          <w:numId w:val="10"/>
         </w:numPr>
         <w:spacing w:after="60"/>
         <w:rPr>
@@ -10379,7 +10475,7 @@
           <w:sz w:val="24"/>
           <w:szCs w:val="24"/>
         </w:rPr>
-        <w:t>Mỗi điểm là một khách hàng, hai màu là hai cụm.</w:t>
+        <w:t>Mỗi điểm là một khách hàng, hai màu là hai cụm; chú thích ghi cả tên cụm. Dưới biểu đồ hiển thị số khách hàng, số thành phần PCA và phần phương sai được giữ lại.</w:t>
       </w:r>
     </w:p>
     <w:p>
@@ -10396,10 +10492,10 @@
         </w:rPr>
         <w:lastRenderedPageBreak/>
         <w:drawing>
-          <wp:inline distT="0" distB="0" distL="0" distR="0" wp14:anchorId="35FB2A65" wp14:editId="38D87EA5">
-            <wp:extent cx="5731510" cy="3223974"/>
-            <wp:effectExtent l="0" t="0" r="2540" b="0"/>
-            <wp:docPr id="6" name="Picture 6"/>
+          <wp:inline distT="0" distB="0" distL="0" distR="0">
+            <wp:extent cx="5727700" cy="3217545"/>
+            <wp:effectExtent l="0" t="0" r="6350" b="1905"/>
+            <wp:docPr id="9" name="Picture 9"/>
             <wp:cNvGraphicFramePr>
               <a:graphicFrameLocks xmlns:a="http://schemas.openxmlformats.org/drawingml/2006/main" noChangeAspect="1"/>
             </wp:cNvGraphicFramePr>
@@ -10407,23 +10503,36 @@
               <a:graphicData uri="http://schemas.openxmlformats.org/drawingml/2006/picture">
                 <pic:pic xmlns:pic="http://schemas.openxmlformats.org/drawingml/2006/picture">
                   <pic:nvPicPr>
-                    <pic:cNvPr id="0" name=""/>
-                    <pic:cNvPicPr/>
+                    <pic:cNvPr id="0" name="Picture 6"/>
+                    <pic:cNvPicPr>
+                      <a:picLocks noChangeAspect="1" noChangeArrowheads="1"/>
+                    </pic:cNvPicPr>
                   </pic:nvPicPr>
                   <pic:blipFill>
-                    <a:blip r:embed="rId13"/>
+                    <a:blip r:embed="rId13" cstate="print">
+                      <a:extLst>
+                        <a:ext uri="{28A0092B-C50C-407E-A947-70E740481C1C}">
+                          <a14:useLocalDpi xmlns:a14="http://schemas.microsoft.com/office/drawing/2010/main" val="0"/>
+                        </a:ext>
+                      </a:extLst>
+                    </a:blip>
+                    <a:srcRect/>
                     <a:stretch>
                       <a:fillRect/>
                     </a:stretch>
                   </pic:blipFill>
-                  <pic:spPr>
+                  <pic:spPr bwMode="auto">
                     <a:xfrm>
                       <a:off x="0" y="0"/>
-                      <a:ext cx="5731510" cy="3223974"/>
+                      <a:ext cx="5727700" cy="3217545"/>
                     </a:xfrm>
                     <a:prstGeom prst="rect">
                       <a:avLst/>
                     </a:prstGeom>
+                    <a:noFill/>
+                    <a:ln>
+                      <a:noFill/>
+                    </a:ln>
                   </pic:spPr>
                 </pic:pic>
               </a:graphicData>
@@ -10455,10 +10564,10 @@
           <w:noProof/>
         </w:rPr>
         <w:drawing>
-          <wp:inline distT="0" distB="0" distL="0" distR="0" wp14:anchorId="13616F9F" wp14:editId="7E17F465">
-            <wp:extent cx="5731510" cy="3223974"/>
-            <wp:effectExtent l="0" t="0" r="2540" b="0"/>
-            <wp:docPr id="7" name="Picture 7"/>
+          <wp:inline distT="0" distB="0" distL="0" distR="0">
+            <wp:extent cx="5727700" cy="3217545"/>
+            <wp:effectExtent l="0" t="0" r="6350" b="1905"/>
+            <wp:docPr id="8" name="Picture 8"/>
             <wp:cNvGraphicFramePr>
               <a:graphicFrameLocks xmlns:a="http://schemas.openxmlformats.org/drawingml/2006/main" noChangeAspect="1"/>
             </wp:cNvGraphicFramePr>
@@ -10466,23 +10575,36 @@
               <a:graphicData uri="http://schemas.openxmlformats.org/drawingml/2006/picture">
                 <pic:pic xmlns:pic="http://schemas.openxmlformats.org/drawingml/2006/picture">
                   <pic:nvPicPr>
-                    <pic:cNvPr id="0" name=""/>
-                    <pic:cNvPicPr/>
+                    <pic:cNvPr id="0" name="Picture 7"/>
+                    <pic:cNvPicPr>
+                      <a:picLocks noChangeAspect="1" noChangeArrowheads="1"/>
+                    </pic:cNvPicPr>
                   </pic:nvPicPr>
                   <pic:blipFill>
-                    <a:blip r:embed="rId14"/>
+                    <a:blip r:embed="rId14" cstate="print">
+                      <a:extLst>
+                        <a:ext uri="{28A0092B-C50C-407E-A947-70E740481C1C}">
+                          <a14:useLocalDpi xmlns:a14="http://schemas.microsoft.com/office/drawing/2010/main" val="0"/>
+                        </a:ext>
+                      </a:extLst>
+                    </a:blip>
+                    <a:srcRect/>
                     <a:stretch>
                       <a:fillRect/>
                     </a:stretch>
                   </pic:blipFill>
-                  <pic:spPr>
+                  <pic:spPr bwMode="auto">
                     <a:xfrm>
                       <a:off x="0" y="0"/>
-                      <a:ext cx="5731510" cy="3223974"/>
+                      <a:ext cx="5727700" cy="3217545"/>
                     </a:xfrm>
                     <a:prstGeom prst="rect">
                       <a:avLst/>
                     </a:prstGeom>
+                    <a:noFill/>
+                    <a:ln>
+                      <a:noFill/>
+                    </a:ln>
                   </pic:spPr>
                 </pic:pic>
               </a:graphicData>
@@ -10490,8 +10612,6 @@
           </wp:inline>
         </w:drawing>
       </w:r>
-      <w:bookmarkStart w:id="0" w:name="_GoBack"/>
-      <w:bookmarkEnd w:id="0"/>
       <w:r>
         <w:rPr>
           <w:color w:val="auto"/>
@@ -10514,12 +10634,11 @@
           <w:sz w:val="24"/>
           <w:szCs w:val="24"/>
         </w:rPr>
-        <w:t xml:space="preserve">Nhóm chạy thử với một khách nữ, 30 tuổi, ở TP.HCM, thanh toán COD, mua </w:t>
+        <w:t xml:space="preserve">Nhóm chạy thử với một khách nữ, 30 tuổi, ở TP.HCM, thanh toán COD, mua sản phẩm nhóm </w:t>
       </w:r>
       <w:r>
         <w:rPr>
           <w:b/>
-          <w:bCs/>
           <w:sz w:val="24"/>
           <w:szCs w:val="24"/>
         </w:rPr>
@@ -10530,7 +10649,7 @@
           <w:sz w:val="24"/>
           <w:szCs w:val="24"/>
         </w:rPr>
-        <w:t xml:space="preserve"> (đơn giá 90.000 VND, đánh giá 4,75), chỉ thay đổi số lượng:</w:t>
+        <w:t xml:space="preserve"> (đánh giá 4,75), chỉ thay đổi số lượng. Vì mô hình phân loại dùng số lượng và nhóm sản phẩm (không dùng đơn giá), xác suất đơn giá trị cao thay đổi theo số lượng:</w:t>
       </w:r>
     </w:p>
     <w:tbl>
@@ -10551,9 +10670,8 @@
         <w:tblLook w:val="04A0" w:firstRow="1" w:lastRow="0" w:firstColumn="1" w:lastColumn="0" w:noHBand="0" w:noVBand="1"/>
       </w:tblPr>
       <w:tblGrid>
-        <w:gridCol w:w="2000"/>
-        <w:gridCol w:w="3513"/>
-        <w:gridCol w:w="3513"/>
+        <w:gridCol w:w="3274"/>
+        <w:gridCol w:w="5752"/>
       </w:tblGrid>
       <w:tr>
         <w:trPr>
@@ -10575,6 +10693,7 @@
               <w:bottom w:w="60" w:type="dxa"/>
               <w:right w:w="100" w:type="dxa"/>
             </w:tcMar>
+            <w:hideMark/>
           </w:tcPr>
           <w:p>
             <w:pPr>
@@ -10610,6 +10729,7 @@
               <w:bottom w:w="60" w:type="dxa"/>
               <w:right w:w="100" w:type="dxa"/>
             </w:tcMar>
+            <w:hideMark/>
           </w:tcPr>
           <w:p>
             <w:pPr>
@@ -10625,41 +10745,6 @@
                 <w:sz w:val="24"/>
                 <w:szCs w:val="24"/>
               </w:rPr>
-              <w:t>Tổng tiền dự đoán</w:t>
-            </w:r>
-          </w:p>
-        </w:tc>
-        <w:tc>
-          <w:tcPr>
-            <w:tcW w:w="3513" w:type="dxa"/>
-            <w:tcBorders>
-              <w:top w:val="single" w:sz="4" w:space="0" w:color="999999"/>
-              <w:left w:val="single" w:sz="4" w:space="0" w:color="999999"/>
-              <w:bottom w:val="single" w:sz="4" w:space="0" w:color="999999"/>
-              <w:right w:val="single" w:sz="4" w:space="0" w:color="999999"/>
-            </w:tcBorders>
-            <w:shd w:val="clear" w:color="auto" w:fill="D9E2F3"/>
-            <w:tcMar>
-              <w:top w:w="60" w:type="dxa"/>
-              <w:left w:w="100" w:type="dxa"/>
-              <w:bottom w:w="60" w:type="dxa"/>
-              <w:right w:w="100" w:type="dxa"/>
-            </w:tcMar>
-          </w:tcPr>
-          <w:p>
-            <w:pPr>
-              <w:rPr>
-                <w:sz w:val="24"/>
-                <w:szCs w:val="24"/>
-              </w:rPr>
-            </w:pPr>
-            <w:r>
-              <w:rPr>
-                <w:b/>
-                <w:bCs/>
-                <w:sz w:val="24"/>
-                <w:szCs w:val="24"/>
-              </w:rPr>
               <w:t>Xác suất là đơn giá trị cao</w:t>
             </w:r>
           </w:p>
@@ -10681,6 +10766,7 @@
               <w:bottom w:w="60" w:type="dxa"/>
               <w:right w:w="100" w:type="dxa"/>
             </w:tcMar>
+            <w:hideMark/>
           </w:tcPr>
           <w:p>
             <w:pPr>
@@ -10713,38 +10799,7 @@
               <w:bottom w:w="60" w:type="dxa"/>
               <w:right w:w="100" w:type="dxa"/>
             </w:tcMar>
-          </w:tcPr>
-          <w:p>
-            <w:pPr>
-              <w:rPr>
-                <w:sz w:val="24"/>
-                <w:szCs w:val="24"/>
-              </w:rPr>
-            </w:pPr>
-            <w:r>
-              <w:rPr>
-                <w:sz w:val="24"/>
-                <w:szCs w:val="24"/>
-              </w:rPr>
-              <w:t>≈ 90.700 VND</w:t>
-            </w:r>
-          </w:p>
-        </w:tc>
-        <w:tc>
-          <w:tcPr>
-            <w:tcW w:w="3513" w:type="dxa"/>
-            <w:tcBorders>
-              <w:top w:val="single" w:sz="4" w:space="0" w:color="999999"/>
-              <w:left w:val="single" w:sz="4" w:space="0" w:color="999999"/>
-              <w:bottom w:val="single" w:sz="4" w:space="0" w:color="999999"/>
-              <w:right w:val="single" w:sz="4" w:space="0" w:color="999999"/>
-            </w:tcBorders>
-            <w:tcMar>
-              <w:top w:w="60" w:type="dxa"/>
-              <w:left w:w="100" w:type="dxa"/>
-              <w:bottom w:w="60" w:type="dxa"/>
-              <w:right w:w="100" w:type="dxa"/>
-            </w:tcMar>
+            <w:hideMark/>
           </w:tcPr>
           <w:p>
             <w:pPr>
@@ -10779,6 +10834,7 @@
               <w:bottom w:w="60" w:type="dxa"/>
               <w:right w:w="100" w:type="dxa"/>
             </w:tcMar>
+            <w:hideMark/>
           </w:tcPr>
           <w:p>
             <w:pPr>
@@ -10811,38 +10867,7 @@
               <w:bottom w:w="60" w:type="dxa"/>
               <w:right w:w="100" w:type="dxa"/>
             </w:tcMar>
-          </w:tcPr>
-          <w:p>
-            <w:pPr>
-              <w:rPr>
-                <w:sz w:val="24"/>
-                <w:szCs w:val="24"/>
-              </w:rPr>
-            </w:pPr>
-            <w:r>
-              <w:rPr>
-                <w:sz w:val="24"/>
-                <w:szCs w:val="24"/>
-              </w:rPr>
-              <w:t>≈ 178.200 VND</w:t>
-            </w:r>
-          </w:p>
-        </w:tc>
-        <w:tc>
-          <w:tcPr>
-            <w:tcW w:w="3513" w:type="dxa"/>
-            <w:tcBorders>
-              <w:top w:val="single" w:sz="4" w:space="0" w:color="999999"/>
-              <w:left w:val="single" w:sz="4" w:space="0" w:color="999999"/>
-              <w:bottom w:val="single" w:sz="4" w:space="0" w:color="999999"/>
-              <w:right w:val="single" w:sz="4" w:space="0" w:color="999999"/>
-            </w:tcBorders>
-            <w:tcMar>
-              <w:top w:w="60" w:type="dxa"/>
-              <w:left w:w="100" w:type="dxa"/>
-              <w:bottom w:w="60" w:type="dxa"/>
-              <w:right w:w="100" w:type="dxa"/>
-            </w:tcMar>
+            <w:hideMark/>
           </w:tcPr>
           <w:p>
             <w:pPr>
@@ -10877,6 +10902,7 @@
               <w:bottom w:w="60" w:type="dxa"/>
               <w:right w:w="100" w:type="dxa"/>
             </w:tcMar>
+            <w:hideMark/>
           </w:tcPr>
           <w:p>
             <w:pPr>
@@ -10909,38 +10935,7 @@
               <w:bottom w:w="60" w:type="dxa"/>
               <w:right w:w="100" w:type="dxa"/>
             </w:tcMar>
-          </w:tcPr>
-          <w:p>
-            <w:pPr>
-              <w:rPr>
-                <w:sz w:val="24"/>
-                <w:szCs w:val="24"/>
-              </w:rPr>
-            </w:pPr>
-            <w:r>
-              <w:rPr>
-                <w:sz w:val="24"/>
-                <w:szCs w:val="24"/>
-              </w:rPr>
-              <w:t>≈ 265.800 VND</w:t>
-            </w:r>
-          </w:p>
-        </w:tc>
-        <w:tc>
-          <w:tcPr>
-            <w:tcW w:w="3513" w:type="dxa"/>
-            <w:tcBorders>
-              <w:top w:val="single" w:sz="4" w:space="0" w:color="999999"/>
-              <w:left w:val="single" w:sz="4" w:space="0" w:color="999999"/>
-              <w:bottom w:val="single" w:sz="4" w:space="0" w:color="999999"/>
-              <w:right w:val="single" w:sz="4" w:space="0" w:color="999999"/>
-            </w:tcBorders>
-            <w:tcMar>
-              <w:top w:w="60" w:type="dxa"/>
-              <w:left w:w="100" w:type="dxa"/>
-              <w:bottom w:w="60" w:type="dxa"/>
-              <w:right w:w="100" w:type="dxa"/>
-            </w:tcMar>
+            <w:hideMark/>
           </w:tcPr>
           <w:p>
             <w:pPr>
@@ -10983,7 +10978,7 @@
           <w:szCs w:val="24"/>
         </w:rPr>
         <w:lastRenderedPageBreak/>
-        <w:t>Khi tăng số lượng, cả tổng tiền và xác suất đơn giá trị cao đều tăng rõ rệt. Điều này hợp lý và khớp với dữ liệu thật (xem phần 3.4).</w:t>
+        <w:t>Khi tăng số lượng, xác suất đơn giá trị cao tăng rõ rệt. Điều này hợp lý và khớp với dữ liệu thật (xem phần 3.4). Phần giá sản phẩm do mô hình Regression dự đoán không phụ thuộc vào số lượng; ví dụ mô hình lưu trong notebook dự đoán sản phẩm Kem đánh răng, thương hiệu Colgate, Rating 4,8 có giá khoảng 67.315 VND.</w:t>
       </w:r>
     </w:p>
     <w:p>
@@ -11093,6 +11088,7 @@
               <w:bottom w:w="60" w:type="dxa"/>
               <w:right w:w="100" w:type="dxa"/>
             </w:tcMar>
+            <w:hideMark/>
           </w:tcPr>
           <w:p>
             <w:pPr>
@@ -11128,6 +11124,7 @@
               <w:bottom w:w="60" w:type="dxa"/>
               <w:right w:w="100" w:type="dxa"/>
             </w:tcMar>
+            <w:hideMark/>
           </w:tcPr>
           <w:p>
             <w:pPr>
@@ -11163,6 +11160,7 @@
               <w:bottom w:w="60" w:type="dxa"/>
               <w:right w:w="100" w:type="dxa"/>
             </w:tcMar>
+            <w:hideMark/>
           </w:tcPr>
           <w:p>
             <w:pPr>
@@ -11198,6 +11196,7 @@
               <w:bottom w:w="60" w:type="dxa"/>
               <w:right w:w="100" w:type="dxa"/>
             </w:tcMar>
+            <w:hideMark/>
           </w:tcPr>
           <w:p>
             <w:pPr>
@@ -11234,6 +11233,7 @@
               <w:bottom w:w="60" w:type="dxa"/>
               <w:right w:w="100" w:type="dxa"/>
             </w:tcMar>
+            <w:hideMark/>
           </w:tcPr>
           <w:p>
             <w:pPr>
@@ -11266,6 +11266,7 @@
               <w:bottom w:w="60" w:type="dxa"/>
               <w:right w:w="100" w:type="dxa"/>
             </w:tcMar>
+            <w:hideMark/>
           </w:tcPr>
           <w:p>
             <w:pPr>
@@ -11298,6 +11299,7 @@
               <w:bottom w:w="60" w:type="dxa"/>
               <w:right w:w="100" w:type="dxa"/>
             </w:tcMar>
+            <w:hideMark/>
           </w:tcPr>
           <w:p>
             <w:pPr>
@@ -11330,6 +11332,7 @@
               <w:bottom w:w="60" w:type="dxa"/>
               <w:right w:w="100" w:type="dxa"/>
             </w:tcMar>
+            <w:hideMark/>
           </w:tcPr>
           <w:p>
             <w:pPr>
@@ -11364,6 +11367,7 @@
               <w:bottom w:w="60" w:type="dxa"/>
               <w:right w:w="100" w:type="dxa"/>
             </w:tcMar>
+            <w:hideMark/>
           </w:tcPr>
           <w:p>
             <w:pPr>
@@ -11396,6 +11400,7 @@
               <w:bottom w:w="60" w:type="dxa"/>
               <w:right w:w="100" w:type="dxa"/>
             </w:tcMar>
+            <w:hideMark/>
           </w:tcPr>
           <w:p>
             <w:pPr>
@@ -11428,6 +11433,7 @@
               <w:bottom w:w="60" w:type="dxa"/>
               <w:right w:w="100" w:type="dxa"/>
             </w:tcMar>
+            <w:hideMark/>
           </w:tcPr>
           <w:p>
             <w:pPr>
@@ -11460,6 +11466,7 @@
               <w:bottom w:w="60" w:type="dxa"/>
               <w:right w:w="100" w:type="dxa"/>
             </w:tcMar>
+            <w:hideMark/>
           </w:tcPr>
           <w:p>
             <w:pPr>
@@ -11494,6 +11501,7 @@
               <w:bottom w:w="60" w:type="dxa"/>
               <w:right w:w="100" w:type="dxa"/>
             </w:tcMar>
+            <w:hideMark/>
           </w:tcPr>
           <w:p>
             <w:pPr>
@@ -11526,6 +11534,7 @@
               <w:bottom w:w="60" w:type="dxa"/>
               <w:right w:w="100" w:type="dxa"/>
             </w:tcMar>
+            <w:hideMark/>
           </w:tcPr>
           <w:p>
             <w:pPr>
@@ -11558,6 +11567,7 @@
               <w:bottom w:w="60" w:type="dxa"/>
               <w:right w:w="100" w:type="dxa"/>
             </w:tcMar>
+            <w:hideMark/>
           </w:tcPr>
           <w:p>
             <w:pPr>
@@ -11590,6 +11600,7 @@
               <w:bottom w:w="60" w:type="dxa"/>
               <w:right w:w="100" w:type="dxa"/>
             </w:tcMar>
+            <w:hideMark/>
           </w:tcPr>
           <w:p>
             <w:pPr>
@@ -11624,6 +11635,7 @@
               <w:bottom w:w="60" w:type="dxa"/>
               <w:right w:w="100" w:type="dxa"/>
             </w:tcMar>
+            <w:hideMark/>
           </w:tcPr>
           <w:p>
             <w:pPr>
@@ -11656,6 +11668,7 @@
               <w:bottom w:w="60" w:type="dxa"/>
               <w:right w:w="100" w:type="dxa"/>
             </w:tcMar>
+            <w:hideMark/>
           </w:tcPr>
           <w:p>
             <w:pPr>
@@ -11688,6 +11701,7 @@
               <w:bottom w:w="60" w:type="dxa"/>
               <w:right w:w="100" w:type="dxa"/>
             </w:tcMar>
+            <w:hideMark/>
           </w:tcPr>
           <w:p>
             <w:pPr>
@@ -11720,6 +11734,7 @@
               <w:bottom w:w="60" w:type="dxa"/>
               <w:right w:w="100" w:type="dxa"/>
             </w:tcMar>
+            <w:hideMark/>
           </w:tcPr>
           <w:p>
             <w:pPr>
@@ -11754,6 +11769,7 @@
               <w:bottom w:w="60" w:type="dxa"/>
               <w:right w:w="100" w:type="dxa"/>
             </w:tcMar>
+            <w:hideMark/>
           </w:tcPr>
           <w:p>
             <w:pPr>
@@ -11786,6 +11802,7 @@
               <w:bottom w:w="60" w:type="dxa"/>
               <w:right w:w="100" w:type="dxa"/>
             </w:tcMar>
+            <w:hideMark/>
           </w:tcPr>
           <w:p>
             <w:pPr>
@@ -11818,6 +11835,7 @@
               <w:bottom w:w="60" w:type="dxa"/>
               <w:right w:w="100" w:type="dxa"/>
             </w:tcMar>
+            <w:hideMark/>
           </w:tcPr>
           <w:p>
             <w:pPr>
@@ -11850,6 +11868,7 @@
               <w:bottom w:w="60" w:type="dxa"/>
               <w:right w:w="100" w:type="dxa"/>
             </w:tcMar>
+            <w:hideMark/>
           </w:tcPr>
           <w:p>
             <w:pPr>
@@ -12017,6 +12036,7 @@
               <w:bottom w:w="60" w:type="dxa"/>
               <w:right w:w="100" w:type="dxa"/>
             </w:tcMar>
+            <w:hideMark/>
           </w:tcPr>
           <w:p>
             <w:pPr>
@@ -12052,6 +12072,7 @@
               <w:bottom w:w="60" w:type="dxa"/>
               <w:right w:w="100" w:type="dxa"/>
             </w:tcMar>
+            <w:hideMark/>
           </w:tcPr>
           <w:p>
             <w:pPr>
@@ -12088,6 +12109,7 @@
               <w:bottom w:w="60" w:type="dxa"/>
               <w:right w:w="100" w:type="dxa"/>
             </w:tcMar>
+            <w:hideMark/>
           </w:tcPr>
           <w:p>
             <w:pPr>
@@ -12120,6 +12142,7 @@
               <w:bottom w:w="60" w:type="dxa"/>
               <w:right w:w="100" w:type="dxa"/>
             </w:tcMar>
+            <w:hideMark/>
           </w:tcPr>
           <w:p>
             <w:pPr>
@@ -12152,6 +12175,7 @@
               <w:bottom w:w="60" w:type="dxa"/>
               <w:right w:w="100" w:type="dxa"/>
             </w:tcMar>
+            <w:hideMark/>
           </w:tcPr>
           <w:p>
             <w:pPr>
@@ -12186,6 +12210,7 @@
               <w:bottom w:w="60" w:type="dxa"/>
               <w:right w:w="100" w:type="dxa"/>
             </w:tcMar>
+            <w:hideMark/>
           </w:tcPr>
           <w:p>
             <w:pPr>
@@ -12218,6 +12243,7 @@
               <w:bottom w:w="60" w:type="dxa"/>
               <w:right w:w="100" w:type="dxa"/>
             </w:tcMar>
+            <w:hideMark/>
           </w:tcPr>
           <w:p>
             <w:pPr>
@@ -12250,6 +12276,7 @@
               <w:bottom w:w="60" w:type="dxa"/>
               <w:right w:w="100" w:type="dxa"/>
             </w:tcMar>
+            <w:hideMark/>
           </w:tcPr>
           <w:p>
             <w:pPr>
@@ -12284,6 +12311,7 @@
               <w:bottom w:w="60" w:type="dxa"/>
               <w:right w:w="100" w:type="dxa"/>
             </w:tcMar>
+            <w:hideMark/>
           </w:tcPr>
           <w:p>
             <w:pPr>
@@ -12316,6 +12344,7 @@
               <w:bottom w:w="60" w:type="dxa"/>
               <w:right w:w="100" w:type="dxa"/>
             </w:tcMar>
+            <w:hideMark/>
           </w:tcPr>
           <w:p>
             <w:pPr>
@@ -12348,6 +12377,7 @@
               <w:bottom w:w="60" w:type="dxa"/>
               <w:right w:w="100" w:type="dxa"/>
             </w:tcMar>
+            <w:hideMark/>
           </w:tcPr>
           <w:p>
             <w:pPr>
@@ -12382,6 +12412,7 @@
               <w:bottom w:w="60" w:type="dxa"/>
               <w:right w:w="100" w:type="dxa"/>
             </w:tcMar>
+            <w:hideMark/>
           </w:tcPr>
           <w:p>
             <w:pPr>
@@ -12414,6 +12445,7 @@
               <w:bottom w:w="60" w:type="dxa"/>
               <w:right w:w="100" w:type="dxa"/>
             </w:tcMar>
+            <w:hideMark/>
           </w:tcPr>
           <w:p>
             <w:pPr>
@@ -12446,6 +12478,7 @@
               <w:bottom w:w="60" w:type="dxa"/>
               <w:right w:w="100" w:type="dxa"/>
             </w:tcMar>
+            <w:hideMark/>
           </w:tcPr>
           <w:p>
             <w:pPr>
@@ -12480,6 +12513,7 @@
               <w:bottom w:w="60" w:type="dxa"/>
               <w:right w:w="100" w:type="dxa"/>
             </w:tcMar>
+            <w:hideMark/>
           </w:tcPr>
           <w:p>
             <w:pPr>
@@ -12512,6 +12546,7 @@
               <w:bottom w:w="60" w:type="dxa"/>
               <w:right w:w="100" w:type="dxa"/>
             </w:tcMar>
+            <w:hideMark/>
           </w:tcPr>
           <w:p>
             <w:pPr>
@@ -12544,6 +12579,7 @@
               <w:bottom w:w="60" w:type="dxa"/>
               <w:right w:w="100" w:type="dxa"/>
             </w:tcMar>
+            <w:hideMark/>
           </w:tcPr>
           <w:p>
             <w:pPr>
@@ -12578,6 +12614,7 @@
               <w:bottom w:w="60" w:type="dxa"/>
               <w:right w:w="100" w:type="dxa"/>
             </w:tcMar>
+            <w:hideMark/>
           </w:tcPr>
           <w:p>
             <w:pPr>
@@ -12610,6 +12647,7 @@
               <w:bottom w:w="60" w:type="dxa"/>
               <w:right w:w="100" w:type="dxa"/>
             </w:tcMar>
+            <w:hideMark/>
           </w:tcPr>
           <w:p>
             <w:pPr>
@@ -12642,6 +12680,7 @@
               <w:bottom w:w="60" w:type="dxa"/>
               <w:right w:w="100" w:type="dxa"/>
             </w:tcMar>
+            <w:hideMark/>
           </w:tcPr>
           <w:p>
             <w:pPr>
@@ -12757,7 +12796,7 @@
         <w:pStyle w:val="ListParagraph"/>
         <w:numPr>
           <w:ilvl w:val="0"/>
-          <w:numId w:val="6"/>
+          <w:numId w:val="10"/>
         </w:numPr>
         <w:spacing w:after="60"/>
         <w:rPr>
@@ -12778,7 +12817,7 @@
         <w:pStyle w:val="ListParagraph"/>
         <w:numPr>
           <w:ilvl w:val="0"/>
-          <w:numId w:val="6"/>
+          <w:numId w:val="10"/>
         </w:numPr>
         <w:spacing w:after="60"/>
         <w:rPr>
@@ -12799,7 +12838,7 @@
         <w:pStyle w:val="ListParagraph"/>
         <w:numPr>
           <w:ilvl w:val="0"/>
-          <w:numId w:val="6"/>
+          <w:numId w:val="10"/>
         </w:numPr>
         <w:spacing w:after="60"/>
         <w:rPr>
@@ -12874,6 +12913,7 @@
               <w:bottom w:w="60" w:type="dxa"/>
               <w:right w:w="100" w:type="dxa"/>
             </w:tcMar>
+            <w:hideMark/>
           </w:tcPr>
           <w:p>
             <w:pPr>
@@ -12909,6 +12949,7 @@
               <w:bottom w:w="60" w:type="dxa"/>
               <w:right w:w="100" w:type="dxa"/>
             </w:tcMar>
+            <w:hideMark/>
           </w:tcPr>
           <w:p>
             <w:pPr>
@@ -12944,6 +12985,7 @@
               <w:bottom w:w="60" w:type="dxa"/>
               <w:right w:w="100" w:type="dxa"/>
             </w:tcMar>
+            <w:hideMark/>
           </w:tcPr>
           <w:p>
             <w:pPr>
@@ -12979,6 +13021,7 @@
               <w:bottom w:w="60" w:type="dxa"/>
               <w:right w:w="100" w:type="dxa"/>
             </w:tcMar>
+            <w:hideMark/>
           </w:tcPr>
           <w:p>
             <w:pPr>
@@ -13014,6 +13057,7 @@
               <w:bottom w:w="60" w:type="dxa"/>
               <w:right w:w="100" w:type="dxa"/>
             </w:tcMar>
+            <w:hideMark/>
           </w:tcPr>
           <w:p>
             <w:pPr>
@@ -13050,6 +13094,7 @@
               <w:bottom w:w="60" w:type="dxa"/>
               <w:right w:w="100" w:type="dxa"/>
             </w:tcMar>
+            <w:hideMark/>
           </w:tcPr>
           <w:p>
             <w:pPr>
@@ -13082,6 +13127,7 @@
               <w:bottom w:w="60" w:type="dxa"/>
               <w:right w:w="100" w:type="dxa"/>
             </w:tcMar>
+            <w:hideMark/>
           </w:tcPr>
           <w:p>
             <w:pPr>
@@ -13114,6 +13160,7 @@
               <w:bottom w:w="60" w:type="dxa"/>
               <w:right w:w="100" w:type="dxa"/>
             </w:tcMar>
+            <w:hideMark/>
           </w:tcPr>
           <w:p>
             <w:pPr>
@@ -13146,6 +13193,7 @@
               <w:bottom w:w="60" w:type="dxa"/>
               <w:right w:w="100" w:type="dxa"/>
             </w:tcMar>
+            <w:hideMark/>
           </w:tcPr>
           <w:p>
             <w:pPr>
@@ -13178,6 +13226,7 @@
               <w:bottom w:w="60" w:type="dxa"/>
               <w:right w:w="100" w:type="dxa"/>
             </w:tcMar>
+            <w:hideMark/>
           </w:tcPr>
           <w:p>
             <w:pPr>
@@ -13212,6 +13261,7 @@
               <w:bottom w:w="60" w:type="dxa"/>
               <w:right w:w="100" w:type="dxa"/>
             </w:tcMar>
+            <w:hideMark/>
           </w:tcPr>
           <w:p>
             <w:pPr>
@@ -13244,6 +13294,7 @@
               <w:bottom w:w="60" w:type="dxa"/>
               <w:right w:w="100" w:type="dxa"/>
             </w:tcMar>
+            <w:hideMark/>
           </w:tcPr>
           <w:p>
             <w:pPr>
@@ -13276,6 +13327,7 @@
               <w:bottom w:w="60" w:type="dxa"/>
               <w:right w:w="100" w:type="dxa"/>
             </w:tcMar>
+            <w:hideMark/>
           </w:tcPr>
           <w:p>
             <w:pPr>
@@ -13308,6 +13360,7 @@
               <w:bottom w:w="60" w:type="dxa"/>
               <w:right w:w="100" w:type="dxa"/>
             </w:tcMar>
+            <w:hideMark/>
           </w:tcPr>
           <w:p>
             <w:pPr>
@@ -13340,6 +13393,7 @@
               <w:bottom w:w="60" w:type="dxa"/>
               <w:right w:w="100" w:type="dxa"/>
             </w:tcMar>
+            <w:hideMark/>
           </w:tcPr>
           <w:p>
             <w:pPr>
@@ -13374,6 +13428,7 @@
               <w:bottom w:w="60" w:type="dxa"/>
               <w:right w:w="100" w:type="dxa"/>
             </w:tcMar>
+            <w:hideMark/>
           </w:tcPr>
           <w:p>
             <w:pPr>
@@ -13406,6 +13461,7 @@
               <w:bottom w:w="60" w:type="dxa"/>
               <w:right w:w="100" w:type="dxa"/>
             </w:tcMar>
+            <w:hideMark/>
           </w:tcPr>
           <w:p>
             <w:pPr>
@@ -13438,6 +13494,7 @@
               <w:bottom w:w="60" w:type="dxa"/>
               <w:right w:w="100" w:type="dxa"/>
             </w:tcMar>
+            <w:hideMark/>
           </w:tcPr>
           <w:p>
             <w:pPr>
@@ -13470,6 +13527,7 @@
               <w:bottom w:w="60" w:type="dxa"/>
               <w:right w:w="100" w:type="dxa"/>
             </w:tcMar>
+            <w:hideMark/>
           </w:tcPr>
           <w:p>
             <w:pPr>
@@ -13502,6 +13560,7 @@
               <w:bottom w:w="60" w:type="dxa"/>
               <w:right w:w="100" w:type="dxa"/>
             </w:tcMar>
+            <w:hideMark/>
           </w:tcPr>
           <w:p>
             <w:pPr>
@@ -13535,7 +13594,7 @@
         <w:pStyle w:val="ListParagraph"/>
         <w:numPr>
           <w:ilvl w:val="0"/>
-          <w:numId w:val="6"/>
+          <w:numId w:val="10"/>
         </w:numPr>
         <w:spacing w:after="60"/>
         <w:rPr>
@@ -13597,7 +13656,7 @@
         <w:pStyle w:val="ListParagraph"/>
         <w:numPr>
           <w:ilvl w:val="0"/>
-          <w:numId w:val="6"/>
+          <w:numId w:val="10"/>
         </w:numPr>
         <w:spacing w:after="60"/>
         <w:rPr>
@@ -13661,7 +13720,7 @@
         <w:pStyle w:val="ListParagraph"/>
         <w:numPr>
           <w:ilvl w:val="0"/>
-          <w:numId w:val="6"/>
+          <w:numId w:val="10"/>
         </w:numPr>
         <w:spacing w:after="60"/>
         <w:rPr>
@@ -13698,7 +13757,7 @@
         <w:pStyle w:val="ListParagraph"/>
         <w:numPr>
           <w:ilvl w:val="0"/>
-          <w:numId w:val="6"/>
+          <w:numId w:val="10"/>
         </w:numPr>
         <w:spacing w:after="60"/>
         <w:rPr>
@@ -13711,22 +13770,7 @@
           <w:sz w:val="24"/>
           <w:szCs w:val="24"/>
         </w:rPr>
-        <w:t xml:space="preserve">Mô hình Regression là mô hình tuyến tính nên với đơn giá và số lượng rất thấp (ví dụ băng vệ sinh, mua 1 sản phẩm) có thể dự đoán ra số âm. Ứng dụng đã xử lý bằng </w:t>
-      </w:r>
-      <w:r>
-        <w:rPr>
-          <w:rFonts w:eastAsia="Consolas"/>
-          <w:sz w:val="24"/>
-          <w:szCs w:val="24"/>
-        </w:rPr>
-        <w:t>max(0, …)</w:t>
-      </w:r>
-      <w:r>
-        <w:rPr>
-          <w:sz w:val="24"/>
-          <w:szCs w:val="24"/>
-        </w:rPr>
-        <w:t xml:space="preserve"> để đưa về 0.</w:t>
+        <w:t>Mô hình Regression chỉ dựa trên nhóm sản phẩm, thương hiệu và điểm đánh giá nên có sai số khá lớn (RMSE khoảng 48.444 VND), chỉ dùng làm giá tham khảo. Ở tập test mô hình không dự đoán ra giá âm, nhưng ứng dụng vẫn dùng max(0, ...) để phòng trường hợp ngoại lệ.</w:t>
       </w:r>
     </w:p>
     <w:p>
@@ -13734,7 +13778,7 @@
         <w:pStyle w:val="ListParagraph"/>
         <w:numPr>
           <w:ilvl w:val="0"/>
-          <w:numId w:val="6"/>
+          <w:numId w:val="10"/>
         </w:numPr>
         <w:spacing w:after="60"/>
         <w:rPr>
@@ -13747,7 +13791,7 @@
           <w:sz w:val="24"/>
           <w:szCs w:val="24"/>
         </w:rPr>
-        <w:t>Mô hình phân loại không dùng đơn giá làm đầu vào, mà dùng số lượng và nhóm sản phẩm.</w:t>
+        <w:t>Mô hình phân loại không dùng đơn giá làm đầu vào, mà dùng số lượng và nhóm sản phẩm. Hai mô hình trên giao diện (giá sản phẩm và loại đơn) độc lập với nhau.</w:t>
       </w:r>
     </w:p>
     <w:p>
@@ -13755,7 +13799,7 @@
         <w:pStyle w:val="ListParagraph"/>
         <w:numPr>
           <w:ilvl w:val="0"/>
-          <w:numId w:val="6"/>
+          <w:numId w:val="10"/>
         </w:numPr>
         <w:spacing w:after="60"/>
         <w:rPr>
@@ -13778,6 +13822,9 @@
           <w:ilvl w:val="0"/>
           <w:numId w:val="0"/>
         </w:numPr>
+        <w:tabs>
+          <w:tab w:val="left" w:pos="720"/>
+        </w:tabs>
         <w:spacing w:after="120" w:line="312" w:lineRule="auto"/>
         <w:ind w:left="360" w:hanging="360"/>
         <w:rPr>
@@ -13797,6 +13844,7 @@
         </w:rPr>
       </w:pPr>
     </w:p>
+    <w:p/>
     <w:sectPr>
       <w:pgSz w:w="11906" w:h="16838"/>
       <w:pgMar w:top="1440" w:right="1440" w:bottom="1440" w:left="1440" w:header="708" w:footer="708" w:gutter="0"/>
@@ -14129,6 +14177,29 @@
       <w:startOverride w:val="1"/>
     </w:lvlOverride>
   </w:num>
+  <w:num w:numId="7">
+    <w:abstractNumId w:val="1"/>
+  </w:num>
+  <w:num w:numId="8">
+    <w:abstractNumId w:val="4"/>
+  </w:num>
+  <w:num w:numId="9">
+    <w:abstractNumId w:val="5"/>
+    <w:lvlOverride w:ilvl="0">
+      <w:startOverride w:val="1"/>
+    </w:lvlOverride>
+    <w:lvlOverride w:ilvl="1"/>
+    <w:lvlOverride w:ilvl="2"/>
+    <w:lvlOverride w:ilvl="3"/>
+    <w:lvlOverride w:ilvl="4"/>
+    <w:lvlOverride w:ilvl="5"/>
+    <w:lvlOverride w:ilvl="6"/>
+    <w:lvlOverride w:ilvl="7"/>
+    <w:lvlOverride w:ilvl="8"/>
+  </w:num>
+  <w:num w:numId="10">
+    <w:abstractNumId w:val="2"/>
+  </w:num>
 </w:numbering>
 </file>
 
@@ -14147,9 +14218,9 @@
   </w:docDefaults>
   <w:latentStyles w:defLockedState="0" w:defUIPriority="99" w:defSemiHidden="1" w:defUnhideWhenUsed="1" w:defQFormat="0" w:count="267">
     <w:lsdException w:name="Normal" w:semiHidden="0" w:uiPriority="0" w:unhideWhenUsed="0" w:qFormat="1"/>
-    <w:lsdException w:name="heading 1" w:semiHidden="0" w:uiPriority="9" w:unhideWhenUsed="0" w:qFormat="1"/>
-    <w:lsdException w:name="heading 2" w:uiPriority="9" w:qFormat="1"/>
-    <w:lsdException w:name="heading 3" w:uiPriority="9" w:qFormat="1"/>
+    <w:lsdException w:name="heading 1" w:semiHidden="0" w:uiPriority="0" w:unhideWhenUsed="0" w:qFormat="1"/>
+    <w:lsdException w:name="heading 2" w:uiPriority="0" w:qFormat="1"/>
+    <w:lsdException w:name="heading 3" w:uiPriority="0" w:qFormat="1"/>
     <w:lsdException w:name="heading 4" w:uiPriority="9" w:qFormat="1"/>
     <w:lsdException w:name="heading 5" w:uiPriority="9" w:qFormat="1"/>
     <w:lsdException w:name="heading 6" w:uiPriority="9" w:qFormat="1"/>
@@ -14290,6 +14361,7 @@
   </w:style>
   <w:style w:type="paragraph" w:styleId="Heading1">
     <w:name w:val="heading 1"/>
+    <w:link w:val="Heading1Char"/>
     <w:qFormat/>
     <w:rsid w:val="00B10410"/>
     <w:pPr>
@@ -14307,6 +14379,7 @@
   </w:style>
   <w:style w:type="paragraph" w:styleId="Heading2">
     <w:name w:val="heading 2"/>
+    <w:link w:val="Heading2Char"/>
     <w:qFormat/>
     <w:pPr>
       <w:outlineLvl w:val="1"/>
@@ -14317,6 +14390,7 @@
   </w:style>
   <w:style w:type="paragraph" w:styleId="Heading3">
     <w:name w:val="heading 3"/>
+    <w:link w:val="Heading3Char"/>
     <w:qFormat/>
     <w:pPr>
       <w:outlineLvl w:val="2"/>
@@ -14566,6 +14640,51 @@
       <w:szCs w:val="22"/>
     </w:rPr>
   </w:style>
+  <w:style w:type="character" w:customStyle="1" w:styleId="Heading1Char">
+    <w:name w:val="Heading 1 Char"/>
+    <w:basedOn w:val="DefaultParagraphFont"/>
+    <w:link w:val="Heading1"/>
+    <w:rsid w:val="00BD702E"/>
+    <w:rPr>
+      <w:b/>
+      <w:bCs/>
+      <w:color w:val="000000"/>
+      <w:sz w:val="24"/>
+      <w:szCs w:val="24"/>
+    </w:rPr>
+  </w:style>
+  <w:style w:type="character" w:customStyle="1" w:styleId="Heading2Char">
+    <w:name w:val="Heading 2 Char"/>
+    <w:basedOn w:val="DefaultParagraphFont"/>
+    <w:link w:val="Heading2"/>
+    <w:rsid w:val="00BD702E"/>
+    <w:rPr>
+      <w:color w:val="2E74B5"/>
+    </w:rPr>
+  </w:style>
+  <w:style w:type="character" w:customStyle="1" w:styleId="Heading3Char">
+    <w:name w:val="Heading 3 Char"/>
+    <w:basedOn w:val="DefaultParagraphFont"/>
+    <w:link w:val="Heading3"/>
+    <w:rsid w:val="00BD702E"/>
+    <w:rPr>
+      <w:color w:val="1F4D78"/>
+      <w:sz w:val="24"/>
+      <w:szCs w:val="24"/>
+    </w:rPr>
+  </w:style>
+  <w:style w:type="character" w:styleId="FollowedHyperlink">
+    <w:name w:val="FollowedHyperlink"/>
+    <w:basedOn w:val="DefaultParagraphFont"/>
+    <w:uiPriority w:val="99"/>
+    <w:semiHidden/>
+    <w:unhideWhenUsed/>
+    <w:rsid w:val="00BD702E"/>
+    <w:rPr>
+      <w:color w:val="800080" w:themeColor="followedHyperlink"/>
+      <w:u w:val="single"/>
+    </w:rPr>
+  </w:style>
 </w:styles>
 </file>
 
@@ -14584,9 +14703,9 @@
   </w:docDefaults>
   <w:latentStyles w:defLockedState="0" w:defUIPriority="99" w:defSemiHidden="1" w:defUnhideWhenUsed="1" w:defQFormat="0" w:count="267">
     <w:lsdException w:name="Normal" w:semiHidden="0" w:uiPriority="0" w:unhideWhenUsed="0" w:qFormat="1"/>
-    <w:lsdException w:name="heading 1" w:semiHidden="0" w:uiPriority="9" w:unhideWhenUsed="0" w:qFormat="1"/>
-    <w:lsdException w:name="heading 2" w:uiPriority="9" w:qFormat="1"/>
-    <w:lsdException w:name="heading 3" w:uiPriority="9" w:qFormat="1"/>
+    <w:lsdException w:name="heading 1" w:semiHidden="0" w:uiPriority="0" w:unhideWhenUsed="0" w:qFormat="1"/>
+    <w:lsdException w:name="heading 2" w:uiPriority="0" w:qFormat="1"/>
+    <w:lsdException w:name="heading 3" w:uiPriority="0" w:qFormat="1"/>
     <w:lsdException w:name="heading 4" w:uiPriority="9" w:qFormat="1"/>
     <w:lsdException w:name="heading 5" w:uiPriority="9" w:qFormat="1"/>
     <w:lsdException w:name="heading 6" w:uiPriority="9" w:qFormat="1"/>
@@ -14727,6 +14846,7 @@
   </w:style>
   <w:style w:type="paragraph" w:styleId="Heading1">
     <w:name w:val="heading 1"/>
+    <w:link w:val="Heading1Char"/>
     <w:qFormat/>
     <w:rsid w:val="00B10410"/>
     <w:pPr>
@@ -14744,6 +14864,7 @@
   </w:style>
   <w:style w:type="paragraph" w:styleId="Heading2">
     <w:name w:val="heading 2"/>
+    <w:link w:val="Heading2Char"/>
     <w:qFormat/>
     <w:pPr>
       <w:outlineLvl w:val="1"/>
@@ -14754,6 +14875,7 @@
   </w:style>
   <w:style w:type="paragraph" w:styleId="Heading3">
     <w:name w:val="heading 3"/>
+    <w:link w:val="Heading3Char"/>
     <w:qFormat/>
     <w:pPr>
       <w:outlineLvl w:val="2"/>
@@ -15001,6 +15123,51 @@
       <w:rFonts w:cstheme="minorBidi"/>
       <w:color w:val="000000"/>
       <w:szCs w:val="22"/>
+    </w:rPr>
+  </w:style>
+  <w:style w:type="character" w:customStyle="1" w:styleId="Heading1Char">
+    <w:name w:val="Heading 1 Char"/>
+    <w:basedOn w:val="DefaultParagraphFont"/>
+    <w:link w:val="Heading1"/>
+    <w:rsid w:val="00BD702E"/>
+    <w:rPr>
+      <w:b/>
+      <w:bCs/>
+      <w:color w:val="000000"/>
+      <w:sz w:val="24"/>
+      <w:szCs w:val="24"/>
+    </w:rPr>
+  </w:style>
+  <w:style w:type="character" w:customStyle="1" w:styleId="Heading2Char">
+    <w:name w:val="Heading 2 Char"/>
+    <w:basedOn w:val="DefaultParagraphFont"/>
+    <w:link w:val="Heading2"/>
+    <w:rsid w:val="00BD702E"/>
+    <w:rPr>
+      <w:color w:val="2E74B5"/>
+    </w:rPr>
+  </w:style>
+  <w:style w:type="character" w:customStyle="1" w:styleId="Heading3Char">
+    <w:name w:val="Heading 3 Char"/>
+    <w:basedOn w:val="DefaultParagraphFont"/>
+    <w:link w:val="Heading3"/>
+    <w:rsid w:val="00BD702E"/>
+    <w:rPr>
+      <w:color w:val="1F4D78"/>
+      <w:sz w:val="24"/>
+      <w:szCs w:val="24"/>
+    </w:rPr>
+  </w:style>
+  <w:style w:type="character" w:styleId="FollowedHyperlink">
+    <w:name w:val="FollowedHyperlink"/>
+    <w:basedOn w:val="DefaultParagraphFont"/>
+    <w:uiPriority w:val="99"/>
+    <w:semiHidden/>
+    <w:unhideWhenUsed/>
+    <w:rsid w:val="00BD702E"/>
+    <w:rPr>
+      <w:color w:val="800080" w:themeColor="followedHyperlink"/>
+      <w:u w:val="single"/>
     </w:rPr>
   </w:style>
 </w:styles>
